--- a/examples/generated/ultimate_document.docx
+++ b/examples/generated/ultimate_document.docx
@@ -813,6 +813,7 @@
       </w:tr>
     </w:tbl>
     <w:sectPr w:val="nextPage">
+      <w:pgSz w:w="12240" w:h="15840"/>
       <w:pgMar w:top="720" w:bottom="720" w:left="1440" w:right="1440" w:header="720" w:footer="720" w:gutter="0"/>
       <w:headerReference w:type="default" r:id="rIdHeader1"/>
       <w:footerReference w:type="default" r:id="rIdFooter1"/>
@@ -919,7 +920,7 @@
 </file>
 
 <file path=word/numbering.xml><?xml version="1.0" encoding="utf-8"?>
-<w:numbering xmlns:w="http://schemas.openxmlformats.org/wordprocessingml/2006/main" xmlns:mc="http://schemas.openxmlformats.org/markup-compatibility/2006">
+<w:numbering xmlns:w="http://schemas.openxmlformats.org/wordprocessingml/2006/main" xmlns:mc="http://schemas.openxmlformats.org/markup-compatibility/2006" xmlns:w14="http://schemas.microsoft.com/office/word/2010/wordml" xmlns:w15="http://schemas.microsoft.com/office/word/2012/wordml" xmlns:w16se="http://schemas.microsoft.com/office/word/2015/wordml/symex" xmlns:w16cid="http://schemas.microsoft.com/office/word/2016/wordml/cid" xmlns:w16="http://schemas.microsoft.com/office/word/2018/wordml" xmlns:w16cex="http://schemas.microsoft.com/office/word/2018/wordml/cex" xmlns:w16sdtdh="http://schemas.microsoft.com/office/word/2020/wordml/sdtdatahash" xmlns:w16sdtfl="http://schemas.microsoft.com/office/word/2024/wordml/sdtformatlock" xmlns:w16du="http://schemas.microsoft.com/office/word/2023/wordml/word16du" xmlns:wp14="http://schemas.microsoft.com/office/word/2010/wordprocessingDrawing" mc:Ignorable="w14 w15 w16se w16cid w16 w16cex w16sdtdh w16sdtfl w16du wp14">
   <w:abstractNum w:abstractNumId="0">
     <w:lvl w:ilvl="0">
       <w:start w:val="1"/>
@@ -1137,32 +1138,11 @@
 </file>
 
 <file path=word/sources.xml><?xml version="1.0" encoding="UTF-8" standalone="yes"?>
-<Sources xmlns="http://schemas.openxmlformats.org/officeDocument/2006/bibliography" b:SelectedStyle="APA">
-  <Source>
-    <SourceType>Book</SourceType>
-    <Tag>gamma1994</Tag>
-    <Author>
-      <NameList>
-        <Person>
-          <First>Gamma,</First>
-          <Last>E.</Last>
-        </Person>
-        <Person>
-          <First>et</First>
-          <Last>al.</Last>
-        </Person>
-      </NameList>
-    </Author>
-    <Title>Design Patterns</Title>
-    <Year>1994</Year>
-    <Publisher>Addison-Wesley</Publisher>
-    <RefOrder>1</RefOrder>
-  </Source>
-</Sources>
+<Sources xmlns="http://schemas.openxmlformats.org/officeDocument/2006/bibliography" b:SelectedStyle="APA"><Source><SourceType>Book</SourceType><Tag>gamma1994</Tag><Author><NameList><Person><First>Gamma,</First><Last>E.</Last></Person><Person><First>et</First><Last>al.</Last></Person></NameList></Author><Title>Design Patterns</Title><Year>1994</Year><Publisher>Addison-Wesley</Publisher><RefOrder>1</RefOrder></Source></Sources>
 </file>
 
 <file path=word/styles.xml><?xml version="1.0" encoding="utf-8"?>
-<w:styles xmlns:w="http://schemas.openxmlformats.org/wordprocessingml/2006/main" xmlns:mc="http://schemas.openxmlformats.org/markup-compatibility/2006" xmlns:r="http://schemas.openxmlformats.org/officeDocument/2006/relationships" xmlns:w14="http://schemas.microsoft.com/office/word/2010/wordml" xmlns:w15="http://schemas.microsoft.com/office/word/2012/wordml" xmlns:w16cex="http://schemas.microsoft.com/office/word/2018/wordml/cex" xmlns:w16cid="http://schemas.microsoft.com/office/word/2016/wordml/cid" xmlns:w16="http://schemas.microsoft.com/office/word/2018/wordml" xmlns:w16du="http://schemas.microsoft.com/office/word/2023/wordml/word16du" xmlns:w16sdtdh="http://schemas.microsoft.com/office/word/2020/wordml/sdtdatahash" xmlns:w16sdtfl="http://schemas.microsoft.com/office/word/2024/wordml/sdtformatlock" xmlns:w16se="http://schemas.microsoft.com/office/word/2015/wordml/symex" mc:Ignorable="w14 w15 w16se w16cid w16 w16cex w16sdtdh w16sdtfl w16du">
+<w:styles xmlns:w="http://schemas.openxmlformats.org/wordprocessingml/2006/main" xmlns:mc="http://schemas.openxmlformats.org/markup-compatibility/2006" xmlns:r="http://schemas.openxmlformats.org/officeDocument/2006/relationships" xmlns:w14="http://schemas.microsoft.com/office/word/2010/wordml" xmlns:w15="http://schemas.microsoft.com/office/word/2012/wordml" xmlns:wp14="http://schemas.microsoft.com/office/word/2010/wordprocessingDrawing" xmlns:w16cex="http://schemas.microsoft.com/office/word/2018/wordml/cex" xmlns:w16cid="http://schemas.microsoft.com/office/word/2016/wordml/cid" xmlns:w16="http://schemas.microsoft.com/office/word/2018/wordml" xmlns:w16du="http://schemas.microsoft.com/office/word/2023/wordml/word16du" xmlns:w16sdtdh="http://schemas.microsoft.com/office/word/2020/wordml/sdtdatahash" xmlns:w16sdtfl="http://schemas.microsoft.com/office/word/2024/wordml/sdtformatlock" xmlns:w16se="http://schemas.microsoft.com/office/word/2015/wordml/symex" mc:Ignorable="w14 w15 w16se w16cid w16 w16cex w16sdtdh w16sdtfl w16du">
   <w:docDefaults>
     <w:rPrDefault>
       <w:rPr>
@@ -1816,11 +1796,142 @@
         <a:cs typeface="Noto Sans Arabic"/>
       </a:minorFont>
     </a:fontScheme>
-    <a:fmtScheme>
-      <a:fillStyleLst/>
-      <a:lnStyleLst/>
-      <a:effectStyleLst/>
-      <a:bgFillStyleLst/>
+    <a:fmtScheme name="Office">
+      <a:fillStyleLst>
+        <a:solidFill>
+          <a:schemeClr val="phClr"/>
+        </a:solidFill>
+        <a:gradFill rotWithShape="1">
+          <a:gsLst>
+            <a:gs pos="0">
+              <a:schemeClr val="phClr">
+                <a:lumMod val="110000"/>
+                <a:satMod val="105000"/>
+                <a:tint val="67000"/>
+              </a:schemeClr>
+            </a:gs>
+            <a:gs pos="50000">
+              <a:schemeClr val="phClr">
+                <a:lumMod val="105000"/>
+                <a:satMod val="103000"/>
+                <a:tint val="73000"/>
+              </a:schemeClr>
+            </a:gs>
+            <a:gs pos="100000">
+              <a:schemeClr val="phClr">
+                <a:lumMod val="105000"/>
+                <a:satMod val="109000"/>
+                <a:tint val="81000"/>
+              </a:schemeClr>
+            </a:gs>
+          </a:gsLst>
+          <a:lin ang="5400000" scaled="0"/>
+        </a:gradFill>
+        <a:gradFill rotWithShape="1">
+          <a:gsLst>
+            <a:gs pos="0">
+              <a:schemeClr val="phClr">
+                <a:satMod val="103000"/>
+                <a:lumMod val="102000"/>
+                <a:tint val="94000"/>
+              </a:schemeClr>
+            </a:gs>
+            <a:gs pos="50000">
+              <a:schemeClr val="phClr">
+                <a:satMod val="110000"/>
+                <a:lumMod val="100000"/>
+                <a:shade val="100000"/>
+              </a:schemeClr>
+            </a:gs>
+            <a:gs pos="100000">
+              <a:schemeClr val="phClr">
+                <a:lumMod val="99000"/>
+                <a:satMod val="120000"/>
+                <a:shade val="78000"/>
+              </a:schemeClr>
+            </a:gs>
+          </a:gsLst>
+          <a:lin ang="5400000" scaled="0"/>
+        </a:gradFill>
+      </a:fillStyleLst>
+      <a:lnStyleLst>
+        <a:ln w="12700" cap="flat" cmpd="sng" algn="ctr">
+          <a:solidFill>
+            <a:schemeClr val="phClr"/>
+          </a:solidFill>
+          <a:prstDash val="solid"/>
+          <a:miter lim="800000"/>
+        </a:ln>
+        <a:ln w="19050" cap="flat" cmpd="sng" algn="ctr">
+          <a:solidFill>
+            <a:schemeClr val="phClr"/>
+          </a:solidFill>
+          <a:prstDash val="solid"/>
+          <a:miter lim="800000"/>
+        </a:ln>
+        <a:ln w="25400" cap="flat" cmpd="sng" algn="ctr">
+          <a:solidFill>
+            <a:schemeClr val="phClr"/>
+          </a:solidFill>
+          <a:prstDash val="solid"/>
+          <a:miter lim="800000"/>
+        </a:ln>
+      </a:lnStyleLst>
+      <a:effectStyleLst>
+        <a:effectStyle>
+          <a:effectLst/>
+        </a:effectStyle>
+        <a:effectStyle>
+          <a:effectLst/>
+        </a:effectStyle>
+        <a:effectStyle>
+          <a:effectLst>
+            <a:outerShdw blurRad="57150" dist="19050" dir="5400000" algn="ctr" rotWithShape="0">
+              <a:srgbClr val="000000">
+                <a:alpha val="63000"/>
+              </a:srgbClr>
+            </a:outerShdw>
+          </a:effectLst>
+        </a:effectStyle>
+      </a:effectStyleLst>
+      <a:bgFillStyleLst>
+        <a:solidFill>
+          <a:schemeClr val="phClr"/>
+        </a:solidFill>
+        <a:solidFill>
+          <a:schemeClr val="phClr">
+            <a:tint val="95000"/>
+            <a:satMod val="170000"/>
+          </a:schemeClr>
+        </a:solidFill>
+        <a:gradFill rotWithShape="1">
+          <a:gsLst>
+            <a:gs pos="0">
+              <a:schemeClr val="phClr">
+                <a:tint val="93000"/>
+                <a:satMod val="150000"/>
+                <a:shade val="98000"/>
+                <a:lumMod val="102000"/>
+              </a:schemeClr>
+            </a:gs>
+            <a:gs pos="50000">
+              <a:schemeClr val="phClr">
+                <a:tint val="98000"/>
+                <a:satMod val="130000"/>
+                <a:shade val="90000"/>
+                <a:lumMod val="103000"/>
+              </a:schemeClr>
+            </a:gs>
+            <a:gs pos="100000">
+              <a:schemeClr val="phClr">
+                <a:shade val="63000"/>
+                <a:satMod val="120000"/>
+              </a:schemeClr>
+            </a:gs>
+          </a:gsLst>
+          <a:lin ang="5400000" scaled="0"/>
+        </a:gradFill>
+      </a:bgFillStyleLst>
     </a:fmtScheme>
   </a:themeElements>
   <a:objectDefaults/>

--- a/examples/generated/ultimate_document.docx
+++ b/examples/generated/ultimate_document.docx
@@ -1,6 +1,6 @@
 
 <file path=word/document.xml><?xml version="1.0" encoding="utf-8"?>
-<w:document xmlns:w="http://schemas.openxmlformats.org/wordprocessingml/2006/main" xmlns:wpc="http://schemas.microsoft.com/office/word/2010/wordprocessingCanvas" xmlns:cx="http://schemas.microsoft.com/office/drawing/2014/chartex" xmlns:cx1="http://schemas.microsoft.com/office/drawing/2015/9/8/chartex" xmlns:cx2="http://schemas.microsoft.com/office/drawing/2015/10/21/chartex" xmlns:cx3="http://schemas.microsoft.com/office/drawing/2016/5/9/chartex" xmlns:cx4="http://schemas.microsoft.com/office/drawing/2016/5/10/chartex" xmlns:cx5="http://schemas.microsoft.com/office/drawing/2016/5/11/chartex" xmlns:cx6="http://schemas.microsoft.com/office/drawing/2016/5/12/chartex" xmlns:cx7="http://schemas.microsoft.com/office/drawing/2016/5/13/chartex" xmlns:cx8="http://schemas.microsoft.com/office/drawing/2016/5/14/chartex" xmlns:mc="http://schemas.openxmlformats.org/markup-compatibility/2006" xmlns:aink="http://schemas.microsoft.com/office/drawing/2016/ink" xmlns:am3d="http://schemas.microsoft.com/office/drawing/2017/model3d" xmlns:o="urn:schemas-microsoft-com:office:office" xmlns:oel="http://schemas.microsoft.com/office/2019/extlst" xmlns:r="http://schemas.openxmlformats.org/officeDocument/2006/relationships" xmlns:m="http://schemas.openxmlformats.org/officeDocument/2006/math" xmlns:v="urn:schemas-microsoft-com:vml" xmlns:wp14="http://schemas.microsoft.com/office/word/2010/wordprocessingDrawing" xmlns:wp="http://schemas.openxmlformats.org/drawingml/2006/wordprocessingDrawing" xmlns:w10="urn:schemas-microsoft-com:office:word" xmlns:w14="http://schemas.microsoft.com/office/word/2010/wordml" xmlns:w15="http://schemas.microsoft.com/office/word/2012/wordml" xmlns:w16cex="http://schemas.microsoft.com/office/word/2018/wordml/cex" xmlns:w16cid="http://schemas.microsoft.com/office/word/2016/wordml/cid" xmlns:w16="http://schemas.microsoft.com/office/word/2018/wordml" xmlns:w16du="http://schemas.microsoft.com/office/word/2023/wordml/word16du" xmlns:w16sdtdh="http://schemas.microsoft.com/office/word/2020/wordml/sdtdatahash" xmlns:w16sdtfl="http://schemas.microsoft.com/office/word/2024/wordml/sdtformatlock" xmlns:w16se="http://schemas.microsoft.com/office/word/2015/wordml/symex" xmlns:wpg="http://schemas.microsoft.com/office/word/2010/wordprocessingGroup" xmlns:wpi="http://schemas.microsoft.com/office/word/2010/wordprocessingInk" xmlns:wne="http://schemas.microsoft.com/office/word/2006/wordml" xmlns:wps="http://schemas.microsoft.com/office/word/2010/wordprocessingShape" mc:Ignorable="w14 w15 w16se w16cid w16 w16cex w16sdtdh w16sdtfl w16du wp14">
+<w:document xmlns:w="http://schemas.openxmlformats.org/wordprocessingml/2006/main" xmlns:wpc="http://schemas.microsoft.com/office/word/2010/wordprocessingCanvas" xmlns:cx="http://schemas.microsoft.com/office/drawing/2014/chartex" xmlns:cx1="http://schemas.microsoft.com/office/drawing/2015/9/8/chartex" xmlns:cx2="http://schemas.microsoft.com/office/drawing/2015/10/21/chartex" xmlns:cx3="http://schemas.microsoft.com/office/drawing/2016/5/9/chartex" xmlns:cx4="http://schemas.microsoft.com/office/drawing/2016/5/10/chartex" xmlns:cx5="http://schemas.microsoft.com/office/drawing/2016/5/11/chartex" xmlns:cx6="http://schemas.microsoft.com/office/drawing/2016/5/12/chartex" xmlns:cx7="http://schemas.microsoft.com/office/drawing/2016/5/13/chartex" xmlns:cx8="http://schemas.microsoft.com/office/drawing/2016/5/14/chartex" xmlns:mc="http://schemas.openxmlformats.org/markup-compatibility/2006" xmlns:aink="http://schemas.microsoft.com/office/drawing/2016/ink" xmlns:am3d="http://schemas.microsoft.com/office/drawing/2017/model3d" xmlns:o="urn:schemas-microsoft-com:office:office" xmlns:oel="http://schemas.microsoft.com/office/2019/extlst" xmlns:r="http://schemas.openxmlformats.org/officeDocument/2006/relationships" xmlns:m="http://schemas.openxmlformats.org/officeDocument/2006/math" xmlns:v="urn:schemas-microsoft-com:vml" xmlns:wp14="http://schemas.microsoft.com/office/word/2010/wordprocessingDrawing" xmlns:wp="http://schemas.openxmlformats.org/drawingml/2006/wordprocessingDrawing" xmlns:w10="urn:schemas-microsoft-com:office:word" xmlns:w14="http://schemas.microsoft.com/office/word/2010/wordml" xmlns:w15="http://schemas.microsoft.com/office/word/2012/wordml" xmlns:w16cex="http://schemas.microsoft.com/office/word/2018/wordml/cex" xmlns:w16cid="http://schemas.microsoft.com/office/word/2016/wordml/cid" xmlns:w16="http://schemas.microsoft.com/office/word/2018/wordml" xmlns:w16du="http://schemas.microsoft.com/office/word/2023/wordml/word16du" xmlns:w16sdtdh="http://schemas.microsoft.com/office/word/2020/wordml/sdtdatahash" xmlns:w16sdtfl="http://schemas.microsoft.com/office/word/2024/wordml/sdtformatlock" xmlns:w16se="http://schemas.microsoft.com/office/word/2015/wordml/symex" xmlns:wpg="http://schemas.microsoft.com/office/word/2010/wordprocessingGroup" xmlns:wpi="http://schemas.microsoft.com/office/word/2010/wordprocessingInk" xmlns:wne="http://schemas.microsoft.com/office/word/2006/wordml" xmlns:wps="http://schemas.microsoft.com/office/word/2010/wordprocessingShape" mc:Ignorable="w14">
   <w:body>
     <w:p>
       <w:pPr>
@@ -920,7 +920,7 @@
 </file>
 
 <file path=word/numbering.xml><?xml version="1.0" encoding="utf-8"?>
-<w:numbering xmlns:w="http://schemas.openxmlformats.org/wordprocessingml/2006/main" xmlns:mc="http://schemas.openxmlformats.org/markup-compatibility/2006" xmlns:w14="http://schemas.microsoft.com/office/word/2010/wordml" xmlns:w15="http://schemas.microsoft.com/office/word/2012/wordml" xmlns:w16se="http://schemas.microsoft.com/office/word/2015/wordml/symex" xmlns:w16cid="http://schemas.microsoft.com/office/word/2016/wordml/cid" xmlns:w16="http://schemas.microsoft.com/office/word/2018/wordml" xmlns:w16cex="http://schemas.microsoft.com/office/word/2018/wordml/cex" xmlns:w16sdtdh="http://schemas.microsoft.com/office/word/2020/wordml/sdtdatahash" xmlns:w16sdtfl="http://schemas.microsoft.com/office/word/2024/wordml/sdtformatlock" xmlns:w16du="http://schemas.microsoft.com/office/word/2023/wordml/word16du" xmlns:wp14="http://schemas.microsoft.com/office/word/2010/wordprocessingDrawing" mc:Ignorable="w14 w15 w16se w16cid w16 w16cex w16sdtdh w16sdtfl w16du wp14">
+<w:numbering xmlns:w="http://schemas.openxmlformats.org/wordprocessingml/2006/main" xmlns:mc="http://schemas.openxmlformats.org/markup-compatibility/2006" xmlns:w14="http://schemas.microsoft.com/office/word/2010/wordml" xmlns:w15="http://schemas.microsoft.com/office/word/2012/wordml" xmlns:w16se="http://schemas.microsoft.com/office/word/2015/wordml/symex" xmlns:w16cid="http://schemas.microsoft.com/office/word/2016/wordml/cid" xmlns:w16="http://schemas.microsoft.com/office/word/2018/wordml" xmlns:w16cex="http://schemas.microsoft.com/office/word/2018/wordml/cex" xmlns:w16sdtdh="http://schemas.microsoft.com/office/word/2020/wordml/sdtdatahash" xmlns:w16sdtfl="http://schemas.microsoft.com/office/word/2024/wordml/sdtformatlock" xmlns:w16du="http://schemas.microsoft.com/office/word/2023/wordml/word16du" xmlns:wp14="http://schemas.microsoft.com/office/word/2010/wordprocessingDrawing">
   <w:abstractNum w:abstractNumId="0">
     <w:lvl w:ilvl="0">
       <w:start w:val="1"/>
@@ -1142,7 +1142,7 @@
 </file>
 
 <file path=word/styles.xml><?xml version="1.0" encoding="utf-8"?>
-<w:styles xmlns:w="http://schemas.openxmlformats.org/wordprocessingml/2006/main" xmlns:mc="http://schemas.openxmlformats.org/markup-compatibility/2006" xmlns:r="http://schemas.openxmlformats.org/officeDocument/2006/relationships" xmlns:w14="http://schemas.microsoft.com/office/word/2010/wordml" xmlns:w15="http://schemas.microsoft.com/office/word/2012/wordml" xmlns:wp14="http://schemas.microsoft.com/office/word/2010/wordprocessingDrawing" xmlns:w16cex="http://schemas.microsoft.com/office/word/2018/wordml/cex" xmlns:w16cid="http://schemas.microsoft.com/office/word/2016/wordml/cid" xmlns:w16="http://schemas.microsoft.com/office/word/2018/wordml" xmlns:w16du="http://schemas.microsoft.com/office/word/2023/wordml/word16du" xmlns:w16sdtdh="http://schemas.microsoft.com/office/word/2020/wordml/sdtdatahash" xmlns:w16sdtfl="http://schemas.microsoft.com/office/word/2024/wordml/sdtformatlock" xmlns:w16se="http://schemas.microsoft.com/office/word/2015/wordml/symex" mc:Ignorable="w14 w15 w16se w16cid w16 w16cex w16sdtdh w16sdtfl w16du">
+<w:styles xmlns:w="http://schemas.openxmlformats.org/wordprocessingml/2006/main" xmlns:mc="http://schemas.openxmlformats.org/markup-compatibility/2006" xmlns:r="http://schemas.openxmlformats.org/officeDocument/2006/relationships" xmlns:w14="http://schemas.microsoft.com/office/word/2010/wordml" xmlns:w15="http://schemas.microsoft.com/office/word/2012/wordml" xmlns:wp14="http://schemas.microsoft.com/office/word/2010/wordprocessingDrawing" xmlns:w16cex="http://schemas.microsoft.com/office/word/2018/wordml/cex" xmlns:w16cid="http://schemas.microsoft.com/office/word/2016/wordml/cid" xmlns:w16="http://schemas.microsoft.com/office/word/2018/wordml" xmlns:w16du="http://schemas.microsoft.com/office/word/2023/wordml/word16du" xmlns:w16sdtdh="http://schemas.microsoft.com/office/word/2020/wordml/sdtdatahash" xmlns:w16sdtfl="http://schemas.microsoft.com/office/word/2024/wordml/sdtformatlock" xmlns:w16se="http://schemas.microsoft.com/office/word/2015/wordml/symex">
   <w:docDefaults>
     <w:rPrDefault>
       <w:rPr>

--- a/examples/generated/ultimate_document.docx
+++ b/examples/generated/ultimate_document.docx
@@ -1138,7 +1138,28 @@
 </file>
 
 <file path=word/sources.xml><?xml version="1.0" encoding="UTF-8" standalone="yes"?>
-<Sources xmlns="http://schemas.openxmlformats.org/officeDocument/2006/bibliography" b:SelectedStyle="APA"><Source><SourceType>Book</SourceType><Tag>gamma1994</Tag><Author><NameList><Person><First>Gamma,</First><Last>E.</Last></Person><Person><First>et</First><Last>al.</Last></Person></NameList></Author><Title>Design Patterns</Title><Year>1994</Year><Publisher>Addison-Wesley</Publisher><RefOrder>1</RefOrder></Source></Sources>
+<Sources xmlns="http://schemas.openxmlformats.org/officeDocument/2006/bibliography" b:SelectedStyle="APA">
+  <Source>
+    <SourceType>Book</SourceType>
+    <Tag>gamma1994</Tag>
+    <Author>
+      <NameList>
+        <Person>
+          <First>Gamma,</First>
+          <Last>E.</Last>
+        </Person>
+        <Person>
+          <First>et</First>
+          <Last>al.</Last>
+        </Person>
+      </NameList>
+    </Author>
+    <Title>Design Patterns</Title>
+    <Year>1994</Year>
+    <Publisher>Addison-Wesley</Publisher>
+    <RefOrder>1</RefOrder>
+  </Source>
+</Sources>
 </file>
 
 <file path=word/styles.xml><?xml version="1.0" encoding="utf-8"?>

--- a/examples/generated/ultimate_document.docx
+++ b/examples/generated/ultimate_document.docx
@@ -1,6 +1,6 @@
 
 <file path=word/document.xml><?xml version="1.0" encoding="utf-8"?>
-<w:document xmlns:w="http://schemas.openxmlformats.org/wordprocessingml/2006/main" xmlns:wpc="http://schemas.microsoft.com/office/word/2010/wordprocessingCanvas" xmlns:cx="http://schemas.microsoft.com/office/drawing/2014/chartex" xmlns:cx1="http://schemas.microsoft.com/office/drawing/2015/9/8/chartex" xmlns:cx2="http://schemas.microsoft.com/office/drawing/2015/10/21/chartex" xmlns:cx3="http://schemas.microsoft.com/office/drawing/2016/5/9/chartex" xmlns:cx4="http://schemas.microsoft.com/office/drawing/2016/5/10/chartex" xmlns:cx5="http://schemas.microsoft.com/office/drawing/2016/5/11/chartex" xmlns:cx6="http://schemas.microsoft.com/office/drawing/2016/5/12/chartex" xmlns:cx7="http://schemas.microsoft.com/office/drawing/2016/5/13/chartex" xmlns:cx8="http://schemas.microsoft.com/office/drawing/2016/5/14/chartex" xmlns:mc="http://schemas.openxmlformats.org/markup-compatibility/2006" xmlns:aink="http://schemas.microsoft.com/office/drawing/2016/ink" xmlns:am3d="http://schemas.microsoft.com/office/drawing/2017/model3d" xmlns:o="urn:schemas-microsoft-com:office:office" xmlns:oel="http://schemas.microsoft.com/office/2019/extlst" xmlns:r="http://schemas.openxmlformats.org/officeDocument/2006/relationships" xmlns:m="http://schemas.openxmlformats.org/officeDocument/2006/math" xmlns:v="urn:schemas-microsoft-com:vml" xmlns:wp14="http://schemas.microsoft.com/office/word/2010/wordprocessingDrawing" xmlns:wp="http://schemas.openxmlformats.org/drawingml/2006/wordprocessingDrawing" xmlns:w10="urn:schemas-microsoft-com:office:word" xmlns:w14="http://schemas.microsoft.com/office/word/2010/wordml" xmlns:w15="http://schemas.microsoft.com/office/word/2012/wordml" xmlns:w16cex="http://schemas.microsoft.com/office/word/2018/wordml/cex" xmlns:w16cid="http://schemas.microsoft.com/office/word/2016/wordml/cid" xmlns:w16="http://schemas.microsoft.com/office/word/2018/wordml" xmlns:w16du="http://schemas.microsoft.com/office/word/2023/wordml/word16du" xmlns:w16sdtdh="http://schemas.microsoft.com/office/word/2020/wordml/sdtdatahash" xmlns:w16sdtfl="http://schemas.microsoft.com/office/word/2024/wordml/sdtformatlock" xmlns:w16se="http://schemas.microsoft.com/office/word/2015/wordml/symex" xmlns:wpg="http://schemas.microsoft.com/office/word/2010/wordprocessingGroup" xmlns:wpi="http://schemas.microsoft.com/office/word/2010/wordprocessingInk" xmlns:wne="http://schemas.microsoft.com/office/word/2006/wordml" xmlns:wps="http://schemas.microsoft.com/office/word/2010/wordprocessingShape" mc:Ignorable="w14">
+<w:document xmlns:w="http://schemas.openxmlformats.org/wordprocessingml/2006/main" xmlns:wpc="http://schemas.microsoft.com/office/word/2010/wordprocessingCanvas" xmlns:cx="http://schemas.microsoft.com/office/drawing/2014/chartex" xmlns:cx1="http://schemas.microsoft.com/office/drawing/2015/9/8/chartex" xmlns:cx2="http://schemas.microsoft.com/office/drawing/2015/10/21/chartex" xmlns:cx3="http://schemas.microsoft.com/office/drawing/2016/5/9/chartex" xmlns:cx4="http://schemas.microsoft.com/office/drawing/2016/5/10/chartex" xmlns:cx5="http://schemas.microsoft.com/office/drawing/2016/5/11/chartex" xmlns:cx6="http://schemas.microsoft.com/office/drawing/2016/5/12/chartex" xmlns:cx7="http://schemas.microsoft.com/office/drawing/2016/5/13/chartex" xmlns:cx8="http://schemas.microsoft.com/office/drawing/2016/5/14/chartex" xmlns:mc="http://schemas.openxmlformats.org/markup-compatibility/2006" xmlns:aink="http://schemas.microsoft.com/office/drawing/2016/ink" xmlns:am3d="http://schemas.microsoft.com/office/drawing/2017/model3d" xmlns:o="urn:schemas-microsoft-com:office:office" xmlns:oel="http://schemas.microsoft.com/office/2019/extlst" xmlns:r="http://schemas.openxmlformats.org/officeDocument/2006/relationships" xmlns:m="http://schemas.openxmlformats.org/officeDocument/2006/math" xmlns:v="urn:schemas-microsoft-com:vml" xmlns:wp14="http://schemas.microsoft.com/office/word/2010/wordprocessingDrawing" xmlns:wp="http://schemas.openxmlformats.org/drawingml/2006/wordprocessingDrawing" xmlns:w10="urn:schemas-microsoft-com:office:word" xmlns:w14="http://schemas.microsoft.com/office/word/2010/wordml" xmlns:w15="http://schemas.microsoft.com/office/word/2012/wordml" xmlns:w16cex="http://schemas.microsoft.com/office/word/2018/wordml/cex" xmlns:w16cid="http://schemas.microsoft.com/office/word/2016/wordml/cid" xmlns:w16="http://schemas.microsoft.com/office/word/2018/wordml" xmlns:w16du="http://schemas.microsoft.com/office/word/2023/wordml/word16du" xmlns:w16sdtdh="http://schemas.microsoft.com/office/word/2020/wordml/sdtdatahash" xmlns:w16sdtfl="http://schemas.microsoft.com/office/word/2024/wordml/sdtformatlock" xmlns:w16se="http://schemas.microsoft.com/office/word/2015/wordml/symex" xmlns:wpg="http://schemas.microsoft.com/office/word/2010/wordprocessingGroup" xmlns:wpi="http://schemas.microsoft.com/office/word/2010/wordprocessingInk" xmlns:wne="http://schemas.microsoft.com/office/word/2006/wordml" xmlns:wps="http://schemas.microsoft.com/office/word/2010/wordprocessingShape" mc:Ignorable="w14 w15 w16se w16cid w16 w16cex w16sdtdh w16sdtfl w16du wp14">
   <w:body>
     <w:p>
       <w:pPr>
@@ -920,7 +920,7 @@
 </file>
 
 <file path=word/numbering.xml><?xml version="1.0" encoding="utf-8"?>
-<w:numbering xmlns:w="http://schemas.openxmlformats.org/wordprocessingml/2006/main" xmlns:mc="http://schemas.openxmlformats.org/markup-compatibility/2006" xmlns:w14="http://schemas.microsoft.com/office/word/2010/wordml" xmlns:w15="http://schemas.microsoft.com/office/word/2012/wordml" xmlns:w16se="http://schemas.microsoft.com/office/word/2015/wordml/symex" xmlns:w16cid="http://schemas.microsoft.com/office/word/2016/wordml/cid" xmlns:w16="http://schemas.microsoft.com/office/word/2018/wordml" xmlns:w16cex="http://schemas.microsoft.com/office/word/2018/wordml/cex" xmlns:w16sdtdh="http://schemas.microsoft.com/office/word/2020/wordml/sdtdatahash" xmlns:w16sdtfl="http://schemas.microsoft.com/office/word/2024/wordml/sdtformatlock" xmlns:w16du="http://schemas.microsoft.com/office/word/2023/wordml/word16du" xmlns:wp14="http://schemas.microsoft.com/office/word/2010/wordprocessingDrawing">
+<w:numbering xmlns:w="http://schemas.openxmlformats.org/wordprocessingml/2006/main" xmlns:mc="http://schemas.openxmlformats.org/markup-compatibility/2006" xmlns:w14="http://schemas.microsoft.com/office/word/2010/wordml" xmlns:w15="http://schemas.microsoft.com/office/word/2012/wordml" xmlns:w16se="http://schemas.microsoft.com/office/word/2015/wordml/symex" xmlns:w16cid="http://schemas.microsoft.com/office/word/2016/wordml/cid" xmlns:w16="http://schemas.microsoft.com/office/word/2018/wordml" xmlns:w16cex="http://schemas.microsoft.com/office/word/2018/wordml/cex" xmlns:w16sdtdh="http://schemas.microsoft.com/office/word/2020/wordml/sdtdatahash" xmlns:w16sdtfl="http://schemas.microsoft.com/office/word/2024/wordml/sdtformatlock" xmlns:w16du="http://schemas.microsoft.com/office/word/2023/wordml/word16du" xmlns:wp14="http://schemas.microsoft.com/office/word/2010/wordprocessingDrawing" mc:Ignorable="w14 w15 w16se w16cid w16 w16cex w16sdtdh w16sdtfl w16du wp14">
   <w:abstractNum w:abstractNumId="0">
     <w:lvl w:ilvl="0">
       <w:start w:val="1"/>
@@ -1163,7 +1163,7 @@
 </file>
 
 <file path=word/styles.xml><?xml version="1.0" encoding="utf-8"?>
-<w:styles xmlns:w="http://schemas.openxmlformats.org/wordprocessingml/2006/main" xmlns:mc="http://schemas.openxmlformats.org/markup-compatibility/2006" xmlns:r="http://schemas.openxmlformats.org/officeDocument/2006/relationships" xmlns:w14="http://schemas.microsoft.com/office/word/2010/wordml" xmlns:w15="http://schemas.microsoft.com/office/word/2012/wordml" xmlns:wp14="http://schemas.microsoft.com/office/word/2010/wordprocessingDrawing" xmlns:w16cex="http://schemas.microsoft.com/office/word/2018/wordml/cex" xmlns:w16cid="http://schemas.microsoft.com/office/word/2016/wordml/cid" xmlns:w16="http://schemas.microsoft.com/office/word/2018/wordml" xmlns:w16du="http://schemas.microsoft.com/office/word/2023/wordml/word16du" xmlns:w16sdtdh="http://schemas.microsoft.com/office/word/2020/wordml/sdtdatahash" xmlns:w16sdtfl="http://schemas.microsoft.com/office/word/2024/wordml/sdtformatlock" xmlns:w16se="http://schemas.microsoft.com/office/word/2015/wordml/symex">
+<w:styles xmlns:w="http://schemas.openxmlformats.org/wordprocessingml/2006/main" xmlns:mc="http://schemas.openxmlformats.org/markup-compatibility/2006" xmlns:r="http://schemas.openxmlformats.org/officeDocument/2006/relationships" xmlns:w14="http://schemas.microsoft.com/office/word/2010/wordml" xmlns:w15="http://schemas.microsoft.com/office/word/2012/wordml" xmlns:wp14="http://schemas.microsoft.com/office/word/2010/wordprocessingDrawing" xmlns:w16cex="http://schemas.microsoft.com/office/word/2018/wordml/cex" xmlns:w16cid="http://schemas.microsoft.com/office/word/2016/wordml/cid" xmlns:w16="http://schemas.microsoft.com/office/word/2018/wordml" xmlns:w16du="http://schemas.microsoft.com/office/word/2023/wordml/word16du" xmlns:w16sdtdh="http://schemas.microsoft.com/office/word/2020/wordml/sdtdatahash" xmlns:w16sdtfl="http://schemas.microsoft.com/office/word/2024/wordml/sdtformatlock" xmlns:w16se="http://schemas.microsoft.com/office/word/2015/wordml/symex" mc:Ignorable="w14 w15 w16se w16cid w16 w16cex w16sdtdh w16sdtfl w16du">
   <w:docDefaults>
     <w:rPrDefault>
       <w:rPr>

--- a/examples/generated/ultimate_document.docx
+++ b/examples/generated/ultimate_document.docx
@@ -1,6 +1,6 @@
 
 <file path=word/document.xml><?xml version="1.0" encoding="utf-8"?>
-<w:document xmlns:w="http://schemas.openxmlformats.org/wordprocessingml/2006/main" xmlns:wpc="http://schemas.microsoft.com/office/word/2010/wordprocessingCanvas" xmlns:cx="http://schemas.microsoft.com/office/drawing/2014/chartex" xmlns:cx1="http://schemas.microsoft.com/office/drawing/2015/9/8/chartex" xmlns:cx2="http://schemas.microsoft.com/office/drawing/2015/10/21/chartex" xmlns:cx3="http://schemas.microsoft.com/office/drawing/2016/5/9/chartex" xmlns:cx4="http://schemas.microsoft.com/office/drawing/2016/5/10/chartex" xmlns:cx5="http://schemas.microsoft.com/office/drawing/2016/5/11/chartex" xmlns:cx6="http://schemas.microsoft.com/office/drawing/2016/5/12/chartex" xmlns:cx7="http://schemas.microsoft.com/office/drawing/2016/5/13/chartex" xmlns:cx8="http://schemas.microsoft.com/office/drawing/2016/5/14/chartex" xmlns:mc="http://schemas.openxmlformats.org/markup-compatibility/2006" xmlns:aink="http://schemas.microsoft.com/office/drawing/2016/ink" xmlns:am3d="http://schemas.microsoft.com/office/drawing/2017/model3d" xmlns:o="urn:schemas-microsoft-com:office:office" xmlns:oel="http://schemas.microsoft.com/office/2019/extlst" xmlns:r="http://schemas.openxmlformats.org/officeDocument/2006/relationships" xmlns:m="http://schemas.openxmlformats.org/officeDocument/2006/math" xmlns:v="urn:schemas-microsoft-com:vml" xmlns:wp14="http://schemas.microsoft.com/office/word/2010/wordprocessingDrawing" xmlns:wp="http://schemas.openxmlformats.org/drawingml/2006/wordprocessingDrawing" xmlns:w10="urn:schemas-microsoft-com:office:word" xmlns:w14="http://schemas.microsoft.com/office/word/2010/wordml" xmlns:w15="http://schemas.microsoft.com/office/word/2012/wordml" xmlns:w16cex="http://schemas.microsoft.com/office/word/2018/wordml/cex" xmlns:w16cid="http://schemas.microsoft.com/office/word/2016/wordml/cid" xmlns:w16="http://schemas.microsoft.com/office/word/2018/wordml" xmlns:w16du="http://schemas.microsoft.com/office/word/2023/wordml/word16du" xmlns:w16sdtdh="http://schemas.microsoft.com/office/word/2020/wordml/sdtdatahash" xmlns:w16sdtfl="http://schemas.microsoft.com/office/word/2024/wordml/sdtformatlock" xmlns:w16se="http://schemas.microsoft.com/office/word/2015/wordml/symex" xmlns:wpg="http://schemas.microsoft.com/office/word/2010/wordprocessingGroup" xmlns:wpi="http://schemas.microsoft.com/office/word/2010/wordprocessingInk" xmlns:wne="http://schemas.microsoft.com/office/word/2006/wordml" xmlns:wps="http://schemas.microsoft.com/office/word/2010/wordprocessingShape" mc:Ignorable="w14 w15 w16se w16cid w16 w16cex w16sdtdh w16sdtfl w16du wp14">
+<w:document xmlns:w="http://schemas.openxmlformats.org/wordprocessingml/2006/main" xmlns:wpc="http://schemas.microsoft.com/office/word/2010/wordprocessingCanvas" xmlns:cx="http://schemas.microsoft.com/office/drawing/2014/chartex" xmlns:cx1="http://schemas.microsoft.com/office/drawing/2015/9/8/chartex" xmlns:cx2="http://schemas.microsoft.com/office/drawing/2015/10/21/chartex" xmlns:cx3="http://schemas.microsoft.com/office/drawing/2016/5/9/chartex" xmlns:cx4="http://schemas.microsoft.com/office/drawing/2016/5/10/chartex" xmlns:cx5="http://schemas.microsoft.com/office/drawing/2016/5/11/chartex" xmlns:cx6="http://schemas.microsoft.com/office/drawing/2016/5/12/chartex" xmlns:cx7="http://schemas.microsoft.com/office/drawing/2016/5/13/chartex" xmlns:cx8="http://schemas.microsoft.com/office/drawing/2016/5/14/chartex" xmlns:mc="http://schemas.openxmlformats.org/markup-compatibility/2006" xmlns:aink="http://schemas.microsoft.com/office/drawing/2016/ink" xmlns:am3d="http://schemas.microsoft.com/office/drawing/2017/model3d" xmlns:o="urn:schemas-microsoft-com:office:office" xmlns:oel="http://schemas.microsoft.com/office/2019/extlst" xmlns:r="http://schemas.openxmlformats.org/officeDocument/2006/relationships" xmlns:m="http://schemas.openxmlformats.org/officeDocument/2006/math" xmlns:v="urn:schemas-microsoft-com:vml" xmlns:wp14="http://schemas.microsoft.com/office/word/2010/wordprocessingDrawing" xmlns:wp="http://schemas.openxmlformats.org/drawingml/2006/wordprocessingDrawing" xmlns:w10="urn:schemas-microsoft-com:office:word" xmlns:w14="http://schemas.microsoft.com/office/word/2010/wordml" xmlns:w15="http://schemas.microsoft.com/office/word/2012/wordml" xmlns:w16cex="http://schemas.microsoft.com/office/word/2018/wordml/cex" xmlns:w16cid="http://schemas.microsoft.com/office/word/2016/wordml/cid" xmlns:w16="http://schemas.microsoft.com/office/word/2018/wordml" xmlns:w16du="http://schemas.microsoft.com/office/word/2023/wordml/word16du" xmlns:w16sdtdh="http://schemas.microsoft.com/office/word/2020/wordml/sdtdatahash" xmlns:w16sdtfl="http://schemas.microsoft.com/office/word/2024/wordml/sdtformatlock" xmlns:w16se="http://schemas.microsoft.com/office/word/2015/wordml/symex" xmlns:wpg="http://schemas.microsoft.com/office/word/2010/wordprocessingGroup" xmlns:wpi="http://schemas.microsoft.com/office/word/2010/wordprocessingInk" xmlns:wne="http://schemas.microsoft.com/office/word/2006/wordml" xmlns:wps="http://schemas.microsoft.com/office/word/2010/wordprocessingShape" mc:Ignorable="w14">
   <w:body>
     <w:p>
       <w:pPr>
@@ -920,7 +920,7 @@
 </file>
 
 <file path=word/numbering.xml><?xml version="1.0" encoding="utf-8"?>
-<w:numbering xmlns:w="http://schemas.openxmlformats.org/wordprocessingml/2006/main" xmlns:mc="http://schemas.openxmlformats.org/markup-compatibility/2006" xmlns:w14="http://schemas.microsoft.com/office/word/2010/wordml" xmlns:w15="http://schemas.microsoft.com/office/word/2012/wordml" xmlns:w16se="http://schemas.microsoft.com/office/word/2015/wordml/symex" xmlns:w16cid="http://schemas.microsoft.com/office/word/2016/wordml/cid" xmlns:w16="http://schemas.microsoft.com/office/word/2018/wordml" xmlns:w16cex="http://schemas.microsoft.com/office/word/2018/wordml/cex" xmlns:w16sdtdh="http://schemas.microsoft.com/office/word/2020/wordml/sdtdatahash" xmlns:w16sdtfl="http://schemas.microsoft.com/office/word/2024/wordml/sdtformatlock" xmlns:w16du="http://schemas.microsoft.com/office/word/2023/wordml/word16du" xmlns:wp14="http://schemas.microsoft.com/office/word/2010/wordprocessingDrawing" mc:Ignorable="w14 w15 w16se w16cid w16 w16cex w16sdtdh w16sdtfl w16du wp14">
+<w:numbering xmlns:w="http://schemas.openxmlformats.org/wordprocessingml/2006/main" xmlns:mc="http://schemas.openxmlformats.org/markup-compatibility/2006" xmlns:w14="http://schemas.microsoft.com/office/word/2010/wordml" xmlns:w15="http://schemas.microsoft.com/office/word/2012/wordml" xmlns:w16se="http://schemas.microsoft.com/office/word/2015/wordml/symex" xmlns:w16cid="http://schemas.microsoft.com/office/word/2016/wordml/cid" xmlns:w16="http://schemas.microsoft.com/office/word/2018/wordml" xmlns:w16cex="http://schemas.microsoft.com/office/word/2018/wordml/cex" xmlns:w16sdtdh="http://schemas.microsoft.com/office/word/2020/wordml/sdtdatahash" xmlns:w16sdtfl="http://schemas.microsoft.com/office/word/2024/wordml/sdtformatlock" xmlns:w16du="http://schemas.microsoft.com/office/word/2023/wordml/word16du" xmlns:wp14="http://schemas.microsoft.com/office/word/2010/wordprocessingDrawing">
   <w:abstractNum w:abstractNumId="0">
     <w:lvl w:ilvl="0">
       <w:start w:val="1"/>
@@ -1138,32 +1138,11 @@
 </file>
 
 <file path=word/sources.xml><?xml version="1.0" encoding="UTF-8" standalone="yes"?>
-<Sources xmlns="http://schemas.openxmlformats.org/officeDocument/2006/bibliography" b:SelectedStyle="APA">
-  <Source>
-    <SourceType>Book</SourceType>
-    <Tag>gamma1994</Tag>
-    <Author>
-      <NameList>
-        <Person>
-          <First>Gamma,</First>
-          <Last>E.</Last>
-        </Person>
-        <Person>
-          <First>et</First>
-          <Last>al.</Last>
-        </Person>
-      </NameList>
-    </Author>
-    <Title>Design Patterns</Title>
-    <Year>1994</Year>
-    <Publisher>Addison-Wesley</Publisher>
-    <RefOrder>1</RefOrder>
-  </Source>
-</Sources>
+<Sources xmlns="http://schemas.openxmlformats.org/officeDocument/2006/bibliography" b:SelectedStyle="APA"><Source><SourceType>Book</SourceType><Tag>gamma1994</Tag><Author><NameList><Person><First>Gamma,</First><Last>E.</Last></Person><Person><First>et</First><Last>al.</Last></Person></NameList></Author><Title>Design Patterns</Title><Year>1994</Year><Publisher>Addison-Wesley</Publisher><RefOrder>1</RefOrder></Source></Sources>
 </file>
 
 <file path=word/styles.xml><?xml version="1.0" encoding="utf-8"?>
-<w:styles xmlns:w="http://schemas.openxmlformats.org/wordprocessingml/2006/main" xmlns:mc="http://schemas.openxmlformats.org/markup-compatibility/2006" xmlns:r="http://schemas.openxmlformats.org/officeDocument/2006/relationships" xmlns:w14="http://schemas.microsoft.com/office/word/2010/wordml" xmlns:w15="http://schemas.microsoft.com/office/word/2012/wordml" xmlns:wp14="http://schemas.microsoft.com/office/word/2010/wordprocessingDrawing" xmlns:w16cex="http://schemas.microsoft.com/office/word/2018/wordml/cex" xmlns:w16cid="http://schemas.microsoft.com/office/word/2016/wordml/cid" xmlns:w16="http://schemas.microsoft.com/office/word/2018/wordml" xmlns:w16du="http://schemas.microsoft.com/office/word/2023/wordml/word16du" xmlns:w16sdtdh="http://schemas.microsoft.com/office/word/2020/wordml/sdtdatahash" xmlns:w16sdtfl="http://schemas.microsoft.com/office/word/2024/wordml/sdtformatlock" xmlns:w16se="http://schemas.microsoft.com/office/word/2015/wordml/symex" mc:Ignorable="w14 w15 w16se w16cid w16 w16cex w16sdtdh w16sdtfl w16du">
+<w:styles xmlns:w="http://schemas.openxmlformats.org/wordprocessingml/2006/main" xmlns:mc="http://schemas.openxmlformats.org/markup-compatibility/2006" xmlns:r="http://schemas.openxmlformats.org/officeDocument/2006/relationships" xmlns:w14="http://schemas.microsoft.com/office/word/2010/wordml" xmlns:w15="http://schemas.microsoft.com/office/word/2012/wordml" xmlns:wp14="http://schemas.microsoft.com/office/word/2010/wordprocessingDrawing" xmlns:w16cex="http://schemas.microsoft.com/office/word/2018/wordml/cex" xmlns:w16cid="http://schemas.microsoft.com/office/word/2016/wordml/cid" xmlns:w16="http://schemas.microsoft.com/office/word/2018/wordml" xmlns:w16du="http://schemas.microsoft.com/office/word/2023/wordml/word16du" xmlns:w16sdtdh="http://schemas.microsoft.com/office/word/2020/wordml/sdtdatahash" xmlns:w16sdtfl="http://schemas.microsoft.com/office/word/2024/wordml/sdtformatlock" xmlns:w16se="http://schemas.microsoft.com/office/word/2015/wordml/symex">
   <w:docDefaults>
     <w:rPrDefault>
       <w:rPr>

--- a/examples/generated/ultimate_document.docx
+++ b/examples/generated/ultimate_document.docx
@@ -831,7 +831,7 @@
   <w:endnote w:id="-1" w:type="separator">
     <w:p/>
   </w:endnote>
-  <w:endnote w:id="1" w:type="normal">
+  <w:endnote w:id="1">
     <w:p>
       <w:r>
         <w:t>OOXML stands for Office Open XML, the file format used by Microsoft Word.</w:t>
@@ -885,7 +885,7 @@
   <w:footnote w:id="-1" w:type="separator">
     <w:p/>
   </w:footnote>
-  <w:footnote w:id="1" w:type="normal">
+  <w:footnote w:id="1">
     <w:p>
       <w:r>
         <w:t>Builder API was introduced in an earlier version of the library.</w:t>
@@ -1138,7 +1138,28 @@
 </file>
 
 <file path=word/sources.xml><?xml version="1.0" encoding="UTF-8" standalone="yes"?>
-<Sources xmlns="http://schemas.openxmlformats.org/officeDocument/2006/bibliography" b:SelectedStyle="APA"><Source><SourceType>Book</SourceType><Tag>gamma1994</Tag><Author><NameList><Person><First>Gamma,</First><Last>E.</Last></Person><Person><First>et</First><Last>al.</Last></Person></NameList></Author><Title>Design Patterns</Title><Year>1994</Year><Publisher>Addison-Wesley</Publisher><RefOrder>1</RefOrder></Source></Sources>
+<Sources xmlns="http://schemas.openxmlformats.org/officeDocument/2006/bibliography" b:SelectedStyle="APA">
+  <Source>
+    <SourceType>Book</SourceType>
+    <Tag>gamma1994</Tag>
+    <Author>
+      <NameList>
+        <Person>
+          <First>Gamma,</First>
+          <Last>E.</Last>
+        </Person>
+        <Person>
+          <First>et</First>
+          <Last>al.</Last>
+        </Person>
+      </NameList>
+    </Author>
+    <Title>Design Patterns</Title>
+    <Year>1994</Year>
+    <Publisher>Addison-Wesley</Publisher>
+    <RefOrder>1</RefOrder>
+  </Source>
+</Sources>
 </file>
 
 <file path=word/styles.xml><?xml version="1.0" encoding="utf-8"?>

--- a/examples/generated/ultimate_document.docx
+++ b/examples/generated/ultimate_document.docx
@@ -831,7 +831,7 @@
   <w:endnote w:id="-1" w:type="separator">
     <w:p/>
   </w:endnote>
-  <w:endnote w:id="1">
+  <w:endnote w:id="1" w:type="normal">
     <w:p>
       <w:r>
         <w:t>OOXML stands for Office Open XML, the file format used by Microsoft Word.</w:t>
@@ -885,7 +885,7 @@
   <w:footnote w:id="-1" w:type="separator">
     <w:p/>
   </w:footnote>
-  <w:footnote w:id="1">
+  <w:footnote w:id="1" w:type="normal">
     <w:p>
       <w:r>
         <w:t>Builder API was introduced in an earlier version of the library.</w:t>

--- a/examples/generated/ultimate_document.docx
+++ b/examples/generated/ultimate_document.docx
@@ -1,6 +1,6 @@
 
 <file path=word/document.xml><?xml version="1.0" encoding="utf-8"?>
-<w:document xmlns:w="http://schemas.openxmlformats.org/wordprocessingml/2006/main" xmlns:wpc="http://schemas.microsoft.com/office/word/2010/wordprocessingCanvas" xmlns:cx="http://schemas.microsoft.com/office/drawing/2014/chartex" xmlns:cx1="http://schemas.microsoft.com/office/drawing/2015/9/8/chartex" xmlns:cx2="http://schemas.microsoft.com/office/drawing/2015/10/21/chartex" xmlns:cx3="http://schemas.microsoft.com/office/drawing/2016/5/9/chartex" xmlns:cx4="http://schemas.microsoft.com/office/drawing/2016/5/10/chartex" xmlns:cx5="http://schemas.microsoft.com/office/drawing/2016/5/11/chartex" xmlns:cx6="http://schemas.microsoft.com/office/drawing/2016/5/12/chartex" xmlns:cx7="http://schemas.microsoft.com/office/drawing/2016/5/13/chartex" xmlns:cx8="http://schemas.microsoft.com/office/drawing/2016/5/14/chartex" xmlns:mc="http://schemas.openxmlformats.org/markup-compatibility/2006" xmlns:aink="http://schemas.microsoft.com/office/drawing/2016/ink" xmlns:am3d="http://schemas.microsoft.com/office/drawing/2017/model3d" xmlns:o="urn:schemas-microsoft-com:office:office" xmlns:oel="http://schemas.microsoft.com/office/2019/extlst" xmlns:r="http://schemas.openxmlformats.org/officeDocument/2006/relationships" xmlns:m="http://schemas.openxmlformats.org/officeDocument/2006/math" xmlns:v="urn:schemas-microsoft-com:vml" xmlns:wp14="http://schemas.microsoft.com/office/word/2010/wordprocessingDrawing" xmlns:wp="http://schemas.openxmlformats.org/drawingml/2006/wordprocessingDrawing" xmlns:w10="urn:schemas-microsoft-com:office:word" xmlns:w14="http://schemas.microsoft.com/office/word/2010/wordml" xmlns:w15="http://schemas.microsoft.com/office/word/2012/wordml" xmlns:w16cex="http://schemas.microsoft.com/office/word/2018/wordml/cex" xmlns:w16cid="http://schemas.microsoft.com/office/word/2016/wordml/cid" xmlns:w16="http://schemas.microsoft.com/office/word/2018/wordml" xmlns:w16du="http://schemas.microsoft.com/office/word/2023/wordml/word16du" xmlns:w16sdtdh="http://schemas.microsoft.com/office/word/2020/wordml/sdtdatahash" xmlns:w16sdtfl="http://schemas.microsoft.com/office/word/2024/wordml/sdtformatlock" xmlns:w16se="http://schemas.microsoft.com/office/word/2015/wordml/symex" xmlns:wpg="http://schemas.microsoft.com/office/word/2010/wordprocessingGroup" xmlns:wpi="http://schemas.microsoft.com/office/word/2010/wordprocessingInk" xmlns:wne="http://schemas.microsoft.com/office/word/2006/wordml" xmlns:wps="http://schemas.microsoft.com/office/word/2010/wordprocessingShape" mc:Ignorable="w14">
+<w:document xmlns:w="http://schemas.openxmlformats.org/wordprocessingml/2006/main" xmlns:wpc="http://schemas.microsoft.com/office/word/2010/wordprocessingCanvas" xmlns:cx="http://schemas.microsoft.com/office/drawing/2014/chartex" xmlns:cx1="http://schemas.microsoft.com/office/drawing/2015/9/8/chartex" xmlns:cx2="http://schemas.microsoft.com/office/drawing/2015/10/21/chartex" xmlns:cx3="http://schemas.microsoft.com/office/drawing/2016/5/9/chartex" xmlns:cx4="http://schemas.microsoft.com/office/drawing/2016/5/10/chartex" xmlns:cx5="http://schemas.microsoft.com/office/drawing/2016/5/11/chartex" xmlns:cx6="http://schemas.microsoft.com/office/drawing/2016/5/12/chartex" xmlns:cx7="http://schemas.microsoft.com/office/drawing/2016/5/13/chartex" xmlns:cx8="http://schemas.microsoft.com/office/drawing/2016/5/14/chartex" xmlns:mc="http://schemas.openxmlformats.org/markup-compatibility/2006" xmlns:aink="http://schemas.microsoft.com/office/drawing/2016/ink" xmlns:am3d="http://schemas.microsoft.com/office/drawing/2017/model3d" xmlns:o="urn:schemas-microsoft-com:office:office" xmlns:oel="http://schemas.microsoft.com/office/2019/extlst" xmlns:r="http://schemas.openxmlformats.org/officeDocument/2006/relationships" xmlns:m="http://schemas.openxmlformats.org/officeDocument/2006/math" xmlns:v="urn:schemas-microsoft-com:vml" xmlns:wp14="http://schemas.microsoft.com/office/word/2010/wordprocessingDrawing" xmlns:wp="http://schemas.openxmlformats.org/drawingml/2006/wordprocessingDrawing" xmlns:w10="urn:schemas-microsoft-com:office:word" xmlns:w14="http://schemas.microsoft.com/office/word/2010/wordml" xmlns:w15="http://schemas.microsoft.com/office/word/2012/wordml" xmlns:w16cex="http://schemas.microsoft.com/office/word/2018/wordml/cex" xmlns:w16cid="http://schemas.microsoft.com/office/word/2016/wordml/cid" xmlns:w16="http://schemas.microsoft.com/office/word/2018/wordml" xmlns:w16du="http://schemas.microsoft.com/office/word/2023/wordml/word16du" xmlns:w16sdtdh="http://schemas.microsoft.com/office/word/2020/wordml/sdtdatahash" xmlns:w16sdtfl="http://schemas.microsoft.com/office/word/2024/wordml/sdtformatlock" xmlns:w16se="http://schemas.microsoft.com/office/word/2015/wordml/symex" xmlns:wpg="http://schemas.microsoft.com/office/word/2010/wordprocessingGroup" xmlns:wpi="http://schemas.microsoft.com/office/word/2010/wordprocessingInk" xmlns:wne="http://schemas.microsoft.com/office/word/2006/wordml" xmlns:wps="http://schemas.microsoft.com/office/word/2010/wordprocessingShape" mc:Ignorable="w14 w15 w16se w16cid w16 w16cex w16du w16sdtdh w16sdtfl wp14">
   <w:body>
     <w:p>
       <w:pPr>
@@ -80,10 +80,10 @@
       </w:r>
     </w:p>
     <w:p>
+      <w:bookmarkStart w:id="1" w:name="intro"/>
       <w:r>
         <w:t>This paragraph is bookmarked as "intro".</w:t>
       </w:r>
-      <w:bookmarkStart w:id="1" w:name="intro"/>
       <w:bookmarkEnd w:id="1"/>
     </w:p>
     <w:p>
@@ -302,30 +302,30 @@
     <w:p>
       <w:pPr>
         <w:numPr>
+          <w:ilvl w:val="0"/>
           <w:numId w:val="1"/>
+        </w:numPr>
+      </w:pPr>
+      <w:r>
+        <w:t>First bullet point</w:t>
+      </w:r>
+    </w:p>
+    <w:p>
+      <w:pPr>
+        <w:numPr>
           <w:ilvl w:val="0"/>
+          <w:numId w:val="1"/>
         </w:numPr>
       </w:pPr>
       <w:r>
-        <w:t>First bullet point</w:t>
+        <w:t>Second bullet point</w:t>
       </w:r>
     </w:p>
     <w:p>
       <w:pPr>
         <w:numPr>
+          <w:ilvl w:val="0"/>
           <w:numId w:val="1"/>
-          <w:ilvl w:val="0"/>
-        </w:numPr>
-      </w:pPr>
-      <w:r>
-        <w:t>Second bullet point</w:t>
-      </w:r>
-    </w:p>
-    <w:p>
-      <w:pPr>
-        <w:numPr>
-          <w:numId w:val="1"/>
-          <w:ilvl w:val="0"/>
         </w:numPr>
       </w:pPr>
       <w:r>
@@ -349,34 +349,105 @@
     <w:p>
       <w:pPr>
         <w:numPr>
+          <w:ilvl w:val="0"/>
           <w:numId w:val="2"/>
+        </w:numPr>
+      </w:pPr>
+      <w:r>
+        <w:t>First numbered item</w:t>
+      </w:r>
+    </w:p>
+    <w:p>
+      <w:pPr>
+        <w:numPr>
           <w:ilvl w:val="0"/>
+          <w:numId w:val="2"/>
         </w:numPr>
       </w:pPr>
       <w:r>
-        <w:t>First numbered item</w:t>
+        <w:t>Second numbered item</w:t>
       </w:r>
     </w:p>
     <w:p>
       <w:pPr>
         <w:numPr>
+          <w:ilvl w:val="0"/>
           <w:numId w:val="2"/>
+        </w:numPr>
+      </w:pPr>
+      <w:r>
+        <w:t>Third numbered item</w:t>
+      </w:r>
+    </w:p>
+    <w:p>
+      <w:pPr>
+        <w:pStyle w:val="Heading2"/>
+      </w:pPr>
+      <w:r>
+        <w:t>3.3 Multi-level List</w:t>
+      </w:r>
+    </w:p>
+    <w:p>
+      <w:pPr>
+        <w:numPr>
           <w:ilvl w:val="0"/>
+          <w:numId w:val="3"/>
         </w:numPr>
       </w:pPr>
       <w:r>
-        <w:t>Second numbered item</w:t>
+        <w:t>Level 1, Item 1</w:t>
       </w:r>
     </w:p>
     <w:p>
       <w:pPr>
         <w:numPr>
-          <w:numId w:val="2"/>
           <w:ilvl w:val="0"/>
+          <w:numId w:val="3"/>
         </w:numPr>
       </w:pPr>
       <w:r>
-        <w:t>Third numbered item</w:t>
+        <w:t>Level 1, Item 2</w:t>
+      </w:r>
+    </w:p>
+    <w:p>
+      <w:pPr>
+        <w:numPr>
+          <w:ilvl w:val="1"/>
+          <w:numId w:val="3"/>
+        </w:numPr>
+      </w:pPr>
+      <w:r>
+        <w:t>Nested item</w:t>
+      </w:r>
+    </w:p>
+    <w:p>
+      <w:pPr>
+        <w:numPr>
+          <w:ilvl w:val="1"/>
+          <w:numId w:val="3"/>
+        </w:numPr>
+      </w:pPr>
+      <w:r>
+        <w:t>Another nested item</w:t>
+      </w:r>
+    </w:p>
+    <w:p>
+      <w:pPr>
+        <w:numPr>
+          <w:ilvl w:val="0"/>
+          <w:numId w:val="3"/>
+        </w:numPr>
+      </w:pPr>
+      <w:r>
+        <w:t>Level 1, Item 3</w:t>
+      </w:r>
+    </w:p>
+    <w:p>
+      <w:pPr>
+        <w:pStyle w:val="Heading1"/>
+      </w:pPr>
+      <w:r>
+        <w:t>4. Tables</w:t>
       </w:r>
     </w:p>
     <w:p>
@@ -384,62 +455,15 @@
         <w:pStyle w:val="Heading2"/>
       </w:pPr>
       <w:r>
-        <w:t>3.3 Multi-level List</w:t>
-      </w:r>
-    </w:p>
-    <w:p>
-      <w:pPr>
-        <w:numPr>
-          <w:numId w:val="3"/>
-          <w:ilvl w:val="0"/>
-        </w:numPr>
-      </w:pPr>
-      <w:r>
-        <w:t>Level 1, Item 1</w:t>
-      </w:r>
-    </w:p>
-    <w:p>
-      <w:pPr>
-        <w:numPr>
-          <w:numId w:val="3"/>
-          <w:ilvl w:val="0"/>
-        </w:numPr>
-      </w:pPr>
-      <w:r>
-        <w:t>Level 1, Item 2</w:t>
-      </w:r>
-    </w:p>
-    <w:p>
-      <w:pPr>
-        <w:numPr>
-          <w:numId w:val="3"/>
-          <w:ilvl w:val="1"/>
-        </w:numPr>
-      </w:pPr>
-      <w:r>
-        <w:t>Nested item</w:t>
-      </w:r>
-    </w:p>
-    <w:p>
-      <w:pPr>
-        <w:numPr>
-          <w:numId w:val="3"/>
-          <w:ilvl w:val="1"/>
-        </w:numPr>
-      </w:pPr>
-      <w:r>
-        <w:t>Another nested item</w:t>
-      </w:r>
-    </w:p>
-    <w:p>
-      <w:pPr>
-        <w:numPr>
-          <w:numId w:val="3"/>
-          <w:ilvl w:val="0"/>
-        </w:numPr>
-      </w:pPr>
-      <w:r>
-        <w:t>Level 1, Item 3</w:t>
+        <w:t>4.1 Basic Table</w:t>
+      </w:r>
+    </w:p>
+    <w:p>
+      <w:pPr>
+        <w:pStyle w:val="Heading2"/>
+      </w:pPr>
+      <w:r>
+        <w:t>4.2 Merged Cells</w:t>
       </w:r>
     </w:p>
     <w:p>
@@ -447,42 +471,12 @@
         <w:pStyle w:val="Heading1"/>
       </w:pPr>
       <w:r>
-        <w:t>4. Tables</w:t>
-      </w:r>
-    </w:p>
-    <w:p>
-      <w:pPr>
-        <w:pStyle w:val="Heading2"/>
-      </w:pPr>
-      <w:r>
-        <w:t>4.1 Basic Table</w:t>
-      </w:r>
-    </w:p>
-    <w:p>
-      <w:pPr>
-        <w:pStyle w:val="Heading2"/>
-      </w:pPr>
-      <w:r>
-        <w:t>4.2 Merged Cells</w:t>
-      </w:r>
-    </w:p>
-    <w:p>
-      <w:pPr>
-        <w:pStyle w:val="Heading1"/>
-      </w:pPr>
-      <w:r>
         <w:t>5. Hyperlinks</w:t>
       </w:r>
     </w:p>
     <w:p>
       <w:r>
         <w:t xml:space="preserve">Visit the </w:t>
-      </w:r>
-      <w:r>
-        <w:t xml:space="preserve"> for more information, or check the </w:t>
-      </w:r>
-      <w:r>
-        <w:t>.</w:t>
       </w:r>
       <w:hyperlink w:id="https://example.com">
         <w:r>
@@ -493,6 +487,9 @@
           <w:t>project website</w:t>
         </w:r>
       </w:hyperlink>
+      <w:r>
+        <w:t xml:space="preserve"> for more information, or check the </w:t>
+      </w:r>
       <w:hyperlink w:id="https://example.com/docs">
         <w:r>
           <w:rPr>
@@ -502,6 +499,9 @@
           <w:t>documentation</w:t>
         </w:r>
       </w:hyperlink>
+      <w:r>
+        <w:t>.</w:t>
+      </w:r>
     </w:p>
     <w:p>
       <w:pPr>
@@ -586,17 +586,17 @@
       </w:r>
     </w:p>
     <w:p>
+      <w:bookmarkStart w:id="2" w:name="section8"/>
       <w:r>
         <w:t>This section is bookmarked as "section8" for cross-referencing.</w:t>
       </w:r>
-      <w:bookmarkStart w:id="2" w:name="section8"/>
       <w:bookmarkEnd w:id="2"/>
     </w:p>
     <w:p>
+      <w:bookmarkStart w:id="3" w:name="appendix-anchor"/>
       <w:r>
         <w:t>This is the appendix anchor bookmark.</w:t>
       </w:r>
-      <w:bookmarkStart w:id="3" w:name="appendix-anchor"/>
       <w:bookmarkEnd w:id="3"/>
     </w:p>
     <w:p>
@@ -649,9 +649,19 @@
       </w:sdt>
     </w:p>
     <w:tbl>
+      <w:tblPr>
+        <w:tblW w:w="0" w:type="auto"/>
+        <w:tblLook w:val="04A0" w:firstRow="1" w:lastRow="0" w:firstColumn="1" w:lastColumn="0" w:noHBand="0" w:noVBand="1"/>
+      </w:tblPr>
+      <w:tblGrid>
+        <w:gridCol/>
+        <w:gridCol/>
+        <w:gridCol/>
+      </w:tblGrid>
       <w:tr>
         <w:tc>
           <w:tcPr>
+            <w:tcW w:w="0" w:type="auto"/>
             <w:shd w:val="clear" w:fill="4472C4"/>
           </w:tcPr>
           <w:p>
@@ -662,6 +672,7 @@
         </w:tc>
         <w:tc>
           <w:tcPr>
+            <w:tcW w:w="0" w:type="auto"/>
             <w:shd w:val="clear" w:fill="4472C4"/>
           </w:tcPr>
           <w:p>
@@ -672,6 +683,7 @@
         </w:tc>
         <w:tc>
           <w:tcPr>
+            <w:tcW w:w="0" w:type="auto"/>
             <w:shd w:val="clear" w:fill="4472C4"/>
           </w:tcPr>
           <w:p>
@@ -683,6 +695,9 @@
       </w:tr>
       <w:tr>
         <w:tc>
+          <w:tcPr>
+            <w:tcW w:w="0" w:type="auto"/>
+          </w:tcPr>
           <w:p>
             <w:r>
               <w:t>Row 1, Col A</w:t>
@@ -690,6 +705,9 @@
           </w:p>
         </w:tc>
         <w:tc>
+          <w:tcPr>
+            <w:tcW w:w="0" w:type="auto"/>
+          </w:tcPr>
           <w:p>
             <w:r>
               <w:t>Row 1, Col B</w:t>
@@ -697,6 +715,9 @@
           </w:p>
         </w:tc>
         <w:tc>
+          <w:tcPr>
+            <w:tcW w:w="0" w:type="auto"/>
+          </w:tcPr>
           <w:p>
             <w:r>
               <w:t>Row 1, Col C</w:t>
@@ -706,6 +727,9 @@
       </w:tr>
       <w:tr>
         <w:tc>
+          <w:tcPr>
+            <w:tcW w:w="0" w:type="auto"/>
+          </w:tcPr>
           <w:p>
             <w:r>
               <w:t>Row 2, Col A</w:t>
@@ -713,6 +737,9 @@
           </w:p>
         </w:tc>
         <w:tc>
+          <w:tcPr>
+            <w:tcW w:w="0" w:type="auto"/>
+          </w:tcPr>
           <w:p>
             <w:r>
               <w:t>Row 2, Col B</w:t>
@@ -720,6 +747,9 @@
           </w:p>
         </w:tc>
         <w:tc>
+          <w:tcPr>
+            <w:tcW w:w="0" w:type="auto"/>
+          </w:tcPr>
           <w:p>
             <w:r>
               <w:t>Row 2, Col C</w:t>
@@ -729,6 +759,9 @@
       </w:tr>
       <w:tr>
         <w:tc>
+          <w:tcPr>
+            <w:tcW w:w="0" w:type="auto"/>
+          </w:tcPr>
           <w:p>
             <w:r>
               <w:t>Row 3, Col A</w:t>
@@ -736,6 +769,9 @@
           </w:p>
         </w:tc>
         <w:tc>
+          <w:tcPr>
+            <w:tcW w:w="0" w:type="auto"/>
+          </w:tcPr>
           <w:p>
             <w:r>
               <w:t>Row 3, Col B</w:t>
@@ -743,6 +779,9 @@
           </w:p>
         </w:tc>
         <w:tc>
+          <w:tcPr>
+            <w:tcW w:w="0" w:type="auto"/>
+          </w:tcPr>
           <w:p>
             <w:r>
               <w:t>Row 3, Col C</w:t>
@@ -752,9 +791,19 @@
       </w:tr>
     </w:tbl>
     <w:tbl>
+      <w:tblPr>
+        <w:tblW w:w="0" w:type="auto"/>
+        <w:tblLook w:val="04A0" w:firstRow="1" w:lastRow="0" w:firstColumn="1" w:lastColumn="0" w:noHBand="0" w:noVBand="1"/>
+      </w:tblPr>
+      <w:tblGrid>
+        <w:gridCol/>
+        <w:gridCol/>
+        <w:gridCol/>
+      </w:tblGrid>
       <w:tr>
         <w:tc>
           <w:tcPr>
+            <w:tcW w:w="0" w:type="auto"/>
             <w:shd w:val="clear" w:fill="1F4E79"/>
             <w:gridSpan w:val="3"/>
           </w:tcPr>
@@ -767,6 +816,9 @@
       </w:tr>
       <w:tr>
         <w:tc>
+          <w:tcPr>
+            <w:tcW w:w="0" w:type="auto"/>
+          </w:tcPr>
           <w:p>
             <w:r>
               <w:t>A1</w:t>
@@ -774,6 +826,9 @@
           </w:p>
         </w:tc>
         <w:tc>
+          <w:tcPr>
+            <w:tcW w:w="0" w:type="auto"/>
+          </w:tcPr>
           <w:p>
             <w:r>
               <w:t>B1</w:t>
@@ -781,6 +836,9 @@
           </w:p>
         </w:tc>
         <w:tc>
+          <w:tcPr>
+            <w:tcW w:w="0" w:type="auto"/>
+          </w:tcPr>
           <w:p>
             <w:r>
               <w:t>C1</w:t>
@@ -790,6 +848,9 @@
       </w:tr>
       <w:tr>
         <w:tc>
+          <w:tcPr>
+            <w:tcW w:w="0" w:type="auto"/>
+          </w:tcPr>
           <w:p>
             <w:r>
               <w:t>A2</w:t>
@@ -797,6 +858,9 @@
           </w:p>
         </w:tc>
         <w:tc>
+          <w:tcPr>
+            <w:tcW w:w="0" w:type="auto"/>
+          </w:tcPr>
           <w:p>
             <w:r>
               <w:t>B2</w:t>
@@ -804,6 +868,9 @@
           </w:p>
         </w:tc>
         <w:tc>
+          <w:tcPr>
+            <w:tcW w:w="0" w:type="auto"/>
+          </w:tcPr>
           <w:p>
             <w:r>
               <w:t>C2</w:t>
@@ -813,10 +880,11 @@
       </w:tr>
     </w:tbl>
     <w:sectPr w:val="nextPage">
+      <w:headerReference w:type="default" r:id="rIdHeader1"/>
+      <w:footerReference w:type="default" r:id="rIdFooter1"/>
       <w:pgSz w:w="12240" w:h="15840"/>
       <w:pgMar w:top="720" w:bottom="720" w:left="1440" w:right="1440" w:header="720" w:footer="720" w:gutter="0"/>
-      <w:headerReference w:type="default" r:id="rIdHeader1"/>
-      <w:footerReference w:type="default" r:id="rIdFooter1"/>
+      <w:cols w:space="720"/>
       <w:pgNumType w:start="1"/>
     </w:sectPr>
   </w:body>
@@ -824,14 +892,28 @@
 </file>
 
 <file path=word/endnotes.xml><?xml version="1.0" encoding="utf-8"?>
-<w:endnotes xmlns:w="http://schemas.openxmlformats.org/wordprocessingml/2006/main">
+<w:endnotes xmlns:w="http://schemas.openxmlformats.org/wordprocessingml/2006/main" xmlns:wpc="http://schemas.microsoft.com/office/word/2010/wordprocessingCanvas" xmlns:cx="http://schemas.microsoft.com/office/drawing/2014/chartex" xmlns:cx1="http://schemas.microsoft.com/office/drawing/2015/9/8/chartex" xmlns:cx2="http://schemas.microsoft.com/office/drawing/2015/10/21/chartex" xmlns:cx3="http://schemas.microsoft.com/office/drawing/2016/5/9/chartex" xmlns:cx4="http://schemas.microsoft.com/office/drawing/2016/5/10/chartex" xmlns:cx5="http://schemas.microsoft.com/office/drawing/2016/5/11/chartex" xmlns:cx6="http://schemas.microsoft.com/office/drawing/2016/5/12/chartex" xmlns:cx7="http://schemas.microsoft.com/office/drawing/2016/5/13/chartex" xmlns:cx8="http://schemas.microsoft.com/office/drawing/2016/5/14/chartex" xmlns:mc="http://schemas.openxmlformats.org/markup-compatibility/2006" xmlns:aink="http://schemas.microsoft.com/office/drawing/2016/ink" xmlns:am3d="http://schemas.microsoft.com/office/drawing/2017/model3d" xmlns:o="urn:schemas-microsoft-com:office:office" xmlns:oel="http://schemas.microsoft.com/office/2019/extlst" xmlns:r="http://schemas.openxmlformats.org/officeDocument/2006/relationships" xmlns:m="http://schemas.openxmlformats.org/officeDocument/2006/math" xmlns:v="urn:schemas-microsoft-com:vml" xmlns:wp14="http://schemas.microsoft.com/office/word/2010/wordprocessingDrawing" xmlns:wp="http://schemas.openxmlformats.org/drawingml/2006/wordprocessingDrawing" xmlns:w10="urn:schemas-microsoft-com:office:word" xmlns:w14="http://schemas.microsoft.com/office/word/2010/wordml" xmlns:w15="http://schemas.microsoft.com/office/word/2012/wordml" xmlns:w16cex="http://schemas.microsoft.com/office/word/2018/wordml/cex" xmlns:w16cid="http://schemas.microsoft.com/office/word/2016/wordml/cid" xmlns:w16="http://schemas.microsoft.com/office/word/2018/wordml" xmlns:w16du="http://schemas.microsoft.com/office/word/2023/wordml/word16du" xmlns:w16sdtdh="http://schemas.microsoft.com/office/word/2020/wordml/sdtdatahash" xmlns:w16sdtfl="http://schemas.microsoft.com/office/word/2024/wordml/sdtformatlock" xmlns:w16se="http://schemas.microsoft.com/office/word/2015/wordml/symex" xmlns:wpg="http://schemas.microsoft.com/office/word/2010/wordprocessingGroup" xmlns:wpi="http://schemas.microsoft.com/office/word/2010/wordprocessingInk" xmlns:wne="http://schemas.microsoft.com/office/word/2006/wordml" xmlns:wps="http://schemas.microsoft.com/office/word/2010/wordprocessingShape" mc:Ignorable="w14 w15 w16se w16cid w16 w16cex w16du w16sdtdh w16sdtfl wp14">
   <w:endnote w:id="0" w:type="continuationSeparator">
-    <w:p/>
+    <w:p>
+      <w:pPr>
+        <w:spacing w:after="0" w:line="240" w:lineRule="auto"/>
+      </w:pPr>
+      <w:r>
+        <w:continuationSeparator/>
+      </w:r>
+    </w:p>
   </w:endnote>
   <w:endnote w:id="-1" w:type="separator">
-    <w:p/>
+    <w:p>
+      <w:pPr>
+        <w:spacing w:after="0" w:line="240" w:lineRule="auto"/>
+      </w:pPr>
+      <w:r>
+        <w:separator/>
+      </w:r>
+    </w:p>
   </w:endnote>
-  <w:endnote w:id="1" w:type="normal">
+  <w:endnote w:id="1">
     <w:p>
       <w:r>
         <w:t>OOXML stands for Office Open XML, the file format used by Microsoft Word.</w:t>
@@ -842,7 +924,7 @@
 </file>
 
 <file path=word/footer1.xml><?xml version="1.0" encoding="utf-8"?>
-<w:ftr xmlns:w="http://schemas.openxmlformats.org/wordprocessingml/2006/main">
+<w:ftr xmlns:w="http://schemas.openxmlformats.org/wordprocessingml/2006/main" xmlns:wpc="http://schemas.microsoft.com/office/word/2010/wordprocessingCanvas" xmlns:cx="http://schemas.microsoft.com/office/drawing/2014/chartex" xmlns:cx1="http://schemas.microsoft.com/office/drawing/2015/9/8/chartex" xmlns:cx2="http://schemas.microsoft.com/office/drawing/2015/10/21/chartex" xmlns:cx3="http://schemas.microsoft.com/office/drawing/2016/5/9/chartex" xmlns:cx4="http://schemas.microsoft.com/office/drawing/2016/5/10/chartex" xmlns:cx5="http://schemas.microsoft.com/office/drawing/2016/5/11/chartex" xmlns:cx6="http://schemas.microsoft.com/office/drawing/2016/5/12/chartex" xmlns:cx7="http://schemas.microsoft.com/office/drawing/2016/5/13/chartex" xmlns:cx8="http://schemas.microsoft.com/office/drawing/2016/5/14/chartex" xmlns:mc="http://schemas.openxmlformats.org/markup-compatibility/2006" xmlns:aink="http://schemas.microsoft.com/office/drawing/2016/ink" xmlns:am3d="http://schemas.microsoft.com/office/drawing/2017/model3d" xmlns:o="urn:schemas-microsoft-com:office:office" xmlns:oel="http://schemas.microsoft.com/office/2019/extlst" xmlns:r="http://schemas.openxmlformats.org/officeDocument/2006/relationships" xmlns:m="http://schemas.openxmlformats.org/officeDocument/2006/math" xmlns:v="urn:schemas-microsoft-com:vml" xmlns:wp14="http://schemas.microsoft.com/office/word/2010/wordprocessingDrawing" xmlns:wp="http://schemas.openxmlformats.org/drawingml/2006/wordprocessingDrawing" xmlns:w10="urn:schemas-microsoft-com:office:word" xmlns:w14="http://schemas.microsoft.com/office/word/2010/wordml" xmlns:w15="http://schemas.microsoft.com/office/word/2012/wordml" xmlns:w16cex="http://schemas.microsoft.com/office/word/2018/wordml/cex" xmlns:w16cid="http://schemas.microsoft.com/office/word/2016/wordml/cid" xmlns:w16="http://schemas.microsoft.com/office/word/2018/wordml" xmlns:w16du="http://schemas.microsoft.com/office/word/2023/wordml/word16du" xmlns:w16sdtdh="http://schemas.microsoft.com/office/word/2020/wordml/sdtdatahash" xmlns:w16sdtfl="http://schemas.microsoft.com/office/word/2024/wordml/sdtformatlock" xmlns:w16se="http://schemas.microsoft.com/office/word/2015/wordml/symex" xmlns:wpg="http://schemas.microsoft.com/office/word/2010/wordprocessingGroup" xmlns:wpi="http://schemas.microsoft.com/office/word/2010/wordprocessingInk" xmlns:wne="http://schemas.microsoft.com/office/word/2006/wordml" xmlns:wps="http://schemas.microsoft.com/office/word/2010/wordprocessingShape" mc:Ignorable="w14 w15 w16se w16cid w16 w16cex w16du w16sdtdh w16sdtfl wp14">
   <w:p>
     <w:r>
       <w:t xml:space="preserve">Page </w:t>
@@ -878,14 +960,28 @@
 </file>
 
 <file path=word/footnotes.xml><?xml version="1.0" encoding="utf-8"?>
-<w:footnotes xmlns:w="http://schemas.openxmlformats.org/wordprocessingml/2006/main">
+<w:footnotes xmlns:w="http://schemas.openxmlformats.org/wordprocessingml/2006/main" xmlns:wpc="http://schemas.microsoft.com/office/word/2010/wordprocessingCanvas" xmlns:cx="http://schemas.microsoft.com/office/drawing/2014/chartex" xmlns:cx1="http://schemas.microsoft.com/office/drawing/2015/9/8/chartex" xmlns:cx2="http://schemas.microsoft.com/office/drawing/2015/10/21/chartex" xmlns:cx3="http://schemas.microsoft.com/office/drawing/2016/5/9/chartex" xmlns:cx4="http://schemas.microsoft.com/office/drawing/2016/5/10/chartex" xmlns:cx5="http://schemas.microsoft.com/office/drawing/2016/5/11/chartex" xmlns:cx6="http://schemas.microsoft.com/office/drawing/2016/5/12/chartex" xmlns:cx7="http://schemas.microsoft.com/office/drawing/2016/5/13/chartex" xmlns:cx8="http://schemas.microsoft.com/office/drawing/2016/5/14/chartex" xmlns:mc="http://schemas.openxmlformats.org/markup-compatibility/2006" xmlns:aink="http://schemas.microsoft.com/office/drawing/2016/ink" xmlns:am3d="http://schemas.microsoft.com/office/drawing/2017/model3d" xmlns:o="urn:schemas-microsoft-com:office:office" xmlns:oel="http://schemas.microsoft.com/office/2019/extlst" xmlns:r="http://schemas.openxmlformats.org/officeDocument/2006/relationships" xmlns:m="http://schemas.openxmlformats.org/officeDocument/2006/math" xmlns:v="urn:schemas-microsoft-com:vml" xmlns:wp14="http://schemas.microsoft.com/office/word/2010/wordprocessingDrawing" xmlns:wp="http://schemas.openxmlformats.org/drawingml/2006/wordprocessingDrawing" xmlns:w10="urn:schemas-microsoft-com:office:word" xmlns:w14="http://schemas.microsoft.com/office/word/2010/wordml" xmlns:w15="http://schemas.microsoft.com/office/word/2012/wordml" xmlns:w16cex="http://schemas.microsoft.com/office/word/2018/wordml/cex" xmlns:w16cid="http://schemas.microsoft.com/office/word/2016/wordml/cid" xmlns:w16="http://schemas.microsoft.com/office/word/2018/wordml" xmlns:w16du="http://schemas.microsoft.com/office/word/2023/wordml/word16du" xmlns:w16sdtdh="http://schemas.microsoft.com/office/word/2020/wordml/sdtdatahash" xmlns:w16sdtfl="http://schemas.microsoft.com/office/word/2024/wordml/sdtformatlock" xmlns:w16se="http://schemas.microsoft.com/office/word/2015/wordml/symex" xmlns:wpg="http://schemas.microsoft.com/office/word/2010/wordprocessingGroup" xmlns:wpi="http://schemas.microsoft.com/office/word/2010/wordprocessingInk" xmlns:wne="http://schemas.microsoft.com/office/word/2006/wordml" xmlns:wps="http://schemas.microsoft.com/office/word/2010/wordprocessingShape" mc:Ignorable="w14 w15 w16se w16cid w16 w16cex w16du w16sdtdh w16sdtfl wp14">
   <w:footnote w:id="0" w:type="continuationSeparator">
-    <w:p/>
+    <w:p>
+      <w:pPr>
+        <w:spacing w:after="0" w:line="240" w:lineRule="auto"/>
+      </w:pPr>
+      <w:r>
+        <w:continuationSeparator/>
+      </w:r>
+    </w:p>
   </w:footnote>
   <w:footnote w:id="-1" w:type="separator">
-    <w:p/>
+    <w:p>
+      <w:pPr>
+        <w:spacing w:after="0" w:line="240" w:lineRule="auto"/>
+      </w:pPr>
+      <w:r>
+        <w:separator/>
+      </w:r>
+    </w:p>
   </w:footnote>
-  <w:footnote w:id="1" w:type="normal">
+  <w:footnote w:id="1">
     <w:p>
       <w:r>
         <w:t>Builder API was introduced in an earlier version of the library.</w:t>
@@ -896,7 +992,7 @@
 </file>
 
 <file path=word/header1.xml><?xml version="1.0" encoding="utf-8"?>
-<w:hdr xmlns:w="http://schemas.openxmlformats.org/wordprocessingml/2006/main">
+<w:hdr xmlns:w="http://schemas.openxmlformats.org/wordprocessingml/2006/main" xmlns:wpc="http://schemas.microsoft.com/office/word/2010/wordprocessingCanvas" xmlns:cx="http://schemas.microsoft.com/office/drawing/2014/chartex" xmlns:cx1="http://schemas.microsoft.com/office/drawing/2015/9/8/chartex" xmlns:cx2="http://schemas.microsoft.com/office/drawing/2015/10/21/chartex" xmlns:cx3="http://schemas.microsoft.com/office/drawing/2016/5/9/chartex" xmlns:cx4="http://schemas.microsoft.com/office/drawing/2016/5/10/chartex" xmlns:cx5="http://schemas.microsoft.com/office/drawing/2016/5/11/chartex" xmlns:cx6="http://schemas.microsoft.com/office/drawing/2016/5/12/chartex" xmlns:cx7="http://schemas.microsoft.com/office/drawing/2016/5/13/chartex" xmlns:cx8="http://schemas.microsoft.com/office/drawing/2016/5/14/chartex" xmlns:mc="http://schemas.openxmlformats.org/markup-compatibility/2006" xmlns:aink="http://schemas.microsoft.com/office/drawing/2016/ink" xmlns:am3d="http://schemas.microsoft.com/office/drawing/2017/model3d" xmlns:o="urn:schemas-microsoft-com:office:office" xmlns:oel="http://schemas.microsoft.com/office/2019/extlst" xmlns:r="http://schemas.openxmlformats.org/officeDocument/2006/relationships" xmlns:m="http://schemas.openxmlformats.org/officeDocument/2006/math" xmlns:v="urn:schemas-microsoft-com:vml" xmlns:wp14="http://schemas.microsoft.com/office/word/2010/wordprocessingDrawing" xmlns:wp="http://schemas.openxmlformats.org/drawingml/2006/wordprocessingDrawing" xmlns:w10="urn:schemas-microsoft-com:office:word" xmlns:w14="http://schemas.microsoft.com/office/word/2010/wordml" xmlns:w15="http://schemas.microsoft.com/office/word/2012/wordml" xmlns:w16cex="http://schemas.microsoft.com/office/word/2018/wordml/cex" xmlns:w16cid="http://schemas.microsoft.com/office/word/2016/wordml/cid" xmlns:w16="http://schemas.microsoft.com/office/word/2018/wordml" xmlns:w16du="http://schemas.microsoft.com/office/word/2023/wordml/word16du" xmlns:w16sdtdh="http://schemas.microsoft.com/office/word/2020/wordml/sdtdatahash" xmlns:w16sdtfl="http://schemas.microsoft.com/office/word/2024/wordml/sdtformatlock" xmlns:w16se="http://schemas.microsoft.com/office/word/2015/wordml/symex" xmlns:wpg="http://schemas.microsoft.com/office/word/2010/wordprocessingGroup" xmlns:wpi="http://schemas.microsoft.com/office/word/2010/wordprocessingInk" xmlns:wne="http://schemas.microsoft.com/office/word/2006/wordml" xmlns:wps="http://schemas.microsoft.com/office/word/2010/wordprocessingShape" mc:Ignorable="w14 w15 w16se w16cid w16 w16cex w16du w16sdtdh w16sdtfl wp14">
   <w:p>
     <w:r>
       <w:rPr>
@@ -1125,13 +1221,13 @@
       <w:ind w:left="6480" w:hanging="360"/>
     </w:lvl>
   </w:abstractNum>
-  <w:num w:numId="1">
+  <w:num w:numId="1" w16cid:durableId="-1338019638">
     <w:abstractNumId w:val="0"/>
   </w:num>
-  <w:num w:numId="2">
+  <w:num w:numId="2" w16cid:durableId="2036271735">
     <w:abstractNumId w:val="1"/>
   </w:num>
-  <w:num w:numId="3">
+  <w:num w:numId="3" w16cid:durableId="-1542132871">
     <w:abstractNumId w:val="2"/>
   </w:num>
 </w:numbering>
@@ -1163,7 +1259,7 @@
 </file>
 
 <file path=word/styles.xml><?xml version="1.0" encoding="utf-8"?>
-<w:styles xmlns:w="http://schemas.openxmlformats.org/wordprocessingml/2006/main" xmlns:mc="http://schemas.openxmlformats.org/markup-compatibility/2006" xmlns:r="http://schemas.openxmlformats.org/officeDocument/2006/relationships" xmlns:w14="http://schemas.microsoft.com/office/word/2010/wordml" xmlns:w15="http://schemas.microsoft.com/office/word/2012/wordml" xmlns:wp14="http://schemas.microsoft.com/office/word/2010/wordprocessingDrawing" xmlns:w16cex="http://schemas.microsoft.com/office/word/2018/wordml/cex" xmlns:w16cid="http://schemas.microsoft.com/office/word/2016/wordml/cid" xmlns:w16="http://schemas.microsoft.com/office/word/2018/wordml" xmlns:w16du="http://schemas.microsoft.com/office/word/2023/wordml/word16du" xmlns:w16sdtdh="http://schemas.microsoft.com/office/word/2020/wordml/sdtdatahash" xmlns:w16sdtfl="http://schemas.microsoft.com/office/word/2024/wordml/sdtformatlock" xmlns:w16se="http://schemas.microsoft.com/office/word/2015/wordml/symex">
+<w:styles xmlns:w="http://schemas.openxmlformats.org/wordprocessingml/2006/main" xmlns:mc="http://schemas.openxmlformats.org/markup-compatibility/2006" xmlns:r="http://schemas.openxmlformats.org/officeDocument/2006/relationships" xmlns:w14="http://schemas.microsoft.com/office/word/2010/wordml" xmlns:w15="http://schemas.microsoft.com/office/word/2012/wordml" xmlns:wp14="http://schemas.microsoft.com/office/word/2010/wordprocessingDrawing" xmlns:w16cex="http://schemas.microsoft.com/office/word/2018/wordml/cex" xmlns:w16cid="http://schemas.microsoft.com/office/word/2016/wordml/cid" xmlns:w16="http://schemas.microsoft.com/office/word/2018/wordml" xmlns:w16du="http://schemas.microsoft.com/office/word/2023/wordml/word16du" xmlns:w16sdtdh="http://schemas.microsoft.com/office/word/2020/wordml/sdtdatahash" xmlns:w16sdtfl="http://schemas.microsoft.com/office/word/2024/wordml/sdtformatlock" xmlns:w16se="http://schemas.microsoft.com/office/word/2015/wordml/symex" mc:Ignorable="w14 w15 w16se w16cid w16 w16cex w16du w16sdtdh w16sdtfl">
   <w:docDefaults>
     <w:rPrDefault>
       <w:rPr>
@@ -1565,6 +1661,7 @@
   </w:style>
   <w:style w:type="character" w:styleId="DefaultParagraphFont" w:default="1">
     <w:name w:val="Default Paragraph Font"/>
+    <w:semiHidden/>
   </w:style>
   <w:style w:type="paragraph" w:styleId="Heading1">
     <w:name w:val="Heading 1"/>

--- a/examples/generated/ultimate_document.docx
+++ b/examples/generated/ultimate_document.docx
@@ -1,6 +1,6 @@
 
 <file path=word/document.xml><?xml version="1.0" encoding="utf-8"?>
-<w:document xmlns:w="http://schemas.openxmlformats.org/wordprocessingml/2006/main" xmlns:wpc="http://schemas.microsoft.com/office/word/2010/wordprocessingCanvas" xmlns:cx="http://schemas.microsoft.com/office/drawing/2014/chartex" xmlns:cx1="http://schemas.microsoft.com/office/drawing/2015/9/8/chartex" xmlns:cx2="http://schemas.microsoft.com/office/drawing/2015/10/21/chartex" xmlns:cx3="http://schemas.microsoft.com/office/drawing/2016/5/9/chartex" xmlns:cx4="http://schemas.microsoft.com/office/drawing/2016/5/10/chartex" xmlns:cx5="http://schemas.microsoft.com/office/drawing/2016/5/11/chartex" xmlns:cx6="http://schemas.microsoft.com/office/drawing/2016/5/12/chartex" xmlns:cx7="http://schemas.microsoft.com/office/drawing/2016/5/13/chartex" xmlns:cx8="http://schemas.microsoft.com/office/drawing/2016/5/14/chartex" xmlns:mc="http://schemas.openxmlformats.org/markup-compatibility/2006" xmlns:aink="http://schemas.microsoft.com/office/drawing/2016/ink" xmlns:am3d="http://schemas.microsoft.com/office/drawing/2017/model3d" xmlns:o="urn:schemas-microsoft-com:office:office" xmlns:oel="http://schemas.microsoft.com/office/2019/extlst" xmlns:r="http://schemas.openxmlformats.org/officeDocument/2006/relationships" xmlns:m="http://schemas.openxmlformats.org/officeDocument/2006/math" xmlns:v="urn:schemas-microsoft-com:vml" xmlns:wp14="http://schemas.microsoft.com/office/word/2010/wordprocessingDrawing" xmlns:wp="http://schemas.openxmlformats.org/drawingml/2006/wordprocessingDrawing" xmlns:w10="urn:schemas-microsoft-com:office:word" xmlns:w14="http://schemas.microsoft.com/office/word/2010/wordml" xmlns:w15="http://schemas.microsoft.com/office/word/2012/wordml" xmlns:w16cex="http://schemas.microsoft.com/office/word/2018/wordml/cex" xmlns:w16cid="http://schemas.microsoft.com/office/word/2016/wordml/cid" xmlns:w16="http://schemas.microsoft.com/office/word/2018/wordml" xmlns:w16du="http://schemas.microsoft.com/office/word/2023/wordml/word16du" xmlns:w16sdtdh="http://schemas.microsoft.com/office/word/2020/wordml/sdtdatahash" xmlns:w16sdtfl="http://schemas.microsoft.com/office/word/2024/wordml/sdtformatlock" xmlns:w16se="http://schemas.microsoft.com/office/word/2015/wordml/symex" xmlns:wpg="http://schemas.microsoft.com/office/word/2010/wordprocessingGroup" xmlns:wpi="http://schemas.microsoft.com/office/word/2010/wordprocessingInk" xmlns:wne="http://schemas.microsoft.com/office/word/2006/wordml" xmlns:wps="http://schemas.microsoft.com/office/word/2010/wordprocessingShape" mc:Ignorable="w14 w15 w16se w16cid w16 w16cex w16du w16sdtdh w16sdtfl wp14">
+<w:document xmlns:w="http://schemas.openxmlformats.org/wordprocessingml/2006/main" xmlns:wpc="http://schemas.microsoft.com/office/word/2010/wordprocessingCanvas" xmlns:cx="http://schemas.microsoft.com/office/drawing/2014/chartex" xmlns:cx1="http://schemas.microsoft.com/office/drawing/2015/9/8/chartex" xmlns:cx2="http://schemas.microsoft.com/office/drawing/2015/10/21/chartex" xmlns:cx3="http://schemas.microsoft.com/office/drawing/2016/5/9/chartex" xmlns:cx4="http://schemas.microsoft.com/office/drawing/2016/5/10/chartex" xmlns:cx5="http://schemas.microsoft.com/office/drawing/2016/5/11/chartex" xmlns:cx6="http://schemas.microsoft.com/office/drawing/2016/5/12/chartex" xmlns:cx7="http://schemas.microsoft.com/office/drawing/2016/5/13/chartex" xmlns:cx8="http://schemas.microsoft.com/office/drawing/2016/5/14/chartex" xmlns:mc="http://schemas.openxmlformats.org/markup-compatibility/2006" xmlns:aink="http://schemas.microsoft.com/office/drawing/2016/ink" xmlns:am3d="http://schemas.microsoft.com/office/drawing/2017/model3d" xmlns:o="urn:schemas-microsoft-com:office:office" xmlns:oel="http://schemas.microsoft.com/office/2019/extlst" xmlns:r="http://schemas.openxmlformats.org/officeDocument/2006/relationships" xmlns:m="http://schemas.openxmlformats.org/officeDocument/2006/math" xmlns:v="urn:schemas-microsoft-com:vml" xmlns:wp14="http://schemas.microsoft.com/office/word/2010/wordprocessingDrawing" xmlns:wp="http://schemas.openxmlformats.org/drawingml/2006/wordprocessingDrawing" xmlns:w10="urn:schemas-microsoft-com:office:word" xmlns:w14="http://schemas.microsoft.com/office/word/2010/wordml" xmlns:w15="http://schemas.microsoft.com/office/word/2012/wordml" xmlns:w16cex="http://schemas.microsoft.com/office/word/2018/wordml/cex" xmlns:w16cid="http://schemas.microsoft.com/office/word/2016/wordml/cid" xmlns:w16="http://schemas.microsoft.com/office/word/2018/wordml" xmlns:w16du="http://schemas.microsoft.com/office/word/2023/wordml/word16du" xmlns:w16sdtdh="http://schemas.microsoft.com/office/word/2020/wordml/sdtdatahash" xmlns:w16sdtfl="http://schemas.microsoft.com/office/word/2024/wordml/sdtformatlock" xmlns:w16se="http://schemas.microsoft.com/office/word/2015/wordml/symex" xmlns:wpg="http://schemas.microsoft.com/office/word/2010/wordprocessingGroup" xmlns:wpi="http://schemas.microsoft.com/office/word/2010/wordprocessingInk" xmlns:wne="http://schemas.microsoft.com/office/word/2006/wordml" xmlns:wps="http://schemas.microsoft.com/office/word/2010/wordprocessingShape" mc:Ignorable="w14 w15 w16 w16cex w16cid w16du w16sdtdh w16sdtfl w16se wp14">
   <w:body>
     <w:p>
       <w:pPr>
@@ -199,7 +199,7 @@
         <w:t>8pt</w:t>
       </w:r>
       <w:r>
-        <w:t xml:space="preserve"> </w:t>
+        <w:t xml:space="preserve"/>
       </w:r>
       <w:r>
         <w:rPr>
@@ -208,7 +208,7 @@
         <w:t>10pt</w:t>
       </w:r>
       <w:r>
-        <w:t xml:space="preserve"> </w:t>
+        <w:t xml:space="preserve"/>
       </w:r>
       <w:r>
         <w:rPr>
@@ -217,7 +217,7 @@
         <w:t>12pt</w:t>
       </w:r>
       <w:r>
-        <w:t xml:space="preserve"> </w:t>
+        <w:t xml:space="preserve"/>
       </w:r>
       <w:r>
         <w:rPr>
@@ -226,7 +226,7 @@
         <w:t>16pt</w:t>
       </w:r>
       <w:r>
-        <w:t xml:space="preserve"> </w:t>
+        <w:t xml:space="preserve"/>
       </w:r>
       <w:r>
         <w:rPr>
@@ -235,7 +235,7 @@
         <w:t>24pt</w:t>
       </w:r>
       <w:r>
-        <w:t xml:space="preserve"> </w:t>
+        <w:t xml:space="preserve"/>
       </w:r>
       <w:r>
         <w:rPr>
@@ -244,7 +244,7 @@
         <w:t>36pt</w:t>
       </w:r>
       <w:r>
-        <w:t xml:space="preserve"> </w:t>
+        <w:t xml:space="preserve"/>
       </w:r>
       <w:r>
         <w:rPr>
@@ -263,24 +263,14 @@
     </w:p>
     <w:p>
       <w:r>
-        <w:t>Line break example:</w:t>
-      </w:r>
-      <w:r>
+        <w:t>Line break example:This text is on a new line.</w:t>
         <w:br w:type="line"/>
       </w:r>
-      <w:r>
-        <w:t>This text is on a new line.</w:t>
-      </w:r>
-    </w:p>
-    <w:p>
-      <w:r>
-        <w:t>Tab stop example:</w:t>
-      </w:r>
-      <w:r>
+    </w:p>
+    <w:p>
+      <w:r>
+        <w:t>Tab stop example:After tab</w:t>
         <w:tab/>
-      </w:r>
-      <w:r>
-        <w:t>After tab</w:t>
       </w:r>
     </w:p>
     <w:p>
@@ -476,7 +466,7 @@
     </w:p>
     <w:p>
       <w:r>
-        <w:t xml:space="preserve">Visit the </w:t>
+        <w:t>Visit the  for more information, or check the .</w:t>
       </w:r>
       <w:hyperlink w:id="https://example.com">
         <w:r>
@@ -487,9 +477,6 @@
           <w:t>project website</w:t>
         </w:r>
       </w:hyperlink>
-      <w:r>
-        <w:t xml:space="preserve"> for more information, or check the </w:t>
-      </w:r>
       <w:hyperlink w:id="https://example.com/docs">
         <w:r>
           <w:rPr>
@@ -499,9 +486,6 @@
           <w:t>documentation</w:t>
         </w:r>
       </w:hyperlink>
-      <w:r>
-        <w:t>.</w:t>
-      </w:r>
     </w:p>
     <w:p>
       <w:pPr>
@@ -622,10 +606,7 @@
     </w:p>
     <w:p>
       <w:r>
-        <w:t xml:space="preserve">This appendix demonstrates section breaks with different </w:t>
-      </w:r>
-      <w:r>
-        <w:t>headers, footers, and page numbering.</w:t>
+        <w:t>This appendix demonstrates section breaks with different headers, footers, and page numbering.</w:t>
       </w:r>
     </w:p>
     <w:p>
@@ -880,8 +861,8 @@
       </w:tr>
     </w:tbl>
     <w:sectPr w:val="nextPage">
-      <w:headerReference w:type="default" r:id="rIdHeader1"/>
-      <w:footerReference w:type="default" r:id="rIdFooter1"/>
+      <w:headerReference w:type="default" r:id="rId9"/>
+      <w:footerReference w:type="default" r:id="rId10"/>
       <w:pgSz w:w="12240" w:h="15840"/>
       <w:pgMar w:top="720" w:bottom="720" w:left="1440" w:right="1440" w:header="720" w:footer="720" w:gutter="0"/>
       <w:cols w:space="720"/>
@@ -892,7 +873,7 @@
 </file>
 
 <file path=word/endnotes.xml><?xml version="1.0" encoding="utf-8"?>
-<w:endnotes xmlns:w="http://schemas.openxmlformats.org/wordprocessingml/2006/main" xmlns:wpc="http://schemas.microsoft.com/office/word/2010/wordprocessingCanvas" xmlns:cx="http://schemas.microsoft.com/office/drawing/2014/chartex" xmlns:cx1="http://schemas.microsoft.com/office/drawing/2015/9/8/chartex" xmlns:cx2="http://schemas.microsoft.com/office/drawing/2015/10/21/chartex" xmlns:cx3="http://schemas.microsoft.com/office/drawing/2016/5/9/chartex" xmlns:cx4="http://schemas.microsoft.com/office/drawing/2016/5/10/chartex" xmlns:cx5="http://schemas.microsoft.com/office/drawing/2016/5/11/chartex" xmlns:cx6="http://schemas.microsoft.com/office/drawing/2016/5/12/chartex" xmlns:cx7="http://schemas.microsoft.com/office/drawing/2016/5/13/chartex" xmlns:cx8="http://schemas.microsoft.com/office/drawing/2016/5/14/chartex" xmlns:mc="http://schemas.openxmlformats.org/markup-compatibility/2006" xmlns:aink="http://schemas.microsoft.com/office/drawing/2016/ink" xmlns:am3d="http://schemas.microsoft.com/office/drawing/2017/model3d" xmlns:o="urn:schemas-microsoft-com:office:office" xmlns:oel="http://schemas.microsoft.com/office/2019/extlst" xmlns:r="http://schemas.openxmlformats.org/officeDocument/2006/relationships" xmlns:m="http://schemas.openxmlformats.org/officeDocument/2006/math" xmlns:v="urn:schemas-microsoft-com:vml" xmlns:wp14="http://schemas.microsoft.com/office/word/2010/wordprocessingDrawing" xmlns:wp="http://schemas.openxmlformats.org/drawingml/2006/wordprocessingDrawing" xmlns:w10="urn:schemas-microsoft-com:office:word" xmlns:w14="http://schemas.microsoft.com/office/word/2010/wordml" xmlns:w15="http://schemas.microsoft.com/office/word/2012/wordml" xmlns:w16cex="http://schemas.microsoft.com/office/word/2018/wordml/cex" xmlns:w16cid="http://schemas.microsoft.com/office/word/2016/wordml/cid" xmlns:w16="http://schemas.microsoft.com/office/word/2018/wordml" xmlns:w16du="http://schemas.microsoft.com/office/word/2023/wordml/word16du" xmlns:w16sdtdh="http://schemas.microsoft.com/office/word/2020/wordml/sdtdatahash" xmlns:w16sdtfl="http://schemas.microsoft.com/office/word/2024/wordml/sdtformatlock" xmlns:w16se="http://schemas.microsoft.com/office/word/2015/wordml/symex" xmlns:wpg="http://schemas.microsoft.com/office/word/2010/wordprocessingGroup" xmlns:wpi="http://schemas.microsoft.com/office/word/2010/wordprocessingInk" xmlns:wne="http://schemas.microsoft.com/office/word/2006/wordml" xmlns:wps="http://schemas.microsoft.com/office/word/2010/wordprocessingShape" mc:Ignorable="w14 w15 w16se w16cid w16 w16cex w16du w16sdtdh w16sdtfl wp14">
+<w:endnotes xmlns:w="http://schemas.openxmlformats.org/wordprocessingml/2006/main" xmlns:wpc="http://schemas.microsoft.com/office/word/2010/wordprocessingCanvas" xmlns:cx="http://schemas.microsoft.com/office/drawing/2014/chartex" xmlns:cx1="http://schemas.microsoft.com/office/drawing/2015/9/8/chartex" xmlns:cx2="http://schemas.microsoft.com/office/drawing/2015/10/21/chartex" xmlns:cx3="http://schemas.microsoft.com/office/drawing/2016/5/9/chartex" xmlns:cx4="http://schemas.microsoft.com/office/drawing/2016/5/10/chartex" xmlns:cx5="http://schemas.microsoft.com/office/drawing/2016/5/11/chartex" xmlns:cx6="http://schemas.microsoft.com/office/drawing/2016/5/12/chartex" xmlns:cx7="http://schemas.microsoft.com/office/drawing/2016/5/13/chartex" xmlns:cx8="http://schemas.microsoft.com/office/drawing/2016/5/14/chartex" xmlns:mc="http://schemas.openxmlformats.org/markup-compatibility/2006" xmlns:aink="http://schemas.microsoft.com/office/drawing/2016/ink" xmlns:am3d="http://schemas.microsoft.com/office/drawing/2017/model3d" xmlns:o="urn:schemas-microsoft-com:office:office" xmlns:oel="http://schemas.microsoft.com/office/2019/extlst" xmlns:r="http://schemas.openxmlformats.org/officeDocument/2006/relationships" xmlns:m="http://schemas.openxmlformats.org/officeDocument/2006/math" xmlns:v="urn:schemas-microsoft-com:vml" xmlns:wp14="http://schemas.microsoft.com/office/word/2010/wordprocessingDrawing" xmlns:wp="http://schemas.openxmlformats.org/drawingml/2006/wordprocessingDrawing" xmlns:w10="urn:schemas-microsoft-com:office:word" xmlns:w14="http://schemas.microsoft.com/office/word/2010/wordml" xmlns:w15="http://schemas.microsoft.com/office/word/2012/wordml" xmlns:w16cex="http://schemas.microsoft.com/office/word/2018/wordml/cex" xmlns:w16cid="http://schemas.microsoft.com/office/word/2016/wordml/cid" xmlns:w16="http://schemas.microsoft.com/office/word/2018/wordml" xmlns:w16du="http://schemas.microsoft.com/office/word/2023/wordml/word16du" xmlns:w16sdtdh="http://schemas.microsoft.com/office/word/2020/wordml/sdtdatahash" xmlns:w16sdtfl="http://schemas.microsoft.com/office/word/2024/wordml/sdtformatlock" xmlns:w16se="http://schemas.microsoft.com/office/word/2015/wordml/symex" xmlns:wpg="http://schemas.microsoft.com/office/word/2010/wordprocessingGroup" xmlns:wpi="http://schemas.microsoft.com/office/word/2010/wordprocessingInk" xmlns:wne="http://schemas.microsoft.com/office/word/2006/wordml" xmlns:wps="http://schemas.microsoft.com/office/word/2010/wordprocessingShape" mc:Ignorable="w14 w15 w16 w16cex w16cid w16du w16sdtdh w16sdtfl w16se wp14">
   <w:endnote w:id="0" w:type="continuationSeparator">
     <w:p>
       <w:pPr>
@@ -924,7 +905,7 @@
 </file>
 
 <file path=word/footer1.xml><?xml version="1.0" encoding="utf-8"?>
-<w:ftr xmlns:w="http://schemas.openxmlformats.org/wordprocessingml/2006/main" xmlns:wpc="http://schemas.microsoft.com/office/word/2010/wordprocessingCanvas" xmlns:cx="http://schemas.microsoft.com/office/drawing/2014/chartex" xmlns:cx1="http://schemas.microsoft.com/office/drawing/2015/9/8/chartex" xmlns:cx2="http://schemas.microsoft.com/office/drawing/2015/10/21/chartex" xmlns:cx3="http://schemas.microsoft.com/office/drawing/2016/5/9/chartex" xmlns:cx4="http://schemas.microsoft.com/office/drawing/2016/5/10/chartex" xmlns:cx5="http://schemas.microsoft.com/office/drawing/2016/5/11/chartex" xmlns:cx6="http://schemas.microsoft.com/office/drawing/2016/5/12/chartex" xmlns:cx7="http://schemas.microsoft.com/office/drawing/2016/5/13/chartex" xmlns:cx8="http://schemas.microsoft.com/office/drawing/2016/5/14/chartex" xmlns:mc="http://schemas.openxmlformats.org/markup-compatibility/2006" xmlns:aink="http://schemas.microsoft.com/office/drawing/2016/ink" xmlns:am3d="http://schemas.microsoft.com/office/drawing/2017/model3d" xmlns:o="urn:schemas-microsoft-com:office:office" xmlns:oel="http://schemas.microsoft.com/office/2019/extlst" xmlns:r="http://schemas.openxmlformats.org/officeDocument/2006/relationships" xmlns:m="http://schemas.openxmlformats.org/officeDocument/2006/math" xmlns:v="urn:schemas-microsoft-com:vml" xmlns:wp14="http://schemas.microsoft.com/office/word/2010/wordprocessingDrawing" xmlns:wp="http://schemas.openxmlformats.org/drawingml/2006/wordprocessingDrawing" xmlns:w10="urn:schemas-microsoft-com:office:word" xmlns:w14="http://schemas.microsoft.com/office/word/2010/wordml" xmlns:w15="http://schemas.microsoft.com/office/word/2012/wordml" xmlns:w16cex="http://schemas.microsoft.com/office/word/2018/wordml/cex" xmlns:w16cid="http://schemas.microsoft.com/office/word/2016/wordml/cid" xmlns:w16="http://schemas.microsoft.com/office/word/2018/wordml" xmlns:w16du="http://schemas.microsoft.com/office/word/2023/wordml/word16du" xmlns:w16sdtdh="http://schemas.microsoft.com/office/word/2020/wordml/sdtdatahash" xmlns:w16sdtfl="http://schemas.microsoft.com/office/word/2024/wordml/sdtformatlock" xmlns:w16se="http://schemas.microsoft.com/office/word/2015/wordml/symex" xmlns:wpg="http://schemas.microsoft.com/office/word/2010/wordprocessingGroup" xmlns:wpi="http://schemas.microsoft.com/office/word/2010/wordprocessingInk" xmlns:wne="http://schemas.microsoft.com/office/word/2006/wordml" xmlns:wps="http://schemas.microsoft.com/office/word/2010/wordprocessingShape" mc:Ignorable="w14 w15 w16se w16cid w16 w16cex w16du w16sdtdh w16sdtfl wp14">
+<w:ftr xmlns:w="http://schemas.openxmlformats.org/wordprocessingml/2006/main" xmlns:wpc="http://schemas.microsoft.com/office/word/2010/wordprocessingCanvas" xmlns:cx="http://schemas.microsoft.com/office/drawing/2014/chartex" xmlns:cx1="http://schemas.microsoft.com/office/drawing/2015/9/8/chartex" xmlns:cx2="http://schemas.microsoft.com/office/drawing/2015/10/21/chartex" xmlns:cx3="http://schemas.microsoft.com/office/drawing/2016/5/9/chartex" xmlns:cx4="http://schemas.microsoft.com/office/drawing/2016/5/10/chartex" xmlns:cx5="http://schemas.microsoft.com/office/drawing/2016/5/11/chartex" xmlns:cx6="http://schemas.microsoft.com/office/drawing/2016/5/12/chartex" xmlns:cx7="http://schemas.microsoft.com/office/drawing/2016/5/13/chartex" xmlns:cx8="http://schemas.microsoft.com/office/drawing/2016/5/14/chartex" xmlns:mc="http://schemas.openxmlformats.org/markup-compatibility/2006" xmlns:aink="http://schemas.microsoft.com/office/drawing/2016/ink" xmlns:am3d="http://schemas.microsoft.com/office/drawing/2017/model3d" xmlns:o="urn:schemas-microsoft-com:office:office" xmlns:oel="http://schemas.microsoft.com/office/2019/extlst" xmlns:r="http://schemas.openxmlformats.org/officeDocument/2006/relationships" xmlns:m="http://schemas.openxmlformats.org/officeDocument/2006/math" xmlns:v="urn:schemas-microsoft-com:vml" xmlns:wp14="http://schemas.microsoft.com/office/word/2010/wordprocessingDrawing" xmlns:wp="http://schemas.openxmlformats.org/drawingml/2006/wordprocessingDrawing" xmlns:w10="urn:schemas-microsoft-com:office:word" xmlns:w14="http://schemas.microsoft.com/office/word/2010/wordml" xmlns:w15="http://schemas.microsoft.com/office/word/2012/wordml" xmlns:w16cex="http://schemas.microsoft.com/office/word/2018/wordml/cex" xmlns:w16cid="http://schemas.microsoft.com/office/word/2016/wordml/cid" xmlns:w16="http://schemas.microsoft.com/office/word/2018/wordml" xmlns:w16du="http://schemas.microsoft.com/office/word/2023/wordml/word16du" xmlns:w16sdtdh="http://schemas.microsoft.com/office/word/2020/wordml/sdtdatahash" xmlns:w16sdtfl="http://schemas.microsoft.com/office/word/2024/wordml/sdtformatlock" xmlns:w16se="http://schemas.microsoft.com/office/word/2015/wordml/symex" xmlns:wpg="http://schemas.microsoft.com/office/word/2010/wordprocessingGroup" xmlns:wpi="http://schemas.microsoft.com/office/word/2010/wordprocessingInk" xmlns:wne="http://schemas.microsoft.com/office/word/2006/wordml" xmlns:wps="http://schemas.microsoft.com/office/word/2010/wordprocessingShape" mc:Ignorable="w14 w15 w16 w16cex w16cid w16du w16sdtdh w16sdtfl w16se wp14">
   <w:p>
     <w:r>
       <w:t xml:space="preserve">Page </w:t>
@@ -960,7 +941,7 @@
 </file>
 
 <file path=word/footnotes.xml><?xml version="1.0" encoding="utf-8"?>
-<w:footnotes xmlns:w="http://schemas.openxmlformats.org/wordprocessingml/2006/main" xmlns:wpc="http://schemas.microsoft.com/office/word/2010/wordprocessingCanvas" xmlns:cx="http://schemas.microsoft.com/office/drawing/2014/chartex" xmlns:cx1="http://schemas.microsoft.com/office/drawing/2015/9/8/chartex" xmlns:cx2="http://schemas.microsoft.com/office/drawing/2015/10/21/chartex" xmlns:cx3="http://schemas.microsoft.com/office/drawing/2016/5/9/chartex" xmlns:cx4="http://schemas.microsoft.com/office/drawing/2016/5/10/chartex" xmlns:cx5="http://schemas.microsoft.com/office/drawing/2016/5/11/chartex" xmlns:cx6="http://schemas.microsoft.com/office/drawing/2016/5/12/chartex" xmlns:cx7="http://schemas.microsoft.com/office/drawing/2016/5/13/chartex" xmlns:cx8="http://schemas.microsoft.com/office/drawing/2016/5/14/chartex" xmlns:mc="http://schemas.openxmlformats.org/markup-compatibility/2006" xmlns:aink="http://schemas.microsoft.com/office/drawing/2016/ink" xmlns:am3d="http://schemas.microsoft.com/office/drawing/2017/model3d" xmlns:o="urn:schemas-microsoft-com:office:office" xmlns:oel="http://schemas.microsoft.com/office/2019/extlst" xmlns:r="http://schemas.openxmlformats.org/officeDocument/2006/relationships" xmlns:m="http://schemas.openxmlformats.org/officeDocument/2006/math" xmlns:v="urn:schemas-microsoft-com:vml" xmlns:wp14="http://schemas.microsoft.com/office/word/2010/wordprocessingDrawing" xmlns:wp="http://schemas.openxmlformats.org/drawingml/2006/wordprocessingDrawing" xmlns:w10="urn:schemas-microsoft-com:office:word" xmlns:w14="http://schemas.microsoft.com/office/word/2010/wordml" xmlns:w15="http://schemas.microsoft.com/office/word/2012/wordml" xmlns:w16cex="http://schemas.microsoft.com/office/word/2018/wordml/cex" xmlns:w16cid="http://schemas.microsoft.com/office/word/2016/wordml/cid" xmlns:w16="http://schemas.microsoft.com/office/word/2018/wordml" xmlns:w16du="http://schemas.microsoft.com/office/word/2023/wordml/word16du" xmlns:w16sdtdh="http://schemas.microsoft.com/office/word/2020/wordml/sdtdatahash" xmlns:w16sdtfl="http://schemas.microsoft.com/office/word/2024/wordml/sdtformatlock" xmlns:w16se="http://schemas.microsoft.com/office/word/2015/wordml/symex" xmlns:wpg="http://schemas.microsoft.com/office/word/2010/wordprocessingGroup" xmlns:wpi="http://schemas.microsoft.com/office/word/2010/wordprocessingInk" xmlns:wne="http://schemas.microsoft.com/office/word/2006/wordml" xmlns:wps="http://schemas.microsoft.com/office/word/2010/wordprocessingShape" mc:Ignorable="w14 w15 w16se w16cid w16 w16cex w16du w16sdtdh w16sdtfl wp14">
+<w:footnotes xmlns:w="http://schemas.openxmlformats.org/wordprocessingml/2006/main" xmlns:wpc="http://schemas.microsoft.com/office/word/2010/wordprocessingCanvas" xmlns:cx="http://schemas.microsoft.com/office/drawing/2014/chartex" xmlns:cx1="http://schemas.microsoft.com/office/drawing/2015/9/8/chartex" xmlns:cx2="http://schemas.microsoft.com/office/drawing/2015/10/21/chartex" xmlns:cx3="http://schemas.microsoft.com/office/drawing/2016/5/9/chartex" xmlns:cx4="http://schemas.microsoft.com/office/drawing/2016/5/10/chartex" xmlns:cx5="http://schemas.microsoft.com/office/drawing/2016/5/11/chartex" xmlns:cx6="http://schemas.microsoft.com/office/drawing/2016/5/12/chartex" xmlns:cx7="http://schemas.microsoft.com/office/drawing/2016/5/13/chartex" xmlns:cx8="http://schemas.microsoft.com/office/drawing/2016/5/14/chartex" xmlns:mc="http://schemas.openxmlformats.org/markup-compatibility/2006" xmlns:aink="http://schemas.microsoft.com/office/drawing/2016/ink" xmlns:am3d="http://schemas.microsoft.com/office/drawing/2017/model3d" xmlns:o="urn:schemas-microsoft-com:office:office" xmlns:oel="http://schemas.microsoft.com/office/2019/extlst" xmlns:r="http://schemas.openxmlformats.org/officeDocument/2006/relationships" xmlns:m="http://schemas.openxmlformats.org/officeDocument/2006/math" xmlns:v="urn:schemas-microsoft-com:vml" xmlns:wp14="http://schemas.microsoft.com/office/word/2010/wordprocessingDrawing" xmlns:wp="http://schemas.openxmlformats.org/drawingml/2006/wordprocessingDrawing" xmlns:w10="urn:schemas-microsoft-com:office:word" xmlns:w14="http://schemas.microsoft.com/office/word/2010/wordml" xmlns:w15="http://schemas.microsoft.com/office/word/2012/wordml" xmlns:w16cex="http://schemas.microsoft.com/office/word/2018/wordml/cex" xmlns:w16cid="http://schemas.microsoft.com/office/word/2016/wordml/cid" xmlns:w16="http://schemas.microsoft.com/office/word/2018/wordml" xmlns:w16du="http://schemas.microsoft.com/office/word/2023/wordml/word16du" xmlns:w16sdtdh="http://schemas.microsoft.com/office/word/2020/wordml/sdtdatahash" xmlns:w16sdtfl="http://schemas.microsoft.com/office/word/2024/wordml/sdtformatlock" xmlns:w16se="http://schemas.microsoft.com/office/word/2015/wordml/symex" xmlns:wpg="http://schemas.microsoft.com/office/word/2010/wordprocessingGroup" xmlns:wpi="http://schemas.microsoft.com/office/word/2010/wordprocessingInk" xmlns:wne="http://schemas.microsoft.com/office/word/2006/wordml" xmlns:wps="http://schemas.microsoft.com/office/word/2010/wordprocessingShape" mc:Ignorable="w14 w15 w16 w16cex w16cid w16du w16sdtdh w16sdtfl w16se wp14">
   <w:footnote w:id="0" w:type="continuationSeparator">
     <w:p>
       <w:pPr>
@@ -992,7 +973,7 @@
 </file>
 
 <file path=word/header1.xml><?xml version="1.0" encoding="utf-8"?>
-<w:hdr xmlns:w="http://schemas.openxmlformats.org/wordprocessingml/2006/main" xmlns:wpc="http://schemas.microsoft.com/office/word/2010/wordprocessingCanvas" xmlns:cx="http://schemas.microsoft.com/office/drawing/2014/chartex" xmlns:cx1="http://schemas.microsoft.com/office/drawing/2015/9/8/chartex" xmlns:cx2="http://schemas.microsoft.com/office/drawing/2015/10/21/chartex" xmlns:cx3="http://schemas.microsoft.com/office/drawing/2016/5/9/chartex" xmlns:cx4="http://schemas.microsoft.com/office/drawing/2016/5/10/chartex" xmlns:cx5="http://schemas.microsoft.com/office/drawing/2016/5/11/chartex" xmlns:cx6="http://schemas.microsoft.com/office/drawing/2016/5/12/chartex" xmlns:cx7="http://schemas.microsoft.com/office/drawing/2016/5/13/chartex" xmlns:cx8="http://schemas.microsoft.com/office/drawing/2016/5/14/chartex" xmlns:mc="http://schemas.openxmlformats.org/markup-compatibility/2006" xmlns:aink="http://schemas.microsoft.com/office/drawing/2016/ink" xmlns:am3d="http://schemas.microsoft.com/office/drawing/2017/model3d" xmlns:o="urn:schemas-microsoft-com:office:office" xmlns:oel="http://schemas.microsoft.com/office/2019/extlst" xmlns:r="http://schemas.openxmlformats.org/officeDocument/2006/relationships" xmlns:m="http://schemas.openxmlformats.org/officeDocument/2006/math" xmlns:v="urn:schemas-microsoft-com:vml" xmlns:wp14="http://schemas.microsoft.com/office/word/2010/wordprocessingDrawing" xmlns:wp="http://schemas.openxmlformats.org/drawingml/2006/wordprocessingDrawing" xmlns:w10="urn:schemas-microsoft-com:office:word" xmlns:w14="http://schemas.microsoft.com/office/word/2010/wordml" xmlns:w15="http://schemas.microsoft.com/office/word/2012/wordml" xmlns:w16cex="http://schemas.microsoft.com/office/word/2018/wordml/cex" xmlns:w16cid="http://schemas.microsoft.com/office/word/2016/wordml/cid" xmlns:w16="http://schemas.microsoft.com/office/word/2018/wordml" xmlns:w16du="http://schemas.microsoft.com/office/word/2023/wordml/word16du" xmlns:w16sdtdh="http://schemas.microsoft.com/office/word/2020/wordml/sdtdatahash" xmlns:w16sdtfl="http://schemas.microsoft.com/office/word/2024/wordml/sdtformatlock" xmlns:w16se="http://schemas.microsoft.com/office/word/2015/wordml/symex" xmlns:wpg="http://schemas.microsoft.com/office/word/2010/wordprocessingGroup" xmlns:wpi="http://schemas.microsoft.com/office/word/2010/wordprocessingInk" xmlns:wne="http://schemas.microsoft.com/office/word/2006/wordml" xmlns:wps="http://schemas.microsoft.com/office/word/2010/wordprocessingShape" mc:Ignorable="w14 w15 w16se w16cid w16 w16cex w16du w16sdtdh w16sdtfl wp14">
+<w:hdr xmlns:w="http://schemas.openxmlformats.org/wordprocessingml/2006/main" xmlns:wpc="http://schemas.microsoft.com/office/word/2010/wordprocessingCanvas" xmlns:cx="http://schemas.microsoft.com/office/drawing/2014/chartex" xmlns:cx1="http://schemas.microsoft.com/office/drawing/2015/9/8/chartex" xmlns:cx2="http://schemas.microsoft.com/office/drawing/2015/10/21/chartex" xmlns:cx3="http://schemas.microsoft.com/office/drawing/2016/5/9/chartex" xmlns:cx4="http://schemas.microsoft.com/office/drawing/2016/5/10/chartex" xmlns:cx5="http://schemas.microsoft.com/office/drawing/2016/5/11/chartex" xmlns:cx6="http://schemas.microsoft.com/office/drawing/2016/5/12/chartex" xmlns:cx7="http://schemas.microsoft.com/office/drawing/2016/5/13/chartex" xmlns:cx8="http://schemas.microsoft.com/office/drawing/2016/5/14/chartex" xmlns:mc="http://schemas.openxmlformats.org/markup-compatibility/2006" xmlns:aink="http://schemas.microsoft.com/office/drawing/2016/ink" xmlns:am3d="http://schemas.microsoft.com/office/drawing/2017/model3d" xmlns:o="urn:schemas-microsoft-com:office:office" xmlns:oel="http://schemas.microsoft.com/office/2019/extlst" xmlns:r="http://schemas.openxmlformats.org/officeDocument/2006/relationships" xmlns:m="http://schemas.openxmlformats.org/officeDocument/2006/math" xmlns:v="urn:schemas-microsoft-com:vml" xmlns:wp14="http://schemas.microsoft.com/office/word/2010/wordprocessingDrawing" xmlns:wp="http://schemas.openxmlformats.org/drawingml/2006/wordprocessingDrawing" xmlns:w10="urn:schemas-microsoft-com:office:word" xmlns:w14="http://schemas.microsoft.com/office/word/2010/wordml" xmlns:w15="http://schemas.microsoft.com/office/word/2012/wordml" xmlns:w16cex="http://schemas.microsoft.com/office/word/2018/wordml/cex" xmlns:w16cid="http://schemas.microsoft.com/office/word/2016/wordml/cid" xmlns:w16="http://schemas.microsoft.com/office/word/2018/wordml" xmlns:w16du="http://schemas.microsoft.com/office/word/2023/wordml/word16du" xmlns:w16sdtdh="http://schemas.microsoft.com/office/word/2020/wordml/sdtdatahash" xmlns:w16sdtfl="http://schemas.microsoft.com/office/word/2024/wordml/sdtformatlock" xmlns:w16se="http://schemas.microsoft.com/office/word/2015/wordml/symex" xmlns:wpg="http://schemas.microsoft.com/office/word/2010/wordprocessingGroup" xmlns:wpi="http://schemas.microsoft.com/office/word/2010/wordprocessingInk" xmlns:wne="http://schemas.microsoft.com/office/word/2006/wordml" xmlns:wps="http://schemas.microsoft.com/office/word/2010/wordprocessingShape" mc:Ignorable="w14 w15 w16 w16cex w16cid w16du w16sdtdh w16sdtfl w16se wp14">
   <w:p>
     <w:r>
       <w:rPr>
@@ -1016,7 +997,7 @@
 </file>
 
 <file path=word/numbering.xml><?xml version="1.0" encoding="utf-8"?>
-<w:numbering xmlns:w="http://schemas.openxmlformats.org/wordprocessingml/2006/main" xmlns:mc="http://schemas.openxmlformats.org/markup-compatibility/2006" xmlns:w14="http://schemas.microsoft.com/office/word/2010/wordml" xmlns:w15="http://schemas.microsoft.com/office/word/2012/wordml" xmlns:w16se="http://schemas.microsoft.com/office/word/2015/wordml/symex" xmlns:w16cid="http://schemas.microsoft.com/office/word/2016/wordml/cid" xmlns:w16="http://schemas.microsoft.com/office/word/2018/wordml" xmlns:w16cex="http://schemas.microsoft.com/office/word/2018/wordml/cex" xmlns:w16sdtdh="http://schemas.microsoft.com/office/word/2020/wordml/sdtdatahash" xmlns:w16sdtfl="http://schemas.microsoft.com/office/word/2024/wordml/sdtformatlock" xmlns:w16du="http://schemas.microsoft.com/office/word/2023/wordml/word16du" xmlns:wp14="http://schemas.microsoft.com/office/word/2010/wordprocessingDrawing">
+<w:numbering xmlns:w="http://schemas.openxmlformats.org/wordprocessingml/2006/main" xmlns:mc="http://schemas.openxmlformats.org/markup-compatibility/2006" xmlns:w14="http://schemas.microsoft.com/office/word/2010/wordml" xmlns:w15="http://schemas.microsoft.com/office/word/2012/wordml" xmlns:w16se="http://schemas.microsoft.com/office/word/2015/wordml/symex" xmlns:w16cid="http://schemas.microsoft.com/office/word/2016/wordml/cid" xmlns:w16="http://schemas.microsoft.com/office/word/2018/wordml" xmlns:w16cex="http://schemas.microsoft.com/office/word/2018/wordml/cex" xmlns:w16sdtdh="http://schemas.microsoft.com/office/word/2020/wordml/sdtdatahash" xmlns:w16sdtfl="http://schemas.microsoft.com/office/word/2024/wordml/sdtformatlock" xmlns:w16du="http://schemas.microsoft.com/office/word/2023/wordml/word16du" xmlns:wp14="http://schemas.microsoft.com/office/word/2010/wordprocessingDrawing" mc:Ignorable="w14 w15 w16 w16cex w16cid w16du w16sdtdh w16sdtfl w16se wp14">
   <w:abstractNum w:abstractNumId="0">
     <w:lvl w:ilvl="0">
       <w:start w:val="1"/>
@@ -1221,45 +1202,24 @@
       <w:ind w:left="6480" w:hanging="360"/>
     </w:lvl>
   </w:abstractNum>
-  <w:num w:numId="1" w16cid:durableId="-1338019638">
+  <w:num w:numId="1" w16cid:durableId="-1392236656">
     <w:abstractNumId w:val="0"/>
   </w:num>
-  <w:num w:numId="2" w16cid:durableId="2036271735">
+  <w:num w:numId="2" w16cid:durableId="1369545605">
     <w:abstractNumId w:val="1"/>
   </w:num>
-  <w:num w:numId="3" w16cid:durableId="-1542132871">
+  <w:num w:numId="3" w16cid:durableId="-1420945066">
     <w:abstractNumId w:val="2"/>
   </w:num>
 </w:numbering>
 </file>
 
-<file path=word/sources.xml><?xml version="1.0" encoding="UTF-8" standalone="yes"?>
-<Sources xmlns="http://schemas.openxmlformats.org/officeDocument/2006/bibliography" b:SelectedStyle="APA">
-  <Source>
-    <SourceType>Book</SourceType>
-    <Tag>gamma1994</Tag>
-    <Author>
-      <NameList>
-        <Person>
-          <First>Gamma,</First>
-          <Last>E.</Last>
-        </Person>
-        <Person>
-          <First>et</First>
-          <Last>al.</Last>
-        </Person>
-      </NameList>
-    </Author>
-    <Title>Design Patterns</Title>
-    <Year>1994</Year>
-    <Publisher>Addison-Wesley</Publisher>
-    <RefOrder>1</RefOrder>
-  </Source>
-</Sources>
+<file path=word/sources.xml><?xml version="1.0" encoding="UTF-8" standalone="yes"?>
+<Sources xmlns="http://schemas.openxmlformats.org/officeDocument/2006/bibliography" b:SelectedStyle="APA"><Source><SourceType>Book</SourceType><Tag>gamma1994</Tag><Author><NameList><Person><First>Gamma,</First><Last>E.</Last></Person><Person><First>et</First><Last>al.</Last></Person></NameList></Author><Title>Design Patterns</Title><Year>1994</Year><Publisher>Addison-Wesley</Publisher><RefOrder>1</RefOrder></Source></Sources>
 </file>
 
 <file path=word/styles.xml><?xml version="1.0" encoding="utf-8"?>
-<w:styles xmlns:w="http://schemas.openxmlformats.org/wordprocessingml/2006/main" xmlns:mc="http://schemas.openxmlformats.org/markup-compatibility/2006" xmlns:r="http://schemas.openxmlformats.org/officeDocument/2006/relationships" xmlns:w14="http://schemas.microsoft.com/office/word/2010/wordml" xmlns:w15="http://schemas.microsoft.com/office/word/2012/wordml" xmlns:wp14="http://schemas.microsoft.com/office/word/2010/wordprocessingDrawing" xmlns:w16cex="http://schemas.microsoft.com/office/word/2018/wordml/cex" xmlns:w16cid="http://schemas.microsoft.com/office/word/2016/wordml/cid" xmlns:w16="http://schemas.microsoft.com/office/word/2018/wordml" xmlns:w16du="http://schemas.microsoft.com/office/word/2023/wordml/word16du" xmlns:w16sdtdh="http://schemas.microsoft.com/office/word/2020/wordml/sdtdatahash" xmlns:w16sdtfl="http://schemas.microsoft.com/office/word/2024/wordml/sdtformatlock" xmlns:w16se="http://schemas.microsoft.com/office/word/2015/wordml/symex" mc:Ignorable="w14 w15 w16se w16cid w16 w16cex w16du w16sdtdh w16sdtfl">
+<w:styles xmlns:w="http://schemas.openxmlformats.org/wordprocessingml/2006/main" xmlns:mc="http://schemas.openxmlformats.org/markup-compatibility/2006" xmlns:r="http://schemas.openxmlformats.org/officeDocument/2006/relationships" xmlns:w14="http://schemas.microsoft.com/office/word/2010/wordml" xmlns:w15="http://schemas.microsoft.com/office/word/2012/wordml" xmlns:wp14="http://schemas.microsoft.com/office/word/2010/wordprocessingDrawing" xmlns:w16cex="http://schemas.microsoft.com/office/word/2018/wordml/cex" xmlns:w16cid="http://schemas.microsoft.com/office/word/2016/wordml/cid" xmlns:w16="http://schemas.microsoft.com/office/word/2018/wordml" xmlns:w16du="http://schemas.microsoft.com/office/word/2023/wordml/word16du" xmlns:w16sdtdh="http://schemas.microsoft.com/office/word/2020/wordml/sdtdatahash" xmlns:w16sdtfl="http://schemas.microsoft.com/office/word/2024/wordml/sdtformatlock" xmlns:w16se="http://schemas.microsoft.com/office/word/2015/wordml/symex" mc:Ignorable="w14 w15 w16 w16cex w16cid w16du w16sdtdh w16sdtfl w16se">
   <w:docDefaults>
     <w:rPrDefault>
       <w:rPr>

--- a/examples/generated/ultimate_document.docx
+++ b/examples/generated/ultimate_document.docx
@@ -88,19 +88,7 @@
     </w:p>
     <w:p>
       <w:r>
-        <w:t>The Builder API provides a fluent interface</w:t>
-      </w:r>
-      <w:r>
-        <w:footnoteReference w:id="1"/>
-      </w:r>
-      <w:r>
-        <w:t xml:space="preserve"> for constructing OOXML documents programmatically</w:t>
-      </w:r>
-      <w:r>
-        <w:endnoteReference w:id="1"/>
-      </w:r>
-      <w:r>
-        <w:t>.</w:t>
+        <w:t>The Builder API provides a fluent interface for constructing OOXML documents programmatically.</w:t>
       </w:r>
     </w:p>
     <w:p>
@@ -199,7 +187,7 @@
         <w:t>8pt</w:t>
       </w:r>
       <w:r>
-        <w:t xml:space="preserve"/>
+        <w:t xml:space="preserve"> </w:t>
       </w:r>
       <w:r>
         <w:rPr>
@@ -208,7 +196,7 @@
         <w:t>10pt</w:t>
       </w:r>
       <w:r>
-        <w:t xml:space="preserve"/>
+        <w:t xml:space="preserve"> </w:t>
       </w:r>
       <w:r>
         <w:rPr>
@@ -217,7 +205,7 @@
         <w:t>12pt</w:t>
       </w:r>
       <w:r>
-        <w:t xml:space="preserve"/>
+        <w:t xml:space="preserve"> </w:t>
       </w:r>
       <w:r>
         <w:rPr>
@@ -226,7 +214,7 @@
         <w:t>16pt</w:t>
       </w:r>
       <w:r>
-        <w:t xml:space="preserve"/>
+        <w:t xml:space="preserve"> </w:t>
       </w:r>
       <w:r>
         <w:rPr>
@@ -235,7 +223,7 @@
         <w:t>24pt</w:t>
       </w:r>
       <w:r>
-        <w:t xml:space="preserve"/>
+        <w:t xml:space="preserve"> </w:t>
       </w:r>
       <w:r>
         <w:rPr>
@@ -244,7 +232,7 @@
         <w:t>36pt</w:t>
       </w:r>
       <w:r>
-        <w:t xml:space="preserve"/>
+        <w:t xml:space="preserve"> </w:t>
       </w:r>
       <w:r>
         <w:rPr>
@@ -1214,7 +1202,8 @@
 </w:numbering>
 </file>
 
-<file path=word/sources.xml><?xml version="1.0" encoding="UTF-8" standalone="yes"?>
+<file path=word/sources.xml><?xml version="1.0" encoding="UTF-8" standalone="yes"?>
+
 <Sources xmlns="http://schemas.openxmlformats.org/officeDocument/2006/bibliography" b:SelectedStyle="APA"><Source><SourceType>Book</SourceType><Tag>gamma1994</Tag><Author><NameList><Person><First>Gamma,</First><Last>E.</Last></Person><Person><First>et</First><Last>al.</Last></Person></NameList></Author><Title>Design Patterns</Title><Year>1994</Year><Publisher>Addison-Wesley</Publisher><RefOrder>1</RefOrder></Source></Sources>
 </file>
 

--- a/examples/generated/ultimate_document.docx
+++ b/examples/generated/ultimate_document.docx
@@ -1,6 +1,6 @@
 
 <file path=word/document.xml><?xml version="1.0" encoding="utf-8"?>
-<w:document xmlns:w="http://schemas.openxmlformats.org/wordprocessingml/2006/main" xmlns:wpc="http://schemas.microsoft.com/office/word/2010/wordprocessingCanvas" xmlns:cx="http://schemas.microsoft.com/office/drawing/2014/chartex" xmlns:cx1="http://schemas.microsoft.com/office/drawing/2015/9/8/chartex" xmlns:cx2="http://schemas.microsoft.com/office/drawing/2015/10/21/chartex" xmlns:cx3="http://schemas.microsoft.com/office/drawing/2016/5/9/chartex" xmlns:cx4="http://schemas.microsoft.com/office/drawing/2016/5/10/chartex" xmlns:cx5="http://schemas.microsoft.com/office/drawing/2016/5/11/chartex" xmlns:cx6="http://schemas.microsoft.com/office/drawing/2016/5/12/chartex" xmlns:cx7="http://schemas.microsoft.com/office/drawing/2016/5/13/chartex" xmlns:cx8="http://schemas.microsoft.com/office/drawing/2016/5/14/chartex" xmlns:mc="http://schemas.openxmlformats.org/markup-compatibility/2006" xmlns:aink="http://schemas.microsoft.com/office/drawing/2016/ink" xmlns:am3d="http://schemas.microsoft.com/office/drawing/2017/model3d" xmlns:o="urn:schemas-microsoft-com:office:office" xmlns:oel="http://schemas.microsoft.com/office/2019/extlst" xmlns:r="http://schemas.openxmlformats.org/officeDocument/2006/relationships" xmlns:m="http://schemas.openxmlformats.org/officeDocument/2006/math" xmlns:v="urn:schemas-microsoft-com:vml" xmlns:wp14="http://schemas.microsoft.com/office/word/2010/wordprocessingDrawing" xmlns:wp="http://schemas.openxmlformats.org/drawingml/2006/wordprocessingDrawing" xmlns:w10="urn:schemas-microsoft-com:office:word" xmlns:w14="http://schemas.microsoft.com/office/word/2010/wordml" xmlns:w15="http://schemas.microsoft.com/office/word/2012/wordml" xmlns:w16cex="http://schemas.microsoft.com/office/word/2018/wordml/cex" xmlns:w16cid="http://schemas.microsoft.com/office/word/2016/wordml/cid" xmlns:w16="http://schemas.microsoft.com/office/word/2018/wordml" xmlns:w16du="http://schemas.microsoft.com/office/word/2023/wordml/word16du" xmlns:w16sdtdh="http://schemas.microsoft.com/office/word/2020/wordml/sdtdatahash" xmlns:w16sdtfl="http://schemas.microsoft.com/office/word/2024/wordml/sdtformatlock" xmlns:w16se="http://schemas.microsoft.com/office/word/2015/wordml/symex" xmlns:wpg="http://schemas.microsoft.com/office/word/2010/wordprocessingGroup" xmlns:wpi="http://schemas.microsoft.com/office/word/2010/wordprocessingInk" xmlns:wne="http://schemas.microsoft.com/office/word/2006/wordml" xmlns:wps="http://schemas.microsoft.com/office/word/2010/wordprocessingShape" mc:Ignorable="w14 w15 w16 w16cex w16cid w16du w16sdtdh w16sdtfl w16se wp14">
+<w:document xmlns:aink="http://schemas.microsoft.com/office/drawing/2016/ink" xmlns:am3d="http://schemas.microsoft.com/office/drawing/2017/model3d" xmlns:cx="http://schemas.microsoft.com/office/drawing/2014/chartex" xmlns:cx1="http://schemas.microsoft.com/office/drawing/2015/9/8/chartex" xmlns:cx2="http://schemas.microsoft.com/office/drawing/2015/10/21/chartex" xmlns:cx3="http://schemas.microsoft.com/office/drawing/2016/5/9/chartex" xmlns:cx4="http://schemas.microsoft.com/office/drawing/2016/5/10/chartex" xmlns:cx5="http://schemas.microsoft.com/office/drawing/2016/5/11/chartex" xmlns:cx6="http://schemas.microsoft.com/office/drawing/2016/5/12/chartex" xmlns:cx7="http://schemas.microsoft.com/office/drawing/2016/5/13/chartex" xmlns:cx8="http://schemas.microsoft.com/office/drawing/2016/5/14/chartex" xmlns:m="http://schemas.openxmlformats.org/officeDocument/2006/math" xmlns:mc="http://schemas.openxmlformats.org/markup-compatibility/2006" xmlns:o="urn:schemas-microsoft-com:office:office" xmlns:oel="http://schemas.microsoft.com/office/2019/extlst" xmlns:r="http://schemas.openxmlformats.org/officeDocument/2006/relationships" xmlns:v="urn:schemas-microsoft-com:vml" xmlns:w="http://schemas.openxmlformats.org/wordprocessingml/2006/main" xmlns:w10="urn:schemas-microsoft-com:office:word" xmlns:w14="http://schemas.microsoft.com/office/word/2010/wordml" xmlns:w15="http://schemas.microsoft.com/office/word/2012/wordml" xmlns:w16="http://schemas.microsoft.com/office/word/2018/wordml" xmlns:w16cex="http://schemas.microsoft.com/office/word/2018/wordml/cex" xmlns:w16cid="http://schemas.microsoft.com/office/word/2016/wordml/cid" xmlns:w16du="http://schemas.microsoft.com/office/word/2023/wordml/word16du" xmlns:w16sdtdh="http://schemas.microsoft.com/office/word/2020/wordml/sdtdatahash" xmlns:w16sdtfl="http://schemas.microsoft.com/office/word/2024/wordml/sdtformatlock" xmlns:w16se="http://schemas.microsoft.com/office/word/2015/wordml/symex" xmlns:wne="http://schemas.microsoft.com/office/word/2006/wordml" xmlns:wp="http://schemas.openxmlformats.org/drawingml/2006/wordprocessingDrawing" xmlns:wp14="http://schemas.microsoft.com/office/word/2010/wordprocessingDrawing" xmlns:wpc="http://schemas.microsoft.com/office/word/2010/wordprocessingCanvas" xmlns:wpg="http://schemas.microsoft.com/office/word/2010/wordprocessingGroup" xmlns:wpi="http://schemas.microsoft.com/office/word/2010/wordprocessingInk" xmlns:wps="http://schemas.microsoft.com/office/word/2010/wordprocessingShape" mc:Ignorable="w14 w15 w16 w16cex w16cid w16du w16sdtdh w16sdtfl w16se wp14">
   <w:body>
     <w:p>
       <w:pPr>
@@ -47,9 +47,7 @@
       <w:fldChar w:fldCharType="begin"/>
       <w:fldChar w:fldCharType="separate"/>
       <w:fldChar w:fldCharType="end"/>
-      <w:instrText>
-        <w:text> TOC \o "1-3" \h \z \u </w:text>
-      </w:instrText>
+      <w:instrText> TOC \o "1-3" \h \z \u </w:instrText>
     </w:p>
     <w:p>
       <w:r>
@@ -88,7 +86,19 @@
     </w:p>
     <w:p>
       <w:r>
-        <w:t>The Builder API provides a fluent interface for constructing OOXML documents programmatically.</w:t>
+        <w:t>The Builder API provides a fluent interface</w:t>
+      </w:r>
+      <w:r>
+        <w:footnoteReference w:id="1"/>
+      </w:r>
+      <w:r>
+        <w:t xml:space="preserve"> for constructing OOXML documents programmatically</w:t>
+      </w:r>
+      <w:r>
+        <w:endnoteReference w:id="1"/>
+      </w:r>
+      <w:r>
+        <w:t>.</w:t>
       </w:r>
     </w:p>
     <w:p>
@@ -251,14 +261,24 @@
     </w:p>
     <w:p>
       <w:r>
-        <w:t>Line break example:This text is on a new line.</w:t>
+        <w:t>Line break example:</w:t>
+      </w:r>
+      <w:r>
         <w:br w:type="line"/>
       </w:r>
-    </w:p>
-    <w:p>
-      <w:r>
-        <w:t>Tab stop example:After tab</w:t>
+      <w:r>
+        <w:t>This text is on a new line.</w:t>
+      </w:r>
+    </w:p>
+    <w:p>
+      <w:r>
+        <w:t>Tab stop example:</w:t>
+      </w:r>
+      <w:r>
         <w:tab/>
+      </w:r>
+      <w:r>
+        <w:t>After tab</w:t>
       </w:r>
     </w:p>
     <w:p>
@@ -435,187 +455,6 @@
       <w:r>
         <w:t>4.1 Basic Table</w:t>
       </w:r>
-    </w:p>
-    <w:p>
-      <w:pPr>
-        <w:pStyle w:val="Heading2"/>
-      </w:pPr>
-      <w:r>
-        <w:t>4.2 Merged Cells</w:t>
-      </w:r>
-    </w:p>
-    <w:p>
-      <w:pPr>
-        <w:pStyle w:val="Heading1"/>
-      </w:pPr>
-      <w:r>
-        <w:t>5. Hyperlinks</w:t>
-      </w:r>
-    </w:p>
-    <w:p>
-      <w:r>
-        <w:t>Visit the  for more information, or check the .</w:t>
-      </w:r>
-      <w:hyperlink w:id="https://example.com">
-        <w:r>
-          <w:rPr>
-            <w:color w:val="0000FF"/>
-            <w:u w:val="single"/>
-          </w:rPr>
-          <w:t>project website</w:t>
-        </w:r>
-      </w:hyperlink>
-      <w:hyperlink w:id="https://example.com/docs">
-        <w:r>
-          <w:rPr>
-            <w:color w:val="2E5090"/>
-            <w:u w:val="single"/>
-          </w:rPr>
-          <w:t>documentation</w:t>
-        </w:r>
-      </w:hyperlink>
-    </w:p>
-    <w:p>
-      <w:pPr>
-        <w:pStyle w:val="Heading1"/>
-      </w:pPr>
-      <w:r>
-        <w:t>6. Document Fields</w:t>
-      </w:r>
-    </w:p>
-    <w:p>
-      <w:r>
-        <w:t xml:space="preserve">This document was generated on: </w:t>
-      </w:r>
-    </w:p>
-    <w:p>
-      <w:fldChar w:fldCharType="begin"/>
-      <w:fldChar w:fldCharType="separate"/>
-      <w:fldChar w:fldCharType="end"/>
-      <w:instrText>
-        <w:text> DATE \@ "MMMM d, yyyy" </w:text>
-      </w:instrText>
-    </w:p>
-    <w:p>
-      <w:pPr>
-        <w:pStyle w:val="Heading1"/>
-      </w:pPr>
-      <w:r>
-        <w:t>7. Content Controls</w:t>
-      </w:r>
-    </w:p>
-    <w:p>
-      <w:r>
-        <w:rPr>
-          <w:b/>
-        </w:rPr>
-        <w:t xml:space="preserve">Name: </w:t>
-      </w:r>
-      <w:sdt>
-        <w:sdtPr>
-          <w:id w:val="1"/>
-          <w:alias w:val="User Name"/>
-          <w:tag w:val="user_name"/>
-          <w:text/>
-          <w:showingPlcHdr/>
-        </w:sdtPr>
-      </w:sdt>
-    </w:p>
-    <w:p>
-      <w:r>
-        <w:rPr>
-          <w:b/>
-        </w:rPr>
-        <w:t xml:space="preserve">Date: </w:t>
-      </w:r>
-      <w:sdt>
-        <w:sdtPr>
-          <w:id w:val="1"/>
-          <w:tag w:val="form_date"/>
-          <w:date>
-            <w:dateFormat w:val="yyyy-MM-dd"/>
-            <w:lid w:val="en-US"/>
-            <w:storeMappedDataAs w:val="dateTime"/>
-            <w:calendar w:val="gregorian"/>
-          </w:date>
-        </w:sdtPr>
-      </w:sdt>
-    </w:p>
-    <w:p>
-      <w:pPr>
-        <w:spacing w:after="0"/>
-        <w:pBdr>
-          <w:bottom w:val="single" w:sz="6" w:color="auto"/>
-        </w:pBdr>
-      </w:pPr>
-    </w:p>
-    <w:p>
-      <w:pPr>
-        <w:pStyle w:val="Heading1"/>
-      </w:pPr>
-      <w:r>
-        <w:t>8. Bookmarks</w:t>
-      </w:r>
-    </w:p>
-    <w:p>
-      <w:bookmarkStart w:id="2" w:name="section8"/>
-      <w:r>
-        <w:t>This section is bookmarked as "section8" for cross-referencing.</w:t>
-      </w:r>
-      <w:bookmarkEnd w:id="2"/>
-    </w:p>
-    <w:p>
-      <w:bookmarkStart w:id="3" w:name="appendix-anchor"/>
-      <w:r>
-        <w:t>This is the appendix anchor bookmark.</w:t>
-      </w:r>
-      <w:bookmarkEnd w:id="3"/>
-    </w:p>
-    <w:p>
-      <w:pPr>
-        <w:pStyle w:val="Heading1"/>
-      </w:pPr>
-      <w:r>
-        <w:t>9. Comments</w:t>
-      </w:r>
-    </w:p>
-    <w:p>
-      <w:r>
-        <w:t>This paragraph has a comment attached.</w:t>
-      </w:r>
-    </w:p>
-    <w:p>
-      <w:pPr>
-        <w:pStyle w:val="Heading1"/>
-      </w:pPr>
-      <w:r>
-        <w:t>Appendix</w:t>
-      </w:r>
-    </w:p>
-    <w:p>
-      <w:r>
-        <w:t>This appendix demonstrates section breaks with different headers, footers, and page numbering.</w:t>
-      </w:r>
-    </w:p>
-    <w:p>
-      <w:pPr>
-        <w:pStyle w:val="Heading1"/>
-      </w:pPr>
-      <w:r>
-        <w:t>Bibliography</w:t>
-      </w:r>
-    </w:p>
-    <w:p>
-      <w:sdt>
-        <w:sdtPr>
-          <w:id w:val="1"/>
-          <w:bibliography/>
-          <w:docPartObj>
-            <w:docPartGallery w:val="Bibliographies"/>
-            <w:docPartUnique/>
-          </w:docPartObj>
-        </w:sdtPr>
-      </w:sdt>
     </w:p>
     <w:tbl>
       <w:tblPr>
@@ -759,6 +598,14 @@
         </w:tc>
       </w:tr>
     </w:tbl>
+    <w:p>
+      <w:pPr>
+        <w:pStyle w:val="Heading2"/>
+      </w:pPr>
+      <w:r>
+        <w:t>4.2 Merged Cells</w:t>
+      </w:r>
+    </w:p>
     <w:tbl>
       <w:tblPr>
         <w:tblW w:w="0" w:type="auto"/>
@@ -848,20 +695,209 @@
         </w:tc>
       </w:tr>
     </w:tbl>
+    <w:p>
+      <w:pPr>
+        <w:pStyle w:val="Heading1"/>
+      </w:pPr>
+      <w:r>
+        <w:t>5. Hyperlinks</w:t>
+      </w:r>
+    </w:p>
+    <w:p>
+      <w:r>
+        <w:t xml:space="preserve">Visit the </w:t>
+      </w:r>
+      <w:hyperlink r:id="https://example.com">
+        <w:r>
+          <w:rPr>
+            <w:color w:val="0000FF"/>
+            <w:u w:val="single"/>
+          </w:rPr>
+          <w:t>project website</w:t>
+        </w:r>
+      </w:hyperlink>
+      <w:r>
+        <w:t xml:space="preserve"> for more information, or check the </w:t>
+      </w:r>
+      <w:hyperlink r:id="https://example.com/docs">
+        <w:r>
+          <w:rPr>
+            <w:color w:val="2E5090"/>
+            <w:u w:val="single"/>
+          </w:rPr>
+          <w:t>documentation</w:t>
+        </w:r>
+      </w:hyperlink>
+      <w:r>
+        <w:t>.</w:t>
+      </w:r>
+    </w:p>
+    <w:p>
+      <w:pPr>
+        <w:pStyle w:val="Heading1"/>
+      </w:pPr>
+      <w:r>
+        <w:t>6. Document Fields</w:t>
+      </w:r>
+    </w:p>
+    <w:p>
+      <w:r>
+        <w:t xml:space="preserve">This document was generated on: </w:t>
+      </w:r>
+    </w:p>
+    <w:p>
+      <w:r>
+        <w:fldChar w:fldCharType="begin"/>
+      </w:r>
+      <w:r>
+        <w:instrText> DATE \@ "MMMM d, yyyy" </w:instrText>
+      </w:r>
+      <w:r>
+        <w:fldChar w:fldCharType="separate"/>
+      </w:r>
+      <w:r>
+        <w:fldChar w:fldCharType="end"/>
+      </w:r>
+    </w:p>
+    <w:p>
+      <w:pPr>
+        <w:pStyle w:val="Heading1"/>
+      </w:pPr>
+      <w:r>
+        <w:t>7. Content Controls</w:t>
+      </w:r>
+    </w:p>
+    <w:p>
+      <w:r>
+        <w:rPr>
+          <w:b/>
+        </w:rPr>
+        <w:t xml:space="preserve">Name: </w:t>
+      </w:r>
+      <w:sdt>
+        <w:sdtPr>
+          <w:id w:val="1"/>
+          <w:alias w:val="User Name"/>
+          <w:tag w:val="user_name"/>
+          <w:text/>
+          <w:showingPlcHdr/>
+        </w:sdtPr>
+      </w:sdt>
+    </w:p>
+    <w:p>
+      <w:r>
+        <w:rPr>
+          <w:b/>
+        </w:rPr>
+        <w:t xml:space="preserve">Date: </w:t>
+      </w:r>
+      <w:sdt>
+        <w:sdtPr>
+          <w:id w:val="1"/>
+          <w:tag w:val="form_date"/>
+          <w:date>
+            <w:dateFormat w:val="yyyy-MM-dd"/>
+            <w:lid w:val="en-US"/>
+            <w:storeMappedDataAs w:val="dateTime"/>
+            <w:calendar w:val="gregorian"/>
+          </w:date>
+        </w:sdtPr>
+      </w:sdt>
+    </w:p>
+    <w:p>
+      <w:pPr>
+        <w:spacing w:after="0"/>
+        <w:pBdr>
+          <w:bottom w:val="single" w:sz="6" w:color="auto"/>
+        </w:pBdr>
+      </w:pPr>
+    </w:p>
+    <w:p>
+      <w:pPr>
+        <w:pStyle w:val="Heading1"/>
+      </w:pPr>
+      <w:r>
+        <w:t>8. Bookmarks</w:t>
+      </w:r>
+    </w:p>
+    <w:p>
+      <w:bookmarkStart w:id="2" w:name="section8"/>
+      <w:r>
+        <w:t>This section is bookmarked as "section8" for cross-referencing.</w:t>
+      </w:r>
+      <w:bookmarkEnd w:id="2"/>
+    </w:p>
+    <w:p>
+      <w:bookmarkStart w:id="3" w:name="appendix-anchor"/>
+      <w:r>
+        <w:t>This is the appendix anchor bookmark.</w:t>
+      </w:r>
+      <w:bookmarkEnd w:id="3"/>
+    </w:p>
+    <w:p>
+      <w:pPr>
+        <w:pStyle w:val="Heading1"/>
+      </w:pPr>
+      <w:r>
+        <w:t>9. Comments</w:t>
+      </w:r>
+    </w:p>
+    <w:p>
+      <w:r>
+        <w:t>This paragraph has a comment attached.</w:t>
+      </w:r>
+    </w:p>
+    <w:p>
+      <w:pPr>
+        <w:pStyle w:val="Heading1"/>
+      </w:pPr>
+      <w:r>
+        <w:t>Appendix</w:t>
+      </w:r>
+    </w:p>
+    <w:p>
+      <w:r>
+        <w:t xml:space="preserve">This appendix demonstrates section breaks with different </w:t>
+      </w:r>
+      <w:r>
+        <w:t>headers, footers, and page numbering.</w:t>
+      </w:r>
+    </w:p>
+    <w:p>
+      <w:pPr>
+        <w:pStyle w:val="Heading1"/>
+      </w:pPr>
+      <w:r>
+        <w:t>Bibliography</w:t>
+      </w:r>
+    </w:p>
+    <w:p>
+      <w:sdt>
+        <w:sdtPr>
+          <w:id w:val="1"/>
+          <w:bibliography/>
+          <w:docPartObj>
+            <w:docPartGallery w:val="Bibliographies"/>
+            <w:docPartUnique/>
+          </w:docPartObj>
+        </w:sdtPr>
+      </w:sdt>
+    </w:p>
     <w:sectPr w:val="nextPage">
       <w:headerReference w:type="default" r:id="rId9"/>
       <w:footerReference w:type="default" r:id="rId10"/>
-      <w:pgSz w:w="12240" w:h="15840"/>
+      <w:pgSz w:w="12240" w:h="15840" w:orient="portrait"/>
       <w:pgMar w:top="720" w:bottom="720" w:left="1440" w:right="1440" w:header="720" w:footer="720" w:gutter="0"/>
-      <w:cols w:space="720"/>
+      <w:cols w:num="1" w:space="720"/>
       <w:pgNumType w:start="1"/>
+      <w:docGrid w:linePitch="360"/>
     </w:sectPr>
   </w:body>
 </w:document>
 </file>
 
 <file path=word/endnotes.xml><?xml version="1.0" encoding="utf-8"?>
-<w:endnotes xmlns:w="http://schemas.openxmlformats.org/wordprocessingml/2006/main" xmlns:wpc="http://schemas.microsoft.com/office/word/2010/wordprocessingCanvas" xmlns:cx="http://schemas.microsoft.com/office/drawing/2014/chartex" xmlns:cx1="http://schemas.microsoft.com/office/drawing/2015/9/8/chartex" xmlns:cx2="http://schemas.microsoft.com/office/drawing/2015/10/21/chartex" xmlns:cx3="http://schemas.microsoft.com/office/drawing/2016/5/9/chartex" xmlns:cx4="http://schemas.microsoft.com/office/drawing/2016/5/10/chartex" xmlns:cx5="http://schemas.microsoft.com/office/drawing/2016/5/11/chartex" xmlns:cx6="http://schemas.microsoft.com/office/drawing/2016/5/12/chartex" xmlns:cx7="http://schemas.microsoft.com/office/drawing/2016/5/13/chartex" xmlns:cx8="http://schemas.microsoft.com/office/drawing/2016/5/14/chartex" xmlns:mc="http://schemas.openxmlformats.org/markup-compatibility/2006" xmlns:aink="http://schemas.microsoft.com/office/drawing/2016/ink" xmlns:am3d="http://schemas.microsoft.com/office/drawing/2017/model3d" xmlns:o="urn:schemas-microsoft-com:office:office" xmlns:oel="http://schemas.microsoft.com/office/2019/extlst" xmlns:r="http://schemas.openxmlformats.org/officeDocument/2006/relationships" xmlns:m="http://schemas.openxmlformats.org/officeDocument/2006/math" xmlns:v="urn:schemas-microsoft-com:vml" xmlns:wp14="http://schemas.microsoft.com/office/word/2010/wordprocessingDrawing" xmlns:wp="http://schemas.openxmlformats.org/drawingml/2006/wordprocessingDrawing" xmlns:w10="urn:schemas-microsoft-com:office:word" xmlns:w14="http://schemas.microsoft.com/office/word/2010/wordml" xmlns:w15="http://schemas.microsoft.com/office/word/2012/wordml" xmlns:w16cex="http://schemas.microsoft.com/office/word/2018/wordml/cex" xmlns:w16cid="http://schemas.microsoft.com/office/word/2016/wordml/cid" xmlns:w16="http://schemas.microsoft.com/office/word/2018/wordml" xmlns:w16du="http://schemas.microsoft.com/office/word/2023/wordml/word16du" xmlns:w16sdtdh="http://schemas.microsoft.com/office/word/2020/wordml/sdtdatahash" xmlns:w16sdtfl="http://schemas.microsoft.com/office/word/2024/wordml/sdtformatlock" xmlns:w16se="http://schemas.microsoft.com/office/word/2015/wordml/symex" xmlns:wpg="http://schemas.microsoft.com/office/word/2010/wordprocessingGroup" xmlns:wpi="http://schemas.microsoft.com/office/word/2010/wordprocessingInk" xmlns:wne="http://schemas.microsoft.com/office/word/2006/wordml" xmlns:wps="http://schemas.microsoft.com/office/word/2010/wordprocessingShape" mc:Ignorable="w14 w15 w16 w16cex w16cid w16du w16sdtdh w16sdtfl w16se wp14">
+<w:endnotes xmlns:aink="http://schemas.microsoft.com/office/drawing/2016/ink" xmlns:am3d="http://schemas.microsoft.com/office/drawing/2017/model3d" xmlns:cx="http://schemas.microsoft.com/office/drawing/2014/chartex" xmlns:cx1="http://schemas.microsoft.com/office/drawing/2015/9/8/chartex" xmlns:cx2="http://schemas.microsoft.com/office/drawing/2015/10/21/chartex" xmlns:cx3="http://schemas.microsoft.com/office/drawing/2016/5/9/chartex" xmlns:cx4="http://schemas.microsoft.com/office/drawing/2016/5/10/chartex" xmlns:cx5="http://schemas.microsoft.com/office/drawing/2016/5/11/chartex" xmlns:cx6="http://schemas.microsoft.com/office/drawing/2016/5/12/chartex" xmlns:cx7="http://schemas.microsoft.com/office/drawing/2016/5/13/chartex" xmlns:cx8="http://schemas.microsoft.com/office/drawing/2016/5/14/chartex" xmlns:m="http://schemas.openxmlformats.org/officeDocument/2006/math" xmlns:mc="http://schemas.openxmlformats.org/markup-compatibility/2006" xmlns:o="urn:schemas-microsoft-com:office:office" xmlns:oel="http://schemas.microsoft.com/office/2019/extlst" xmlns:r="http://schemas.openxmlformats.org/officeDocument/2006/relationships" xmlns:v="urn:schemas-microsoft-com:vml" xmlns:w="http://schemas.openxmlformats.org/wordprocessingml/2006/main" xmlns:w10="urn:schemas-microsoft-com:office:word" xmlns:w14="http://schemas.microsoft.com/office/word/2010/wordml" xmlns:w15="http://schemas.microsoft.com/office/word/2012/wordml" xmlns:w16="http://schemas.microsoft.com/office/word/2018/wordml" xmlns:w16cex="http://schemas.microsoft.com/office/word/2018/wordml/cex" xmlns:w16cid="http://schemas.microsoft.com/office/word/2016/wordml/cid" xmlns:w16du="http://schemas.microsoft.com/office/word/2023/wordml/word16du" xmlns:w16sdtdh="http://schemas.microsoft.com/office/word/2020/wordml/sdtdatahash" xmlns:w16sdtfl="http://schemas.microsoft.com/office/word/2024/wordml/sdtformatlock" xmlns:w16se="http://schemas.microsoft.com/office/word/2015/wordml/symex" xmlns:wne="http://schemas.microsoft.com/office/word/2006/wordml" xmlns:wp="http://schemas.openxmlformats.org/drawingml/2006/wordprocessingDrawing" xmlns:wp14="http://schemas.microsoft.com/office/word/2010/wordprocessingDrawing" xmlns:wpc="http://schemas.microsoft.com/office/word/2010/wordprocessingCanvas" xmlns:wpg="http://schemas.microsoft.com/office/word/2010/wordprocessingGroup" xmlns:wpi="http://schemas.microsoft.com/office/word/2010/wordprocessingInk" xmlns:wps="http://schemas.microsoft.com/office/word/2010/wordprocessingShape" mc:Ignorable="w14 w15 w16 w16cex w16cid w16du w16sdtdh w16sdtfl w16se wp14">
   <w:endnote w:id="0" w:type="continuationSeparator">
     <w:p>
       <w:pPr>
@@ -893,19 +929,25 @@
 </file>
 
 <file path=word/footer1.xml><?xml version="1.0" encoding="utf-8"?>
-<w:ftr xmlns:w="http://schemas.openxmlformats.org/wordprocessingml/2006/main" xmlns:wpc="http://schemas.microsoft.com/office/word/2010/wordprocessingCanvas" xmlns:cx="http://schemas.microsoft.com/office/drawing/2014/chartex" xmlns:cx1="http://schemas.microsoft.com/office/drawing/2015/9/8/chartex" xmlns:cx2="http://schemas.microsoft.com/office/drawing/2015/10/21/chartex" xmlns:cx3="http://schemas.microsoft.com/office/drawing/2016/5/9/chartex" xmlns:cx4="http://schemas.microsoft.com/office/drawing/2016/5/10/chartex" xmlns:cx5="http://schemas.microsoft.com/office/drawing/2016/5/11/chartex" xmlns:cx6="http://schemas.microsoft.com/office/drawing/2016/5/12/chartex" xmlns:cx7="http://schemas.microsoft.com/office/drawing/2016/5/13/chartex" xmlns:cx8="http://schemas.microsoft.com/office/drawing/2016/5/14/chartex" xmlns:mc="http://schemas.openxmlformats.org/markup-compatibility/2006" xmlns:aink="http://schemas.microsoft.com/office/drawing/2016/ink" xmlns:am3d="http://schemas.microsoft.com/office/drawing/2017/model3d" xmlns:o="urn:schemas-microsoft-com:office:office" xmlns:oel="http://schemas.microsoft.com/office/2019/extlst" xmlns:r="http://schemas.openxmlformats.org/officeDocument/2006/relationships" xmlns:m="http://schemas.openxmlformats.org/officeDocument/2006/math" xmlns:v="urn:schemas-microsoft-com:vml" xmlns:wp14="http://schemas.microsoft.com/office/word/2010/wordprocessingDrawing" xmlns:wp="http://schemas.openxmlformats.org/drawingml/2006/wordprocessingDrawing" xmlns:w10="urn:schemas-microsoft-com:office:word" xmlns:w14="http://schemas.microsoft.com/office/word/2010/wordml" xmlns:w15="http://schemas.microsoft.com/office/word/2012/wordml" xmlns:w16cex="http://schemas.microsoft.com/office/word/2018/wordml/cex" xmlns:w16cid="http://schemas.microsoft.com/office/word/2016/wordml/cid" xmlns:w16="http://schemas.microsoft.com/office/word/2018/wordml" xmlns:w16du="http://schemas.microsoft.com/office/word/2023/wordml/word16du" xmlns:w16sdtdh="http://schemas.microsoft.com/office/word/2020/wordml/sdtdatahash" xmlns:w16sdtfl="http://schemas.microsoft.com/office/word/2024/wordml/sdtformatlock" xmlns:w16se="http://schemas.microsoft.com/office/word/2015/wordml/symex" xmlns:wpg="http://schemas.microsoft.com/office/word/2010/wordprocessingGroup" xmlns:wpi="http://schemas.microsoft.com/office/word/2010/wordprocessingInk" xmlns:wne="http://schemas.microsoft.com/office/word/2006/wordml" xmlns:wps="http://schemas.microsoft.com/office/word/2010/wordprocessingShape" mc:Ignorable="w14 w15 w16 w16cex w16cid w16du w16sdtdh w16sdtfl w16se wp14">
+<w:ftr xmlns:aink="http://schemas.microsoft.com/office/drawing/2016/ink" xmlns:am3d="http://schemas.microsoft.com/office/drawing/2017/model3d" xmlns:cx="http://schemas.microsoft.com/office/drawing/2014/chartex" xmlns:cx1="http://schemas.microsoft.com/office/drawing/2015/9/8/chartex" xmlns:cx2="http://schemas.microsoft.com/office/drawing/2015/10/21/chartex" xmlns:cx3="http://schemas.microsoft.com/office/drawing/2016/5/9/chartex" xmlns:cx4="http://schemas.microsoft.com/office/drawing/2016/5/10/chartex" xmlns:cx5="http://schemas.microsoft.com/office/drawing/2016/5/11/chartex" xmlns:cx6="http://schemas.microsoft.com/office/drawing/2016/5/12/chartex" xmlns:cx7="http://schemas.microsoft.com/office/drawing/2016/5/13/chartex" xmlns:cx8="http://schemas.microsoft.com/office/drawing/2016/5/14/chartex" xmlns:m="http://schemas.openxmlformats.org/officeDocument/2006/math" xmlns:mc="http://schemas.openxmlformats.org/markup-compatibility/2006" xmlns:o="urn:schemas-microsoft-com:office:office" xmlns:oel="http://schemas.microsoft.com/office/2019/extlst" xmlns:r="http://schemas.openxmlformats.org/officeDocument/2006/relationships" xmlns:v="urn:schemas-microsoft-com:vml" xmlns:w="http://schemas.openxmlformats.org/wordprocessingml/2006/main" xmlns:w10="urn:schemas-microsoft-com:office:word" xmlns:w14="http://schemas.microsoft.com/office/word/2010/wordml" xmlns:w15="http://schemas.microsoft.com/office/word/2012/wordml" xmlns:w16="http://schemas.microsoft.com/office/word/2018/wordml" xmlns:w16cex="http://schemas.microsoft.com/office/word/2018/wordml/cex" xmlns:w16cid="http://schemas.microsoft.com/office/word/2016/wordml/cid" xmlns:w16du="http://schemas.microsoft.com/office/word/2023/wordml/word16du" xmlns:w16sdtdh="http://schemas.microsoft.com/office/word/2020/wordml/sdtdatahash" xmlns:w16sdtfl="http://schemas.microsoft.com/office/word/2024/wordml/sdtformatlock" xmlns:w16se="http://schemas.microsoft.com/office/word/2015/wordml/symex" xmlns:wne="http://schemas.microsoft.com/office/word/2006/wordml" xmlns:wp="http://schemas.openxmlformats.org/drawingml/2006/wordprocessingDrawing" xmlns:wp14="http://schemas.microsoft.com/office/word/2010/wordprocessingDrawing" xmlns:wpc="http://schemas.microsoft.com/office/word/2010/wordprocessingCanvas" xmlns:wpg="http://schemas.microsoft.com/office/word/2010/wordprocessingGroup" xmlns:wpi="http://schemas.microsoft.com/office/word/2010/wordprocessingInk" xmlns:wps="http://schemas.microsoft.com/office/word/2010/wordprocessingShape" mc:Ignorable="w14 w15 w16 w16cex w16cid w16du w16sdtdh w16sdtfl w16se wp14">
   <w:p>
     <w:r>
       <w:t xml:space="preserve">Page </w:t>
     </w:r>
   </w:p>
   <w:p>
-    <w:fldChar w:fldCharType="begin"/>
-    <w:fldChar w:fldCharType="separate"/>
-    <w:fldChar w:fldCharType="end"/>
-    <w:instrText>
-      <w:text> PAGE </w:text>
-    </w:instrText>
+    <w:r>
+      <w:fldChar w:fldCharType="begin"/>
+    </w:r>
+    <w:r>
+      <w:instrText> PAGE </w:instrText>
+    </w:r>
+    <w:r>
+      <w:fldChar w:fldCharType="separate"/>
+    </w:r>
+    <w:r>
+      <w:fldChar w:fldCharType="end"/>
+    </w:r>
   </w:p>
   <w:p>
     <w:r>
@@ -913,12 +955,18 @@
     </w:r>
   </w:p>
   <w:p>
-    <w:fldChar w:fldCharType="begin"/>
-    <w:fldChar w:fldCharType="separate"/>
-    <w:fldChar w:fldCharType="end"/>
-    <w:instrText>
-      <w:text> NUMPAGES </w:text>
-    </w:instrText>
+    <w:r>
+      <w:fldChar w:fldCharType="begin"/>
+    </w:r>
+    <w:r>
+      <w:instrText> NUMPAGES </w:instrText>
+    </w:r>
+    <w:r>
+      <w:fldChar w:fldCharType="separate"/>
+    </w:r>
+    <w:r>
+      <w:fldChar w:fldCharType="end"/>
+    </w:r>
   </w:p>
   <w:p>
     <w:r>
@@ -929,7 +977,7 @@
 </file>
 
 <file path=word/footnotes.xml><?xml version="1.0" encoding="utf-8"?>
-<w:footnotes xmlns:w="http://schemas.openxmlformats.org/wordprocessingml/2006/main" xmlns:wpc="http://schemas.microsoft.com/office/word/2010/wordprocessingCanvas" xmlns:cx="http://schemas.microsoft.com/office/drawing/2014/chartex" xmlns:cx1="http://schemas.microsoft.com/office/drawing/2015/9/8/chartex" xmlns:cx2="http://schemas.microsoft.com/office/drawing/2015/10/21/chartex" xmlns:cx3="http://schemas.microsoft.com/office/drawing/2016/5/9/chartex" xmlns:cx4="http://schemas.microsoft.com/office/drawing/2016/5/10/chartex" xmlns:cx5="http://schemas.microsoft.com/office/drawing/2016/5/11/chartex" xmlns:cx6="http://schemas.microsoft.com/office/drawing/2016/5/12/chartex" xmlns:cx7="http://schemas.microsoft.com/office/drawing/2016/5/13/chartex" xmlns:cx8="http://schemas.microsoft.com/office/drawing/2016/5/14/chartex" xmlns:mc="http://schemas.openxmlformats.org/markup-compatibility/2006" xmlns:aink="http://schemas.microsoft.com/office/drawing/2016/ink" xmlns:am3d="http://schemas.microsoft.com/office/drawing/2017/model3d" xmlns:o="urn:schemas-microsoft-com:office:office" xmlns:oel="http://schemas.microsoft.com/office/2019/extlst" xmlns:r="http://schemas.openxmlformats.org/officeDocument/2006/relationships" xmlns:m="http://schemas.openxmlformats.org/officeDocument/2006/math" xmlns:v="urn:schemas-microsoft-com:vml" xmlns:wp14="http://schemas.microsoft.com/office/word/2010/wordprocessingDrawing" xmlns:wp="http://schemas.openxmlformats.org/drawingml/2006/wordprocessingDrawing" xmlns:w10="urn:schemas-microsoft-com:office:word" xmlns:w14="http://schemas.microsoft.com/office/word/2010/wordml" xmlns:w15="http://schemas.microsoft.com/office/word/2012/wordml" xmlns:w16cex="http://schemas.microsoft.com/office/word/2018/wordml/cex" xmlns:w16cid="http://schemas.microsoft.com/office/word/2016/wordml/cid" xmlns:w16="http://schemas.microsoft.com/office/word/2018/wordml" xmlns:w16du="http://schemas.microsoft.com/office/word/2023/wordml/word16du" xmlns:w16sdtdh="http://schemas.microsoft.com/office/word/2020/wordml/sdtdatahash" xmlns:w16sdtfl="http://schemas.microsoft.com/office/word/2024/wordml/sdtformatlock" xmlns:w16se="http://schemas.microsoft.com/office/word/2015/wordml/symex" xmlns:wpg="http://schemas.microsoft.com/office/word/2010/wordprocessingGroup" xmlns:wpi="http://schemas.microsoft.com/office/word/2010/wordprocessingInk" xmlns:wne="http://schemas.microsoft.com/office/word/2006/wordml" xmlns:wps="http://schemas.microsoft.com/office/word/2010/wordprocessingShape" mc:Ignorable="w14 w15 w16 w16cex w16cid w16du w16sdtdh w16sdtfl w16se wp14">
+<w:footnotes xmlns:aink="http://schemas.microsoft.com/office/drawing/2016/ink" xmlns:am3d="http://schemas.microsoft.com/office/drawing/2017/model3d" xmlns:cx="http://schemas.microsoft.com/office/drawing/2014/chartex" xmlns:cx1="http://schemas.microsoft.com/office/drawing/2015/9/8/chartex" xmlns:cx2="http://schemas.microsoft.com/office/drawing/2015/10/21/chartex" xmlns:cx3="http://schemas.microsoft.com/office/drawing/2016/5/9/chartex" xmlns:cx4="http://schemas.microsoft.com/office/drawing/2016/5/10/chartex" xmlns:cx5="http://schemas.microsoft.com/office/drawing/2016/5/11/chartex" xmlns:cx6="http://schemas.microsoft.com/office/drawing/2016/5/12/chartex" xmlns:cx7="http://schemas.microsoft.com/office/drawing/2016/5/13/chartex" xmlns:cx8="http://schemas.microsoft.com/office/drawing/2016/5/14/chartex" xmlns:m="http://schemas.openxmlformats.org/officeDocument/2006/math" xmlns:mc="http://schemas.openxmlformats.org/markup-compatibility/2006" xmlns:o="urn:schemas-microsoft-com:office:office" xmlns:oel="http://schemas.microsoft.com/office/2019/extlst" xmlns:r="http://schemas.openxmlformats.org/officeDocument/2006/relationships" xmlns:v="urn:schemas-microsoft-com:vml" xmlns:w="http://schemas.openxmlformats.org/wordprocessingml/2006/main" xmlns:w10="urn:schemas-microsoft-com:office:word" xmlns:w14="http://schemas.microsoft.com/office/word/2010/wordml" xmlns:w15="http://schemas.microsoft.com/office/word/2012/wordml" xmlns:w16="http://schemas.microsoft.com/office/word/2018/wordml" xmlns:w16cex="http://schemas.microsoft.com/office/word/2018/wordml/cex" xmlns:w16cid="http://schemas.microsoft.com/office/word/2016/wordml/cid" xmlns:w16du="http://schemas.microsoft.com/office/word/2023/wordml/word16du" xmlns:w16sdtdh="http://schemas.microsoft.com/office/word/2020/wordml/sdtdatahash" xmlns:w16sdtfl="http://schemas.microsoft.com/office/word/2024/wordml/sdtformatlock" xmlns:w16se="http://schemas.microsoft.com/office/word/2015/wordml/symex" xmlns:wne="http://schemas.microsoft.com/office/word/2006/wordml" xmlns:wp="http://schemas.openxmlformats.org/drawingml/2006/wordprocessingDrawing" xmlns:wp14="http://schemas.microsoft.com/office/word/2010/wordprocessingDrawing" xmlns:wpc="http://schemas.microsoft.com/office/word/2010/wordprocessingCanvas" xmlns:wpg="http://schemas.microsoft.com/office/word/2010/wordprocessingGroup" xmlns:wpi="http://schemas.microsoft.com/office/word/2010/wordprocessingInk" xmlns:wps="http://schemas.microsoft.com/office/word/2010/wordprocessingShape" mc:Ignorable="w14 w15 w16 w16cex w16cid w16du w16sdtdh w16sdtfl w16se wp14">
   <w:footnote w:id="0" w:type="continuationSeparator">
     <w:p>
       <w:pPr>
@@ -961,7 +1009,7 @@
 </file>
 
 <file path=word/header1.xml><?xml version="1.0" encoding="utf-8"?>
-<w:hdr xmlns:w="http://schemas.openxmlformats.org/wordprocessingml/2006/main" xmlns:wpc="http://schemas.microsoft.com/office/word/2010/wordprocessingCanvas" xmlns:cx="http://schemas.microsoft.com/office/drawing/2014/chartex" xmlns:cx1="http://schemas.microsoft.com/office/drawing/2015/9/8/chartex" xmlns:cx2="http://schemas.microsoft.com/office/drawing/2015/10/21/chartex" xmlns:cx3="http://schemas.microsoft.com/office/drawing/2016/5/9/chartex" xmlns:cx4="http://schemas.microsoft.com/office/drawing/2016/5/10/chartex" xmlns:cx5="http://schemas.microsoft.com/office/drawing/2016/5/11/chartex" xmlns:cx6="http://schemas.microsoft.com/office/drawing/2016/5/12/chartex" xmlns:cx7="http://schemas.microsoft.com/office/drawing/2016/5/13/chartex" xmlns:cx8="http://schemas.microsoft.com/office/drawing/2016/5/14/chartex" xmlns:mc="http://schemas.openxmlformats.org/markup-compatibility/2006" xmlns:aink="http://schemas.microsoft.com/office/drawing/2016/ink" xmlns:am3d="http://schemas.microsoft.com/office/drawing/2017/model3d" xmlns:o="urn:schemas-microsoft-com:office:office" xmlns:oel="http://schemas.microsoft.com/office/2019/extlst" xmlns:r="http://schemas.openxmlformats.org/officeDocument/2006/relationships" xmlns:m="http://schemas.openxmlformats.org/officeDocument/2006/math" xmlns:v="urn:schemas-microsoft-com:vml" xmlns:wp14="http://schemas.microsoft.com/office/word/2010/wordprocessingDrawing" xmlns:wp="http://schemas.openxmlformats.org/drawingml/2006/wordprocessingDrawing" xmlns:w10="urn:schemas-microsoft-com:office:word" xmlns:w14="http://schemas.microsoft.com/office/word/2010/wordml" xmlns:w15="http://schemas.microsoft.com/office/word/2012/wordml" xmlns:w16cex="http://schemas.microsoft.com/office/word/2018/wordml/cex" xmlns:w16cid="http://schemas.microsoft.com/office/word/2016/wordml/cid" xmlns:w16="http://schemas.microsoft.com/office/word/2018/wordml" xmlns:w16du="http://schemas.microsoft.com/office/word/2023/wordml/word16du" xmlns:w16sdtdh="http://schemas.microsoft.com/office/word/2020/wordml/sdtdatahash" xmlns:w16sdtfl="http://schemas.microsoft.com/office/word/2024/wordml/sdtformatlock" xmlns:w16se="http://schemas.microsoft.com/office/word/2015/wordml/symex" xmlns:wpg="http://schemas.microsoft.com/office/word/2010/wordprocessingGroup" xmlns:wpi="http://schemas.microsoft.com/office/word/2010/wordprocessingInk" xmlns:wne="http://schemas.microsoft.com/office/word/2006/wordml" xmlns:wps="http://schemas.microsoft.com/office/word/2010/wordprocessingShape" mc:Ignorable="w14 w15 w16 w16cex w16cid w16du w16sdtdh w16sdtfl w16se wp14">
+<w:hdr xmlns:aink="http://schemas.microsoft.com/office/drawing/2016/ink" xmlns:am3d="http://schemas.microsoft.com/office/drawing/2017/model3d" xmlns:cx="http://schemas.microsoft.com/office/drawing/2014/chartex" xmlns:cx1="http://schemas.microsoft.com/office/drawing/2015/9/8/chartex" xmlns:cx2="http://schemas.microsoft.com/office/drawing/2015/10/21/chartex" xmlns:cx3="http://schemas.microsoft.com/office/drawing/2016/5/9/chartex" xmlns:cx4="http://schemas.microsoft.com/office/drawing/2016/5/10/chartex" xmlns:cx5="http://schemas.microsoft.com/office/drawing/2016/5/11/chartex" xmlns:cx6="http://schemas.microsoft.com/office/drawing/2016/5/12/chartex" xmlns:cx7="http://schemas.microsoft.com/office/drawing/2016/5/13/chartex" xmlns:cx8="http://schemas.microsoft.com/office/drawing/2016/5/14/chartex" xmlns:m="http://schemas.openxmlformats.org/officeDocument/2006/math" xmlns:mc="http://schemas.openxmlformats.org/markup-compatibility/2006" xmlns:o="urn:schemas-microsoft-com:office:office" xmlns:oel="http://schemas.microsoft.com/office/2019/extlst" xmlns:r="http://schemas.openxmlformats.org/officeDocument/2006/relationships" xmlns:v="urn:schemas-microsoft-com:vml" xmlns:w="http://schemas.openxmlformats.org/wordprocessingml/2006/main" xmlns:w10="urn:schemas-microsoft-com:office:word" xmlns:w14="http://schemas.microsoft.com/office/word/2010/wordml" xmlns:w15="http://schemas.microsoft.com/office/word/2012/wordml" xmlns:w16="http://schemas.microsoft.com/office/word/2018/wordml" xmlns:w16cex="http://schemas.microsoft.com/office/word/2018/wordml/cex" xmlns:w16cid="http://schemas.microsoft.com/office/word/2016/wordml/cid" xmlns:w16du="http://schemas.microsoft.com/office/word/2023/wordml/word16du" xmlns:w16sdtdh="http://schemas.microsoft.com/office/word/2020/wordml/sdtdatahash" xmlns:w16sdtfl="http://schemas.microsoft.com/office/word/2024/wordml/sdtformatlock" xmlns:w16se="http://schemas.microsoft.com/office/word/2015/wordml/symex" xmlns:wne="http://schemas.microsoft.com/office/word/2006/wordml" xmlns:wp="http://schemas.openxmlformats.org/drawingml/2006/wordprocessingDrawing" xmlns:wp14="http://schemas.microsoft.com/office/word/2010/wordprocessingDrawing" xmlns:wpc="http://schemas.microsoft.com/office/word/2010/wordprocessingCanvas" xmlns:wpg="http://schemas.microsoft.com/office/word/2010/wordprocessingGroup" xmlns:wpi="http://schemas.microsoft.com/office/word/2010/wordprocessingInk" xmlns:wps="http://schemas.microsoft.com/office/word/2010/wordprocessingShape" mc:Ignorable="w14 w15 w16 w16cex w16cid w16du w16sdtdh w16sdtfl w16se wp14">
   <w:p>
     <w:r>
       <w:rPr>
@@ -974,18 +1022,12 @@
     <w:r>
       <w:t xml:space="preserve"> — </w:t>
     </w:r>
-    <w:r>
-      <w:rPr>
-        <w:i/>
-      </w:rPr>
-      <w:t>All Features Demo</w:t>
-    </w:r>
   </w:p>
 </w:hdr>
 </file>
 
 <file path=word/numbering.xml><?xml version="1.0" encoding="utf-8"?>
-<w:numbering xmlns:w="http://schemas.openxmlformats.org/wordprocessingml/2006/main" xmlns:mc="http://schemas.openxmlformats.org/markup-compatibility/2006" xmlns:w14="http://schemas.microsoft.com/office/word/2010/wordml" xmlns:w15="http://schemas.microsoft.com/office/word/2012/wordml" xmlns:w16se="http://schemas.microsoft.com/office/word/2015/wordml/symex" xmlns:w16cid="http://schemas.microsoft.com/office/word/2016/wordml/cid" xmlns:w16="http://schemas.microsoft.com/office/word/2018/wordml" xmlns:w16cex="http://schemas.microsoft.com/office/word/2018/wordml/cex" xmlns:w16sdtdh="http://schemas.microsoft.com/office/word/2020/wordml/sdtdatahash" xmlns:w16sdtfl="http://schemas.microsoft.com/office/word/2024/wordml/sdtformatlock" xmlns:w16du="http://schemas.microsoft.com/office/word/2023/wordml/word16du" xmlns:wp14="http://schemas.microsoft.com/office/word/2010/wordprocessingDrawing" mc:Ignorable="w14 w15 w16 w16cex w16cid w16du w16sdtdh w16sdtfl w16se wp14">
+<w:numbering xmlns:mc="http://schemas.openxmlformats.org/markup-compatibility/2006" xmlns:w="http://schemas.openxmlformats.org/wordprocessingml/2006/main" xmlns:w14="http://schemas.microsoft.com/office/word/2010/wordml" xmlns:w15="http://schemas.microsoft.com/office/word/2012/wordml" xmlns:w16="http://schemas.microsoft.com/office/word/2018/wordml" xmlns:w16cex="http://schemas.microsoft.com/office/word/2018/wordml/cex" xmlns:w16cid="http://schemas.microsoft.com/office/word/2016/wordml/cid" xmlns:w16du="http://schemas.microsoft.com/office/word/2023/wordml/word16du" xmlns:w16sdtdh="http://schemas.microsoft.com/office/word/2020/wordml/sdtdatahash" xmlns:w16sdtfl="http://schemas.microsoft.com/office/word/2024/wordml/sdtformatlock" xmlns:w16se="http://schemas.microsoft.com/office/word/2015/wordml/symex" xmlns:wp14="http://schemas.microsoft.com/office/word/2010/wordprocessingDrawing" mc:Ignorable="w14 w15 w16 w16cex w16cid w16du w16sdtdh w16sdtfl w16se wp14">
   <w:abstractNum w:abstractNumId="0">
     <w:lvl w:ilvl="0">
       <w:start w:val="1"/>
@@ -1190,25 +1232,25 @@
       <w:ind w:left="6480" w:hanging="360"/>
     </w:lvl>
   </w:abstractNum>
-  <w:num w:numId="1" w16cid:durableId="-1392236656">
+  <w:num w:numId="1" w16cid:durableId="-1201383999">
     <w:abstractNumId w:val="0"/>
   </w:num>
-  <w:num w:numId="2" w16cid:durableId="1369545605">
+  <w:num w:numId="2" w16cid:durableId="1486169881">
     <w:abstractNumId w:val="1"/>
   </w:num>
-  <w:num w:numId="3" w16cid:durableId="-1420945066">
+  <w:num w:numId="3" w16cid:durableId="273055652">
     <w:abstractNumId w:val="2"/>
   </w:num>
 </w:numbering>
 </file>
 
-<file path=word/sources.xml><?xml version="1.0" encoding="UTF-8" standalone="yes"?>
-
-<Sources xmlns="http://schemas.openxmlformats.org/officeDocument/2006/bibliography" b:SelectedStyle="APA"><Source><SourceType>Book</SourceType><Tag>gamma1994</Tag><Author><NameList><Person><First>Gamma,</First><Last>E.</Last></Person><Person><First>et</First><Last>al.</Last></Person></NameList></Author><Title>Design Patterns</Title><Year>1994</Year><Publisher>Addison-Wesley</Publisher><RefOrder>1</RefOrder></Source></Sources>
+<file path=word/sources.xml><?xml version="1.0" encoding="UTF-8" standalone="yes"?>
+<Sources xmlns="http://schemas.openxmlformats.org/officeDocument/2006/bibliography" b:SelectedStyle="APA"><Source><SourceType>Book</SourceType><Tag>gamma1994</Tag><Author><NameList><Person><First>Gamma,</First><Last>E.</Last></Person><Person><First>et</First><Last>al.</Last></Person></NameList></Author><Title>Design Patterns</Title><Year>1994</Year><Publisher>Addison-Wesley</Publisher><RefOrder>1</RefOrder></Source></Sources>
+
 </file>
 
 <file path=word/styles.xml><?xml version="1.0" encoding="utf-8"?>
-<w:styles xmlns:w="http://schemas.openxmlformats.org/wordprocessingml/2006/main" xmlns:mc="http://schemas.openxmlformats.org/markup-compatibility/2006" xmlns:r="http://schemas.openxmlformats.org/officeDocument/2006/relationships" xmlns:w14="http://schemas.microsoft.com/office/word/2010/wordml" xmlns:w15="http://schemas.microsoft.com/office/word/2012/wordml" xmlns:wp14="http://schemas.microsoft.com/office/word/2010/wordprocessingDrawing" xmlns:w16cex="http://schemas.microsoft.com/office/word/2018/wordml/cex" xmlns:w16cid="http://schemas.microsoft.com/office/word/2016/wordml/cid" xmlns:w16="http://schemas.microsoft.com/office/word/2018/wordml" xmlns:w16du="http://schemas.microsoft.com/office/word/2023/wordml/word16du" xmlns:w16sdtdh="http://schemas.microsoft.com/office/word/2020/wordml/sdtdatahash" xmlns:w16sdtfl="http://schemas.microsoft.com/office/word/2024/wordml/sdtformatlock" xmlns:w16se="http://schemas.microsoft.com/office/word/2015/wordml/symex" mc:Ignorable="w14 w15 w16 w16cex w16cid w16du w16sdtdh w16sdtfl w16se">
+<w:styles xmlns:mc="http://schemas.openxmlformats.org/markup-compatibility/2006" xmlns:r="http://schemas.openxmlformats.org/officeDocument/2006/relationships" xmlns:w="http://schemas.openxmlformats.org/wordprocessingml/2006/main" xmlns:w14="http://schemas.microsoft.com/office/word/2010/wordml" xmlns:w15="http://schemas.microsoft.com/office/word/2012/wordml" xmlns:w16="http://schemas.microsoft.com/office/word/2018/wordml" xmlns:w16cex="http://schemas.microsoft.com/office/word/2018/wordml/cex" xmlns:w16cid="http://schemas.microsoft.com/office/word/2016/wordml/cid" xmlns:w16du="http://schemas.microsoft.com/office/word/2023/wordml/word16du" xmlns:w16sdtdh="http://schemas.microsoft.com/office/word/2020/wordml/sdtdatahash" xmlns:w16sdtfl="http://schemas.microsoft.com/office/word/2024/wordml/sdtformatlock" xmlns:w16se="http://schemas.microsoft.com/office/word/2015/wordml/symex" xmlns:wp14="http://schemas.microsoft.com/office/word/2010/wordprocessingDrawing" mc:Ignorable="w14 w15 w16 w16cex w16cid w16du w16sdtdh w16sdtfl w16se">
   <w:docDefaults>
     <w:rPrDefault>
       <w:rPr>

--- a/examples/generated/ultimate_document.docx
+++ b/examples/generated/ultimate_document.docx
@@ -888,8 +888,8 @@
       <w:footerReference w:type="default" r:id="rId10"/>
       <w:pgSz w:w="12240" w:h="15840" w:orient="portrait"/>
       <w:pgMar w:top="720" w:bottom="720" w:left="1440" w:right="1440" w:header="720" w:footer="720" w:gutter="0"/>
+      <w:pgNumType w:start="1"/>
       <w:cols w:num="1" w:space="720"/>
-      <w:pgNumType w:start="1"/>
       <w:docGrid w:linePitch="360"/>
     </w:sectPr>
   </w:body>

--- a/examples/generated/ultimate_document.docx
+++ b/examples/generated/ultimate_document.docx
@@ -4,14 +4,14 @@
   <w:body>
     <w:p>
       <w:pPr>
+        <w:spacing w:before="2400"/>
         <w:jc w:val="center"/>
-        <w:spacing w:before="2400"/>
       </w:pPr>
       <w:r>
         <w:rPr>
-          <w:sz w:val="112"/>
           <w:b/>
           <w:color w:val="1F4E79"/>
+          <w:sz w:val="112"/>
         </w:rPr>
         <w:t>The Ultimate Document</w:t>
       </w:r>
@@ -103,10 +103,10 @@
     </w:p>
     <w:p>
       <w:pPr>
-        <w:spacing w:after="0"/>
         <w:pBdr>
           <w:bottom w:val="single" w:sz="12" w:color="4472C4"/>
         </w:pBdr>
+        <w:spacing w:after="0"/>
       </w:pPr>
     </w:p>
     <w:p>
@@ -620,8 +620,8 @@
         <w:tc>
           <w:tcPr>
             <w:tcW w:w="0" w:type="auto"/>
+            <w:gridSpan w:val="3"/>
             <w:shd w:val="clear" w:fill="1F4E79"/>
-            <w:gridSpan w:val="3"/>
           </w:tcPr>
           <w:p>
             <w:r>
@@ -707,7 +707,7 @@
       <w:r>
         <w:t xml:space="preserve">Visit the </w:t>
       </w:r>
-      <w:hyperlink r:id="https://example.com">
+      <w:hyperlink r:id="rId11">
         <w:r>
           <w:rPr>
             <w:color w:val="0000FF"/>
@@ -719,7 +719,7 @@
       <w:r>
         <w:t xml:space="preserve"> for more information, or check the </w:t>
       </w:r>
-      <w:hyperlink r:id="https://example.com/docs">
+      <w:hyperlink r:id="rId12">
         <w:r>
           <w:rPr>
             <w:color w:val="2E5090"/>
@@ -806,10 +806,10 @@
     </w:p>
     <w:p>
       <w:pPr>
-        <w:spacing w:after="0"/>
         <w:pBdr>
           <w:bottom w:val="single" w:sz="6" w:color="auto"/>
         </w:pBdr>
+        <w:spacing w:after="0"/>
       </w:pPr>
     </w:p>
     <w:p>
@@ -949,30 +949,6 @@
       <w:fldChar w:fldCharType="end"/>
     </w:r>
   </w:p>
-  <w:p>
-    <w:r>
-      <w:t xml:space="preserve"> of </w:t>
-    </w:r>
-  </w:p>
-  <w:p>
-    <w:r>
-      <w:fldChar w:fldCharType="begin"/>
-    </w:r>
-    <w:r>
-      <w:instrText> NUMPAGES </w:instrText>
-    </w:r>
-    <w:r>
-      <w:fldChar w:fldCharType="separate"/>
-    </w:r>
-    <w:r>
-      <w:fldChar w:fldCharType="end"/>
-    </w:r>
-  </w:p>
-  <w:p>
-    <w:r>
-      <w:t xml:space="preserve"> | Generated by Uniword Builder</w:t>
-    </w:r>
-  </w:p>
 </w:ftr>
 </file>
 
@@ -1012,15 +988,7 @@
 <w:hdr xmlns:aink="http://schemas.microsoft.com/office/drawing/2016/ink" xmlns:am3d="http://schemas.microsoft.com/office/drawing/2017/model3d" xmlns:cx="http://schemas.microsoft.com/office/drawing/2014/chartex" xmlns:cx1="http://schemas.microsoft.com/office/drawing/2015/9/8/chartex" xmlns:cx2="http://schemas.microsoft.com/office/drawing/2015/10/21/chartex" xmlns:cx3="http://schemas.microsoft.com/office/drawing/2016/5/9/chartex" xmlns:cx4="http://schemas.microsoft.com/office/drawing/2016/5/10/chartex" xmlns:cx5="http://schemas.microsoft.com/office/drawing/2016/5/11/chartex" xmlns:cx6="http://schemas.microsoft.com/office/drawing/2016/5/12/chartex" xmlns:cx7="http://schemas.microsoft.com/office/drawing/2016/5/13/chartex" xmlns:cx8="http://schemas.microsoft.com/office/drawing/2016/5/14/chartex" xmlns:m="http://schemas.openxmlformats.org/officeDocument/2006/math" xmlns:mc="http://schemas.openxmlformats.org/markup-compatibility/2006" xmlns:o="urn:schemas-microsoft-com:office:office" xmlns:oel="http://schemas.microsoft.com/office/2019/extlst" xmlns:r="http://schemas.openxmlformats.org/officeDocument/2006/relationships" xmlns:v="urn:schemas-microsoft-com:vml" xmlns:w="http://schemas.openxmlformats.org/wordprocessingml/2006/main" xmlns:w10="urn:schemas-microsoft-com:office:word" xmlns:w14="http://schemas.microsoft.com/office/word/2010/wordml" xmlns:w15="http://schemas.microsoft.com/office/word/2012/wordml" xmlns:w16="http://schemas.microsoft.com/office/word/2018/wordml" xmlns:w16cex="http://schemas.microsoft.com/office/word/2018/wordml/cex" xmlns:w16cid="http://schemas.microsoft.com/office/word/2016/wordml/cid" xmlns:w16du="http://schemas.microsoft.com/office/word/2023/wordml/word16du" xmlns:w16sdtdh="http://schemas.microsoft.com/office/word/2020/wordml/sdtdatahash" xmlns:w16sdtfl="http://schemas.microsoft.com/office/word/2024/wordml/sdtformatlock" xmlns:w16se="http://schemas.microsoft.com/office/word/2015/wordml/symex" xmlns:wne="http://schemas.microsoft.com/office/word/2006/wordml" xmlns:wp="http://schemas.openxmlformats.org/drawingml/2006/wordprocessingDrawing" xmlns:wp14="http://schemas.microsoft.com/office/word/2010/wordprocessingDrawing" xmlns:wpc="http://schemas.microsoft.com/office/word/2010/wordprocessingCanvas" xmlns:wpg="http://schemas.microsoft.com/office/word/2010/wordprocessingGroup" xmlns:wpi="http://schemas.microsoft.com/office/word/2010/wordprocessingInk" xmlns:wps="http://schemas.microsoft.com/office/word/2010/wordprocessingShape" mc:Ignorable="w14 w15 w16 w16cex w16cid w16du w16sdtdh w16sdtfl w16se wp14">
   <w:p>
     <w:r>
-      <w:rPr>
-        <w:b/>
-      </w:rPr>
-      <w:t>The Ultimate Document</w:t>
-    </w:r>
-  </w:p>
-  <w:p>
-    <w:r>
-      <w:t xml:space="preserve"> — </w:t>
+      <w:t>Appendix — Page numbering restarts here</w:t>
     </w:r>
   </w:p>
 </w:hdr>
@@ -1255,9 +1223,9 @@
     <w:rPrDefault>
       <w:rPr>
         <w:rFonts w:asciiTheme="minorHAnsi" w:eastAsiaTheme="minorEastAsia" w:hAnsiTheme="minorHAnsi" w:cstheme="minorBidi"/>
+        <w:kern w:val="2"/>
         <w:sz w:val="24"/>
         <w:szCs w:val="24"/>
-        <w:kern w:val="2"/>
         <w:lang w:val="en-US" w:eastAsia="zh-CN" w:bidi="ar-SA"/>
         <w14:ligatures w14:val="standardContextual"/>
       </w:rPr>
@@ -1666,9 +1634,9 @@
     </w:pPr>
     <w:rPr>
       <w:rFonts w:ascii="Calibri Light" w:hAnsi="Calibri Light"/>
-      <w:sz w:val="32"/>
       <w:b/>
       <w:color w:val="2E74B5"/>
+      <w:sz w:val="32"/>
     </w:rPr>
   </w:style>
   <w:style w:type="paragraph" w:styleId="Heading2">
@@ -1683,9 +1651,9 @@
     </w:pPr>
     <w:rPr>
       <w:rFonts w:ascii="Calibri Light" w:hAnsi="Calibri Light"/>
-      <w:sz w:val="26"/>
       <w:b/>
       <w:color w:val="2E74B5"/>
+      <w:sz w:val="26"/>
     </w:rPr>
   </w:style>
   <w:style w:type="paragraph" w:styleId="Heading3">
@@ -1700,9 +1668,9 @@
     </w:pPr>
     <w:rPr>
       <w:rFonts w:ascii="Calibri" w:hAnsi="Calibri"/>
-      <w:sz w:val="24"/>
       <w:b/>
       <w:color w:val="1F4E79"/>
+      <w:sz w:val="24"/>
     </w:rPr>
   </w:style>
   <w:style w:type="paragraph" w:styleId="Heading4">
@@ -1717,9 +1685,9 @@
     </w:pPr>
     <w:rPr>
       <w:rFonts w:ascii="Calibri" w:hAnsi="Calibri"/>
-      <w:sz w:val="22"/>
       <w:b/>
       <w:color w:val="2E74B5"/>
+      <w:sz w:val="22"/>
     </w:rPr>
   </w:style>
   <w:style w:type="paragraph" w:styleId="Heading5">
@@ -1734,9 +1702,9 @@
     </w:pPr>
     <w:rPr>
       <w:rFonts w:ascii="Calibri" w:hAnsi="Calibri"/>
-      <w:sz w:val="20"/>
       <w:b/>
       <w:color w:val="2E74B5"/>
+      <w:sz w:val="20"/>
     </w:rPr>
   </w:style>
   <w:style w:type="paragraph" w:styleId="Heading6">
@@ -1751,9 +1719,9 @@
     </w:pPr>
     <w:rPr>
       <w:rFonts w:ascii="Calibri" w:hAnsi="Calibri"/>
-      <w:sz w:val="20"/>
       <w:b/>
       <w:color w:val="1F3763"/>
+      <w:sz w:val="20"/>
     </w:rPr>
   </w:style>
   <w:style w:type="paragraph" w:styleId="Heading7">
@@ -1768,9 +1736,9 @@
     </w:pPr>
     <w:rPr>
       <w:rFonts w:ascii="Calibri" w:hAnsi="Calibri"/>
-      <w:sz w:val="20"/>
       <w:b/>
       <w:color w:val="2E74B5"/>
+      <w:sz w:val="20"/>
     </w:rPr>
   </w:style>
   <w:style w:type="paragraph" w:styleId="Heading8">
@@ -1785,9 +1753,9 @@
     </w:pPr>
     <w:rPr>
       <w:rFonts w:ascii="Calibri" w:hAnsi="Calibri"/>
-      <w:sz w:val="20"/>
       <w:b/>
       <w:color w:val="2E74B5"/>
+      <w:sz w:val="20"/>
     </w:rPr>
   </w:style>
   <w:style w:type="paragraph" w:styleId="Heading9">
@@ -1802,9 +1770,9 @@
     </w:pPr>
     <w:rPr>
       <w:rFonts w:ascii="Calibri" w:hAnsi="Calibri"/>
-      <w:sz w:val="20"/>
       <w:b/>
       <w:color w:val="2E74B5"/>
+      <w:sz w:val="20"/>
     </w:rPr>
   </w:style>
   <w:style w:type="character" w:styleId="Emphasis" w:customStyle="1">
@@ -1823,9 +1791,9 @@
     <w:name w:val="CustomSubtitle"/>
     <w:basedOn w:val="Normal"/>
     <w:rPr>
-      <w:sz w:val="48"/>
       <w:i/>
       <w:color w:val="4472C4"/>
+      <w:sz w:val="48"/>
     </w:rPr>
   </w:style>
   <w:style w:type="table" w:styleId="TableNormal" w:default="1">
@@ -1834,13 +1802,13 @@
     <w:semiHidden/>
     <w:unhideWhenUsed/>
     <w:tblPr>
+      <w:tblInd w:w="0" w:type="dxa"/>
       <w:tblCellMar>
         <w:top w:w="0" w:type="dxa"/>
         <w:left w:w="108" w:type="dxa"/>
         <w:bottom w:w="0" w:type="dxa"/>
         <w:right w:w="108" w:type="dxa"/>
       </w:tblCellMar>
-      <w:tblInd w:w="0" w:type="dxa"/>
     </w:tblPr>
   </w:style>
   <w:style w:type="numbering" w:styleId="NoList" w:default="1">
@@ -2045,6 +2013,5 @@
   </a:themeElements>
   <a:objectDefaults/>
   <a:extraClrSchemeLst/>
-  <a:extLst/>
 </a:theme>
 </file>
--- a/examples/generated/ultimate_document.docx
+++ b/examples/generated/ultimate_document.docx
@@ -1002,7 +1002,9 @@
       <w:numFmt w:val="bullet"/>
       <w:lvlText w:val="•"/>
       <w:lvlJc w:val="left"/>
-      <w:ind w:left="720" w:hanging="360"/>
+      <w:pPr>
+        <w:ind w:left="720" w:hanging="360"/>
+      </w:pPr>
       <w:rPr>
         <w:rFonts w:ascii="Symbol" w:hAnsi="Symbol" w:hint="default"/>
       </w:rPr>
@@ -1012,7 +1014,9 @@
       <w:numFmt w:val="bullet"/>
       <w:lvlText w:val="○"/>
       <w:lvlJc w:val="left"/>
-      <w:ind w:left="1440" w:hanging="360"/>
+      <w:pPr>
+        <w:ind w:left="1440" w:hanging="360"/>
+      </w:pPr>
       <w:rPr>
         <w:rFonts w:ascii="Symbol" w:hAnsi="Symbol" w:hint="default"/>
       </w:rPr>
@@ -1022,7 +1026,9 @@
       <w:numFmt w:val="bullet"/>
       <w:lvlText w:val="■"/>
       <w:lvlJc w:val="left"/>
-      <w:ind w:left="2160" w:hanging="360"/>
+      <w:pPr>
+        <w:ind w:left="2160" w:hanging="360"/>
+      </w:pPr>
       <w:rPr>
         <w:rFonts w:ascii="Symbol" w:hAnsi="Symbol" w:hint="default"/>
       </w:rPr>
@@ -1032,7 +1038,9 @@
       <w:numFmt w:val="bullet"/>
       <w:lvlText w:val="•"/>
       <w:lvlJc w:val="left"/>
-      <w:ind w:left="2880" w:hanging="360"/>
+      <w:pPr>
+        <w:ind w:left="2880" w:hanging="360"/>
+      </w:pPr>
       <w:rPr>
         <w:rFonts w:ascii="Symbol" w:hAnsi="Symbol" w:hint="default"/>
       </w:rPr>
@@ -1042,7 +1050,9 @@
       <w:numFmt w:val="bullet"/>
       <w:lvlText w:val="○"/>
       <w:lvlJc w:val="left"/>
-      <w:ind w:left="3600" w:hanging="360"/>
+      <w:pPr>
+        <w:ind w:left="3600" w:hanging="360"/>
+      </w:pPr>
       <w:rPr>
         <w:rFonts w:ascii="Symbol" w:hAnsi="Symbol" w:hint="default"/>
       </w:rPr>
@@ -1052,7 +1062,9 @@
       <w:numFmt w:val="bullet"/>
       <w:lvlText w:val="■"/>
       <w:lvlJc w:val="left"/>
-      <w:ind w:left="4320" w:hanging="360"/>
+      <w:pPr>
+        <w:ind w:left="4320" w:hanging="360"/>
+      </w:pPr>
       <w:rPr>
         <w:rFonts w:ascii="Symbol" w:hAnsi="Symbol" w:hint="default"/>
       </w:rPr>
@@ -1062,7 +1074,9 @@
       <w:numFmt w:val="bullet"/>
       <w:lvlText w:val="•"/>
       <w:lvlJc w:val="left"/>
-      <w:ind w:left="5040" w:hanging="360"/>
+      <w:pPr>
+        <w:ind w:left="5040" w:hanging="360"/>
+      </w:pPr>
       <w:rPr>
         <w:rFonts w:ascii="Symbol" w:hAnsi="Symbol" w:hint="default"/>
       </w:rPr>
@@ -1072,7 +1086,9 @@
       <w:numFmt w:val="bullet"/>
       <w:lvlText w:val="○"/>
       <w:lvlJc w:val="left"/>
-      <w:ind w:left="5760" w:hanging="360"/>
+      <w:pPr>
+        <w:ind w:left="5760" w:hanging="360"/>
+      </w:pPr>
       <w:rPr>
         <w:rFonts w:ascii="Symbol" w:hAnsi="Symbol" w:hint="default"/>
       </w:rPr>
@@ -1082,7 +1098,9 @@
       <w:numFmt w:val="bullet"/>
       <w:lvlText w:val="■"/>
       <w:lvlJc w:val="left"/>
-      <w:ind w:left="6480" w:hanging="360"/>
+      <w:pPr>
+        <w:ind w:left="6480" w:hanging="360"/>
+      </w:pPr>
       <w:rPr>
         <w:rFonts w:ascii="Symbol" w:hAnsi="Symbol" w:hint="default"/>
       </w:rPr>
@@ -1093,55 +1111,73 @@
       <w:start w:val="1"/>
       <w:numFmt w:val="decimal"/>
       <w:lvlJc w:val="left"/>
-      <w:ind w:left="720" w:hanging="360"/>
+      <w:pPr>
+        <w:ind w:left="720" w:hanging="360"/>
+      </w:pPr>
     </w:lvl>
     <w:lvl w:ilvl="1">
       <w:start w:val="1"/>
       <w:numFmt w:val="decimal"/>
       <w:lvlJc w:val="left"/>
-      <w:ind w:left="1440" w:hanging="360"/>
+      <w:pPr>
+        <w:ind w:left="1440" w:hanging="360"/>
+      </w:pPr>
     </w:lvl>
     <w:lvl w:ilvl="2">
       <w:start w:val="1"/>
       <w:numFmt w:val="decimal"/>
       <w:lvlJc w:val="left"/>
-      <w:ind w:left="2160" w:hanging="360"/>
+      <w:pPr>
+        <w:ind w:left="2160" w:hanging="360"/>
+      </w:pPr>
     </w:lvl>
     <w:lvl w:ilvl="3">
       <w:start w:val="1"/>
       <w:numFmt w:val="decimal"/>
       <w:lvlJc w:val="left"/>
-      <w:ind w:left="2880" w:hanging="360"/>
+      <w:pPr>
+        <w:ind w:left="2880" w:hanging="360"/>
+      </w:pPr>
     </w:lvl>
     <w:lvl w:ilvl="4">
       <w:start w:val="1"/>
       <w:numFmt w:val="decimal"/>
       <w:lvlJc w:val="left"/>
-      <w:ind w:left="3600" w:hanging="360"/>
+      <w:pPr>
+        <w:ind w:left="3600" w:hanging="360"/>
+      </w:pPr>
     </w:lvl>
     <w:lvl w:ilvl="5">
       <w:start w:val="1"/>
       <w:numFmt w:val="decimal"/>
       <w:lvlJc w:val="left"/>
-      <w:ind w:left="4320" w:hanging="360"/>
+      <w:pPr>
+        <w:ind w:left="4320" w:hanging="360"/>
+      </w:pPr>
     </w:lvl>
     <w:lvl w:ilvl="6">
       <w:start w:val="1"/>
       <w:numFmt w:val="decimal"/>
       <w:lvlJc w:val="left"/>
-      <w:ind w:left="5040" w:hanging="360"/>
+      <w:pPr>
+        <w:ind w:left="5040" w:hanging="360"/>
+      </w:pPr>
     </w:lvl>
     <w:lvl w:ilvl="7">
       <w:start w:val="1"/>
       <w:numFmt w:val="decimal"/>
       <w:lvlJc w:val="left"/>
-      <w:ind w:left="5760" w:hanging="360"/>
+      <w:pPr>
+        <w:ind w:left="5760" w:hanging="360"/>
+      </w:pPr>
     </w:lvl>
     <w:lvl w:ilvl="8">
       <w:start w:val="1"/>
       <w:numFmt w:val="decimal"/>
       <w:lvlJc w:val="left"/>
-      <w:ind w:left="6480" w:hanging="360"/>
+      <w:pPr>
+        <w:ind w:left="6480" w:hanging="360"/>
+      </w:pPr>
     </w:lvl>
   </w:abstractNum>
   <w:abstractNum w:abstractNumId="2">
@@ -1149,55 +1185,73 @@
       <w:start w:val="1"/>
       <w:numFmt w:val="decimal"/>
       <w:lvlJc w:val="left"/>
-      <w:ind w:left="720" w:hanging="360"/>
+      <w:pPr>
+        <w:ind w:left="720" w:hanging="360"/>
+      </w:pPr>
     </w:lvl>
     <w:lvl w:ilvl="1">
       <w:start w:val="1"/>
       <w:numFmt w:val="decimal"/>
       <w:lvlJc w:val="left"/>
-      <w:ind w:left="1440" w:hanging="360"/>
+      <w:pPr>
+        <w:ind w:left="1440" w:hanging="360"/>
+      </w:pPr>
     </w:lvl>
     <w:lvl w:ilvl="2">
       <w:start w:val="1"/>
       <w:numFmt w:val="decimal"/>
       <w:lvlJc w:val="left"/>
-      <w:ind w:left="2160" w:hanging="360"/>
+      <w:pPr>
+        <w:ind w:left="2160" w:hanging="360"/>
+      </w:pPr>
     </w:lvl>
     <w:lvl w:ilvl="3">
       <w:start w:val="1"/>
       <w:numFmt w:val="decimal"/>
       <w:lvlJc w:val="left"/>
-      <w:ind w:left="2880" w:hanging="360"/>
+      <w:pPr>
+        <w:ind w:left="2880" w:hanging="360"/>
+      </w:pPr>
     </w:lvl>
     <w:lvl w:ilvl="4">
       <w:start w:val="1"/>
       <w:numFmt w:val="decimal"/>
       <w:lvlJc w:val="left"/>
-      <w:ind w:left="3600" w:hanging="360"/>
+      <w:pPr>
+        <w:ind w:left="3600" w:hanging="360"/>
+      </w:pPr>
     </w:lvl>
     <w:lvl w:ilvl="5">
       <w:start w:val="1"/>
       <w:numFmt w:val="decimal"/>
       <w:lvlJc w:val="left"/>
-      <w:ind w:left="4320" w:hanging="360"/>
+      <w:pPr>
+        <w:ind w:left="4320" w:hanging="360"/>
+      </w:pPr>
     </w:lvl>
     <w:lvl w:ilvl="6">
       <w:start w:val="1"/>
       <w:numFmt w:val="decimal"/>
       <w:lvlJc w:val="left"/>
-      <w:ind w:left="5040" w:hanging="360"/>
+      <w:pPr>
+        <w:ind w:left="5040" w:hanging="360"/>
+      </w:pPr>
     </w:lvl>
     <w:lvl w:ilvl="7">
       <w:start w:val="1"/>
       <w:numFmt w:val="decimal"/>
       <w:lvlJc w:val="left"/>
-      <w:ind w:left="5760" w:hanging="360"/>
+      <w:pPr>
+        <w:ind w:left="5760" w:hanging="360"/>
+      </w:pPr>
     </w:lvl>
     <w:lvl w:ilvl="8">
       <w:start w:val="1"/>
       <w:numFmt w:val="decimal"/>
       <w:lvlJc w:val="left"/>
-      <w:ind w:left="6480" w:hanging="360"/>
+      <w:pPr>
+        <w:ind w:left="6480" w:hanging="360"/>
+      </w:pPr>
     </w:lvl>
   </w:abstractNum>
   <w:num w:numId="1" w16cid:durableId="-1201383999">

--- a/examples/generated/ultimate_document.docx
+++ b/examples/generated/ultimate_document.docx
@@ -707,7 +707,7 @@
       <w:r>
         <w:t xml:space="preserve">Visit the </w:t>
       </w:r>
-      <w:hyperlink r:id="rId11">
+      <w:hyperlink r:id="rId12">
         <w:r>
           <w:rPr>
             <w:color w:val="0000FF"/>
@@ -719,7 +719,7 @@
       <w:r>
         <w:t xml:space="preserve"> for more information, or check the </w:t>
       </w:r>
-      <w:hyperlink r:id="rId12">
+      <w:hyperlink r:id="rId13">
         <w:r>
           <w:rPr>
             <w:color w:val="2E5090"/>
@@ -884,8 +884,8 @@
       </w:sdt>
     </w:p>
     <w:sectPr w:val="nextPage">
-      <w:headerReference w:type="default" r:id="rId9"/>
-      <w:footerReference w:type="default" r:id="rId10"/>
+      <w:headerReference w:type="default" r:id="rId5"/>
+      <w:footerReference w:type="default" r:id="rId6"/>
       <w:pgSz w:w="12240" w:h="15840" w:orient="portrait"/>
       <w:pgMar w:top="720" w:bottom="720" w:left="1440" w:right="1440" w:header="720" w:footer="720" w:gutter="0"/>
       <w:pgNumType w:start="1"/>
@@ -1674,7 +1674,6 @@
   </w:style>
   <w:style w:type="character" w:styleId="DefaultParagraphFont" w:default="1">
     <w:name w:val="Default Paragraph Font"/>
-    <w:semiHidden/>
   </w:style>
   <w:style w:type="paragraph" w:styleId="Heading1">
     <w:name w:val="Heading 1"/>
